--- a/theary/JSintro.docx
+++ b/theary/JSintro.docx
@@ -22,12 +22,14 @@
         <w:pStyle w:val="Subtitle"/>
         <w:ind w:firstLine="360"/>
       </w:pPr>
+      <w:proofErr w:type="spellStart"/>
       <w:r>
         <w:t>Java</w:t>
       </w:r>
       <w:r>
         <w:t>script</w:t>
       </w:r>
+      <w:proofErr w:type="spellEnd"/>
       <w:r>
         <w:t xml:space="preserve"> introduction</w:t>
       </w:r>
@@ -39,12 +41,14 @@
       <w:r>
         <w:t xml:space="preserve">Question </w:t>
       </w:r>
+      <w:proofErr w:type="gramStart"/>
       <w:r>
         <w:rPr>
           <w:rStyle w:val="Emphasis"/>
         </w:rPr>
         <w:t>1 :</w:t>
       </w:r>
+      <w:proofErr w:type="gramEnd"/>
       <w:r>
         <w:t xml:space="preserve"> </w:t>
       </w:r>
@@ -61,14 +65,46 @@
           <w:b/>
           <w:bCs/>
         </w:rPr>
-        <w:t xml:space="preserve">What is JS </w:t>
-      </w:r>
+        <w:t xml:space="preserve">What is </w:t>
+      </w:r>
+      <w:proofErr w:type="gramStart"/>
       <w:r>
         <w:rPr>
           <w:b/>
           <w:bCs/>
         </w:rPr>
-        <w:t xml:space="preserve"> &amp;  role of JS in web development ? </w:t>
+        <w:t xml:space="preserve">JS </w:t>
+      </w:r>
+      <w:r>
+        <w:rPr>
+          <w:b/>
+          <w:bCs/>
+        </w:rPr>
+        <w:t xml:space="preserve"> &amp;</w:t>
+      </w:r>
+      <w:proofErr w:type="gramEnd"/>
+      <w:r>
+        <w:rPr>
+          <w:b/>
+          <w:bCs/>
+        </w:rPr>
+        <w:t xml:space="preserve">  role of JS in web </w:t>
+      </w:r>
+      <w:proofErr w:type="gramStart"/>
+      <w:r>
+        <w:rPr>
+          <w:b/>
+          <w:bCs/>
+        </w:rPr>
+        <w:t>development ?</w:t>
+      </w:r>
+      <w:proofErr w:type="gramEnd"/>
+      <w:r>
+        <w:rPr>
+          <w:b/>
+          <w:bCs/>
+        </w:rPr>
+        <w:t xml:space="preserve"> </w:t>
       </w:r>
       <w:r>
         <w:rPr>
@@ -87,10 +123,26 @@
         </w:numPr>
       </w:pPr>
       <w:r>
-        <w:t xml:space="preserve">java script is </w:t>
-      </w:r>
-      <w:r>
-        <w:t xml:space="preserve"> a lightweight , object – oriented</w:t>
+        <w:t xml:space="preserve">java script </w:t>
+      </w:r>
+      <w:proofErr w:type="gramStart"/>
+      <w:r>
+        <w:t xml:space="preserve">is </w:t>
+      </w:r>
+      <w:r>
+        <w:t xml:space="preserve"> a</w:t>
+      </w:r>
+      <w:proofErr w:type="gramEnd"/>
+      <w:r>
+        <w:t xml:space="preserve"> </w:t>
+      </w:r>
+      <w:proofErr w:type="gramStart"/>
+      <w:r>
+        <w:t>lightweight ,</w:t>
+      </w:r>
+      <w:proofErr w:type="gramEnd"/>
+      <w:r>
+        <w:t xml:space="preserve"> object – oriented</w:t>
       </w:r>
       <w:r>
         <w:t xml:space="preserve"> programming</w:t>
@@ -111,7 +163,15 @@
         </w:numPr>
       </w:pPr>
       <w:r>
-        <w:t xml:space="preserve">It’s scripting language mainly used to make a webpages </w:t>
+        <w:t xml:space="preserve">It’s scripting language mainly used to make a </w:t>
+      </w:r>
+      <w:proofErr w:type="gramStart"/>
+      <w:r>
+        <w:t>webpages</w:t>
+      </w:r>
+      <w:proofErr w:type="gramEnd"/>
+      <w:r>
+        <w:t xml:space="preserve"> </w:t>
       </w:r>
       <w:r>
         <w:t>interactive.</w:t>
@@ -149,6 +209,7 @@
       <w:r>
         <w:t xml:space="preserve">Question </w:t>
       </w:r>
+      <w:proofErr w:type="gramStart"/>
       <w:r>
         <w:rPr>
           <w:rStyle w:val="IntenseQuoteChar"/>
@@ -156,7 +217,11 @@
         <w:t xml:space="preserve">2 </w:t>
       </w:r>
       <w:r>
-        <w:t xml:space="preserve">: </w:t>
+        <w:t>:</w:t>
+      </w:r>
+      <w:proofErr w:type="gramEnd"/>
+      <w:r>
+        <w:t xml:space="preserve"> </w:t>
       </w:r>
     </w:p>
     <w:p>
@@ -171,8 +236,17 @@
           <w:b/>
           <w:bCs/>
         </w:rPr>
-        <w:t>How is JavaScript different from other programming languages ?</w:t>
-      </w:r>
+        <w:t xml:space="preserve">How is JavaScript different from other programming </w:t>
+      </w:r>
+      <w:proofErr w:type="gramStart"/>
+      <w:r>
+        <w:rPr>
+          <w:b/>
+          <w:bCs/>
+        </w:rPr>
+        <w:t>languages ?</w:t>
+      </w:r>
+      <w:proofErr w:type="gramEnd"/>
       <w:r>
         <w:rPr>
           <w:b/>
@@ -212,6 +286,7 @@
       <w:r>
         <w:t xml:space="preserve">Question </w:t>
       </w:r>
+      <w:proofErr w:type="gramStart"/>
       <w:r>
         <w:rPr>
           <w:rStyle w:val="Emphasis"/>
@@ -225,7 +300,11 @@
         <w:t xml:space="preserve"> </w:t>
       </w:r>
       <w:r>
-        <w:t xml:space="preserve">: </w:t>
+        <w:t>:</w:t>
+      </w:r>
+      <w:proofErr w:type="gramEnd"/>
+      <w:r>
+        <w:t xml:space="preserve"> </w:t>
       </w:r>
     </w:p>
     <w:p>
@@ -240,8 +319,17 @@
           <w:b/>
           <w:bCs/>
         </w:rPr>
-        <w:t>How to link an external JavaScript file to an HTML ?</w:t>
-      </w:r>
+        <w:t xml:space="preserve">How to link an external JavaScript file to an </w:t>
+      </w:r>
+      <w:proofErr w:type="gramStart"/>
+      <w:r>
+        <w:rPr>
+          <w:b/>
+          <w:bCs/>
+        </w:rPr>
+        <w:t>HTML ?</w:t>
+      </w:r>
+      <w:proofErr w:type="gramEnd"/>
       <w:r>
         <w:rPr>
           <w:b/>
@@ -259,7 +347,23 @@
         </w:numPr>
       </w:pPr>
       <w:r>
-        <w:t>The &lt;script&gt; tag in HTML is used to add JavaScript to a webpage. It can contain internal code or link an external JavaScript file using the src attribute, such as &lt;script src="script.js"&gt;&lt;/script&gt;.</w:t>
+        <w:t xml:space="preserve">The &lt;script&gt; tag in HTML is used to add JavaScript to a webpage. It can contain internal code or link an external JavaScript file using the </w:t>
+      </w:r>
+      <w:proofErr w:type="spellStart"/>
+      <w:r>
+        <w:t>src</w:t>
+      </w:r>
+      <w:proofErr w:type="spellEnd"/>
+      <w:r>
+        <w:t xml:space="preserve"> attribute, such as &lt;script </w:t>
+      </w:r>
+      <w:proofErr w:type="spellStart"/>
+      <w:r>
+        <w:t>src</w:t>
+      </w:r>
+      <w:proofErr w:type="spellEnd"/>
+      <w:r>
+        <w:t>="script.js"&gt;&lt;/script&gt;.</w:t>
       </w:r>
     </w:p>
     <w:p>
@@ -308,6 +412,7 @@
       <w:r>
         <w:t xml:space="preserve"> </w:t>
       </w:r>
+      <w:proofErr w:type="gramStart"/>
       <w:r>
         <w:rPr>
           <w:rStyle w:val="Emphasis"/>
@@ -322,6 +427,7 @@
         </w:rPr>
         <w:t>:</w:t>
       </w:r>
+      <w:proofErr w:type="gramEnd"/>
     </w:p>
     <w:p>
       <w:pPr>
@@ -338,15 +444,24 @@
           <w:b/>
           <w:bCs/>
         </w:rPr>
-        <w:t>What are variable in JS</w:t>
-      </w:r>
+        <w:t xml:space="preserve">What are variable in </w:t>
+      </w:r>
+      <w:proofErr w:type="gramStart"/>
       <w:r>
         <w:rPr>
           <w:b/>
           <w:bCs/>
         </w:rPr>
+        <w:t>JS</w:t>
+      </w:r>
+      <w:r>
+        <w:rPr>
+          <w:b/>
+          <w:bCs/>
+        </w:rPr>
         <w:t xml:space="preserve"> ?</w:t>
       </w:r>
+      <w:proofErr w:type="gramEnd"/>
       <w:r>
         <w:rPr>
           <w:b/>
@@ -376,7 +491,15 @@
         </w:numPr>
       </w:pPr>
       <w:r>
-        <w:t> Think of it like a labeled box. You can put different items (values) into the box, and you can change the item inside the box whenever you need to.</w:t>
+        <w:t xml:space="preserve"> Think of it like a </w:t>
+      </w:r>
+      <w:proofErr w:type="spellStart"/>
+      <w:r>
+        <w:t>labeled</w:t>
+      </w:r>
+      <w:proofErr w:type="spellEnd"/>
+      <w:r>
+        <w:t xml:space="preserve"> box. You can put different items (values) into the box, and you can change the item inside the box whenever you need to.</w:t>
       </w:r>
     </w:p>
     <w:p>
@@ -413,21 +536,57 @@
           <w:b/>
           <w:bCs/>
         </w:rPr>
-        <w:t>How do you declare a variable using var, let,and const</w:t>
-      </w:r>
+        <w:t xml:space="preserve">How do you declare a variable using var, </w:t>
+      </w:r>
+      <w:proofErr w:type="spellStart"/>
+      <w:proofErr w:type="gramStart"/>
       <w:r>
         <w:rPr>
           <w:b/>
           <w:bCs/>
         </w:rPr>
-        <w:t xml:space="preserve"> </w:t>
-      </w:r>
+        <w:t>let,and</w:t>
+      </w:r>
+      <w:proofErr w:type="spellEnd"/>
+      <w:proofErr w:type="gramEnd"/>
       <w:r>
         <w:rPr>
           <w:b/>
           <w:bCs/>
         </w:rPr>
-        <w:t xml:space="preserve">? </w:t>
+        <w:t xml:space="preserve"> </w:t>
+      </w:r>
+      <w:proofErr w:type="spellStart"/>
+      <w:proofErr w:type="gramStart"/>
+      <w:r>
+        <w:rPr>
+          <w:b/>
+          <w:bCs/>
+        </w:rPr>
+        <w:t>const</w:t>
+      </w:r>
+      <w:proofErr w:type="spellEnd"/>
+      <w:r>
+        <w:rPr>
+          <w:b/>
+          <w:bCs/>
+        </w:rPr>
+        <w:t xml:space="preserve"> </w:t>
+      </w:r>
+      <w:r>
+        <w:rPr>
+          <w:b/>
+          <w:bCs/>
+        </w:rPr>
+        <w:t>?</w:t>
+      </w:r>
+      <w:proofErr w:type="gramEnd"/>
+      <w:r>
+        <w:rPr>
+          <w:b/>
+          <w:bCs/>
+        </w:rPr>
+        <w:t xml:space="preserve"> </w:t>
       </w:r>
     </w:p>
     <w:p>
@@ -439,8 +598,13 @@
         </w:numPr>
       </w:pPr>
       <w:r>
-        <w:t>Using a “var” :</w:t>
-      </w:r>
+        <w:t>Using a “var</w:t>
+      </w:r>
+      <w:proofErr w:type="gramStart"/>
+      <w:r>
+        <w:t>” :</w:t>
+      </w:r>
+      <w:proofErr w:type="gramEnd"/>
       <w:r>
         <w:t xml:space="preserve"> </w:t>
       </w:r>
@@ -457,12 +621,14 @@
       <w:r>
         <w:t xml:space="preserve"> way to declare a variable in </w:t>
       </w:r>
+      <w:proofErr w:type="gramStart"/>
       <w:r>
         <w:t xml:space="preserve">JS </w:t>
       </w:r>
       <w:r>
         <w:t>.</w:t>
       </w:r>
+      <w:proofErr w:type="gramEnd"/>
     </w:p>
     <w:p>
       <w:pPr>
@@ -483,16 +649,45 @@
         <w:t xml:space="preserve">Ex: </w:t>
       </w:r>
       <w:r>
-        <w:t xml:space="preserve">var favoriteColor = "blue"; </w:t>
+        <w:t xml:space="preserve">var </w:t>
+      </w:r>
+      <w:proofErr w:type="spellStart"/>
+      <w:r>
+        <w:t>favoriteColor</w:t>
+      </w:r>
+      <w:proofErr w:type="spellEnd"/>
+      <w:r>
+        <w:t xml:space="preserve"> = "blue"; </w:t>
       </w:r>
     </w:p>
     <w:p>
       <w:pPr>
         <w:pStyle w:val="ListParagraph"/>
       </w:pPr>
+      <w:proofErr w:type="spellStart"/>
       <w:r>
         <w:lastRenderedPageBreak/>
-        <w:t>Document.write(favoritecolor); // output : blue</w:t>
+        <w:t>Document.write</w:t>
+      </w:r>
+      <w:proofErr w:type="spellEnd"/>
+      <w:r>
+        <w:t>(</w:t>
+      </w:r>
+      <w:proofErr w:type="spellStart"/>
+      <w:r>
+        <w:t>favoritecolor</w:t>
+      </w:r>
+      <w:proofErr w:type="spellEnd"/>
+      <w:r>
+        <w:t xml:space="preserve">); // </w:t>
+      </w:r>
+      <w:proofErr w:type="gramStart"/>
+      <w:r>
+        <w:t>output :</w:t>
+      </w:r>
+      <w:proofErr w:type="gramEnd"/>
+      <w:r>
+        <w:t xml:space="preserve"> blue</w:t>
       </w:r>
     </w:p>
     <w:p>
@@ -515,22 +710,56 @@
         </w:sectPr>
       </w:pPr>
       <w:r>
-        <w:t xml:space="preserve">Using a ‘ let ‘ : </w:t>
+        <w:t xml:space="preserve">Using a </w:t>
+      </w:r>
+      <w:proofErr w:type="gramStart"/>
+      <w:r>
+        <w:t>‘ let</w:t>
+      </w:r>
+      <w:proofErr w:type="gramEnd"/>
+      <w:r>
+        <w:t xml:space="preserve"> </w:t>
+      </w:r>
+      <w:proofErr w:type="gramStart"/>
+      <w:r>
+        <w:t>‘ :</w:t>
+      </w:r>
+      <w:proofErr w:type="gramEnd"/>
+      <w:r>
+        <w:t xml:space="preserve"> </w:t>
       </w:r>
       <w:r>
         <w:t>The </w:t>
       </w:r>
+      <w:proofErr w:type="gramStart"/>
       <w:r>
         <w:t xml:space="preserve">‘ </w:t>
       </w:r>
       <w:r>
         <w:t>let</w:t>
       </w:r>
-      <w:r>
-        <w:t xml:space="preserve"> ‘</w:t>
-      </w:r>
-      <w:r>
-        <w:t xml:space="preserve"> keyword (modern  practice)</w:t>
+      <w:proofErr w:type="gramEnd"/>
+      <w:r>
+        <w:t xml:space="preserve"> </w:t>
+      </w:r>
+      <w:proofErr w:type="gramStart"/>
+      <w:r>
+        <w:t>‘</w:t>
+      </w:r>
+      <w:r>
+        <w:t xml:space="preserve"> keyword</w:t>
+      </w:r>
+      <w:proofErr w:type="gramEnd"/>
+      <w:r>
+        <w:t xml:space="preserve"> (</w:t>
+      </w:r>
+      <w:proofErr w:type="gramStart"/>
+      <w:r>
+        <w:t>modern  practice</w:t>
+      </w:r>
+      <w:proofErr w:type="gramEnd"/>
+      <w:r>
+        <w:t>)</w:t>
       </w:r>
       <w:r>
         <w:t> </w:t>
@@ -574,29 +803,51 @@
         <w:t xml:space="preserve">Ex: </w:t>
       </w:r>
       <w:r>
-        <w:t xml:space="preserve"> </w:t>
-      </w:r>
-      <w:r>
-        <w:t>let gameScore; // Declaration</w:t>
+        <w:t xml:space="preserve"> let </w:t>
+      </w:r>
+      <w:proofErr w:type="spellStart"/>
+      <w:r>
+        <w:t>gameScore</w:t>
+      </w:r>
+      <w:proofErr w:type="spellEnd"/>
+      <w:r>
+        <w:t>; // Declaration</w:t>
       </w:r>
     </w:p>
     <w:p>
       <w:pPr>
         <w:pStyle w:val="ListParagraph"/>
       </w:pPr>
-      <w:r>
-        <w:t>gameScore = 0; // Assignment</w:t>
+      <w:proofErr w:type="spellStart"/>
+      <w:r>
+        <w:t>gameScore</w:t>
+      </w:r>
+      <w:proofErr w:type="spellEnd"/>
+      <w:r>
+        <w:t xml:space="preserve"> = 0; // Assignment</w:t>
       </w:r>
     </w:p>
     <w:p>
       <w:pPr>
         <w:pStyle w:val="ListParagraph"/>
       </w:pPr>
+      <w:proofErr w:type="spellStart"/>
+      <w:proofErr w:type="gramStart"/>
       <w:r>
         <w:t>document.write</w:t>
       </w:r>
-      <w:r>
-        <w:t>(gameScore); // Output: 0</w:t>
+      <w:proofErr w:type="spellEnd"/>
+      <w:proofErr w:type="gramEnd"/>
+      <w:r>
+        <w:t>(</w:t>
+      </w:r>
+      <w:proofErr w:type="spellStart"/>
+      <w:r>
+        <w:t>gameScore</w:t>
+      </w:r>
+      <w:proofErr w:type="spellEnd"/>
+      <w:r>
+        <w:t>); // Output: 0</w:t>
       </w:r>
     </w:p>
     <w:p>
@@ -608,19 +859,36 @@
       <w:pPr>
         <w:pStyle w:val="ListParagraph"/>
       </w:pPr>
-      <w:r>
-        <w:t xml:space="preserve">gameScore = 100; </w:t>
+      <w:proofErr w:type="spellStart"/>
+      <w:r>
+        <w:t>gameScore</w:t>
+      </w:r>
+      <w:proofErr w:type="spellEnd"/>
+      <w:r>
+        <w:t xml:space="preserve"> = 100; </w:t>
       </w:r>
     </w:p>
     <w:p>
       <w:pPr>
         <w:pStyle w:val="ListParagraph"/>
       </w:pPr>
+      <w:proofErr w:type="spellStart"/>
+      <w:proofErr w:type="gramStart"/>
       <w:r>
         <w:t>document.write</w:t>
       </w:r>
-      <w:r>
-        <w:t>(gameScore); // Output: 100</w:t>
+      <w:proofErr w:type="spellEnd"/>
+      <w:proofErr w:type="gramEnd"/>
+      <w:r>
+        <w:t>(</w:t>
+      </w:r>
+      <w:proofErr w:type="spellStart"/>
+      <w:r>
+        <w:t>gameScore</w:t>
+      </w:r>
+      <w:proofErr w:type="spellEnd"/>
+      <w:r>
+        <w:t>); // Output: 100</w:t>
       </w:r>
     </w:p>
     <w:p>
@@ -633,19 +901,52 @@
         <w:pStyle w:val="ListParagraph"/>
       </w:pPr>
       <w:r>
-        <w:t xml:space="preserve">let playerName = "PlayerOne"; </w:t>
+        <w:t xml:space="preserve">let </w:t>
+      </w:r>
+      <w:proofErr w:type="spellStart"/>
+      <w:r>
+        <w:t>playerName</w:t>
+      </w:r>
+      <w:proofErr w:type="spellEnd"/>
+      <w:r>
+        <w:t xml:space="preserve"> = "</w:t>
+      </w:r>
+      <w:proofErr w:type="spellStart"/>
+      <w:r>
+        <w:t>PlayerOne</w:t>
+      </w:r>
+      <w:proofErr w:type="spellEnd"/>
+      <w:r>
+        <w:t xml:space="preserve">"; </w:t>
       </w:r>
     </w:p>
     <w:p>
       <w:pPr>
         <w:pStyle w:val="ListParagraph"/>
       </w:pPr>
+      <w:proofErr w:type="spellStart"/>
+      <w:proofErr w:type="gramStart"/>
       <w:r>
         <w:t>document.write</w:t>
       </w:r>
-      <w:r>
-        <w:t>(playerName); // Output: PlayerOne</w:t>
-      </w:r>
+      <w:proofErr w:type="spellEnd"/>
+      <w:proofErr w:type="gramEnd"/>
+      <w:r>
+        <w:t>(</w:t>
+      </w:r>
+      <w:proofErr w:type="spellStart"/>
+      <w:r>
+        <w:t>playerName</w:t>
+      </w:r>
+      <w:proofErr w:type="spellEnd"/>
+      <w:r>
+        <w:t xml:space="preserve">); // Output: </w:t>
+      </w:r>
+      <w:proofErr w:type="spellStart"/>
+      <w:r>
+        <w:t>PlayerOne</w:t>
+      </w:r>
+      <w:proofErr w:type="spellEnd"/>
     </w:p>
     <w:p>
       <w:pPr>
@@ -661,10 +962,60 @@
         </w:numPr>
       </w:pPr>
       <w:r>
-        <w:t xml:space="preserve">Using a ‘ const ‘ :  the ‘const’ </w:t>
-      </w:r>
-      <w:r>
-        <w:t xml:space="preserve"> - constant redelcare &amp; reassiign are not possible</w:t>
+        <w:t xml:space="preserve">Using a </w:t>
+      </w:r>
+      <w:proofErr w:type="gramStart"/>
+      <w:r>
+        <w:t xml:space="preserve">‘ </w:t>
+      </w:r>
+      <w:proofErr w:type="spellStart"/>
+      <w:r>
+        <w:t>const</w:t>
+      </w:r>
+      <w:proofErr w:type="spellEnd"/>
+      <w:proofErr w:type="gramEnd"/>
+      <w:r>
+        <w:t xml:space="preserve"> </w:t>
+      </w:r>
+      <w:proofErr w:type="gramStart"/>
+      <w:r>
+        <w:t>‘ :</w:t>
+      </w:r>
+      <w:proofErr w:type="gramEnd"/>
+      <w:r>
+        <w:t xml:space="preserve">  the ‘</w:t>
+      </w:r>
+      <w:proofErr w:type="spellStart"/>
+      <w:r>
+        <w:t>const</w:t>
+      </w:r>
+      <w:proofErr w:type="spellEnd"/>
+      <w:proofErr w:type="gramStart"/>
+      <w:r>
+        <w:t xml:space="preserve">’ </w:t>
+      </w:r>
+      <w:r>
+        <w:t xml:space="preserve"> -</w:t>
+      </w:r>
+      <w:proofErr w:type="gramEnd"/>
+      <w:r>
+        <w:t xml:space="preserve"> constant </w:t>
+      </w:r>
+      <w:proofErr w:type="spellStart"/>
+      <w:r>
+        <w:t>redelcare</w:t>
+      </w:r>
+      <w:proofErr w:type="spellEnd"/>
+      <w:r>
+        <w:t xml:space="preserve"> &amp; </w:t>
+      </w:r>
+      <w:proofErr w:type="spellStart"/>
+      <w:r>
+        <w:t>reassiign</w:t>
+      </w:r>
+      <w:proofErr w:type="spellEnd"/>
+      <w:r>
+        <w:t xml:space="preserve"> are not possible</w:t>
       </w:r>
       <w:r>
         <w:t xml:space="preserve"> in this variable.</w:t>
@@ -680,30 +1031,39 @@
       <w:r>
         <w:t xml:space="preserve"> </w:t>
       </w:r>
-      <w:r>
-        <w:t>const pi = 3.14;</w:t>
+      <w:proofErr w:type="spellStart"/>
+      <w:r>
+        <w:t>const</w:t>
+      </w:r>
+      <w:proofErr w:type="spellEnd"/>
+      <w:r>
+        <w:t xml:space="preserve"> pi = 3.14;</w:t>
       </w:r>
     </w:p>
     <w:p>
       <w:pPr>
         <w:pStyle w:val="ListParagraph"/>
       </w:pPr>
+      <w:proofErr w:type="spellStart"/>
       <w:r>
         <w:t>Documnent.write</w:t>
       </w:r>
-      <w:r>
-        <w:t>(pi)</w:t>
-      </w:r>
-      <w:r>
-        <w:t>; // output: 3.14</w:t>
+      <w:proofErr w:type="spellEnd"/>
+      <w:r>
+        <w:t>(pi); // output: 3.14</w:t>
       </w:r>
     </w:p>
     <w:p>
       <w:pPr>
         <w:pStyle w:val="ListParagraph"/>
       </w:pPr>
-      <w:r>
-        <w:t>const name = "Kartik";</w:t>
+      <w:proofErr w:type="spellStart"/>
+      <w:r>
+        <w:t>const</w:t>
+      </w:r>
+      <w:proofErr w:type="spellEnd"/>
+      <w:r>
+        <w:t xml:space="preserve"> name = "Kartik";</w:t>
       </w:r>
     </w:p>
     <w:p>
@@ -717,15 +1077,74 @@
           <w:docGrid w:linePitch="360"/>
         </w:sectPr>
       </w:pPr>
+      <w:proofErr w:type="spellStart"/>
+      <w:proofErr w:type="gramStart"/>
       <w:r>
         <w:t>document.write</w:t>
       </w:r>
-      <w:r>
-        <w:t>(name);</w:t>
-      </w:r>
-      <w:r>
-        <w:t xml:space="preserve">   // output: error</w:t>
-      </w:r>
+      <w:proofErr w:type="spellEnd"/>
+      <w:proofErr w:type="gramEnd"/>
+      <w:r>
+        <w:t>(name</w:t>
+      </w:r>
+      <w:proofErr w:type="gramStart"/>
+      <w:r>
+        <w:t xml:space="preserve">);   </w:t>
+      </w:r>
+      <w:proofErr w:type="gramEnd"/>
+      <w:r>
+        <w:t>// output: error</w:t>
+      </w:r>
+    </w:p>
+    <w:p>
+      <w:pPr>
+        <w:pStyle w:val="Heading1"/>
+        <w:ind w:firstLine="360"/>
+        <w:rPr>
+          <w:color w:val="2F5496" w:themeColor="accent1" w:themeShade="BF"/>
+        </w:rPr>
+      </w:pPr>
+      <w:r>
+        <w:rPr>
+          <w:color w:val="2F5496" w:themeColor="accent1" w:themeShade="BF"/>
+        </w:rPr>
+        <w:t>THEARY ASSIGNMEN</w:t>
+      </w:r>
+      <w:r>
+        <w:rPr>
+          <w:color w:val="2F5496" w:themeColor="accent1" w:themeShade="BF"/>
+        </w:rPr>
+        <w:t>T</w:t>
+      </w:r>
+    </w:p>
+    <w:p>
+      <w:pPr>
+        <w:pStyle w:val="Subtitle"/>
+      </w:pPr>
+      <w:r>
+        <w:tab/>
+        <w:t>JavaScript operators</w:t>
+      </w:r>
+    </w:p>
+    <w:p>
+      <w:pPr>
+        <w:pStyle w:val="Subtitle"/>
+      </w:pPr>
+      <w:r>
+        <w:tab/>
+        <w:t xml:space="preserve">Question </w:t>
+      </w:r>
+      <w:proofErr w:type="gramStart"/>
+      <w:r>
+        <w:rPr>
+          <w:rStyle w:val="Emphasis"/>
+        </w:rPr>
+        <w:t>1</w:t>
+      </w:r>
+      <w:r>
+        <w:t xml:space="preserve"> :</w:t>
+      </w:r>
+      <w:proofErr w:type="gramEnd"/>
     </w:p>
     <w:p/>
     <w:sectPr>
@@ -3291,6 +3710,7 @@
   <w:style w:type="character" w:default="1" w:styleId="DefaultParagraphFont">
     <w:name w:val="Default Paragraph Font"/>
     <w:uiPriority w:val="1"/>
+    <w:semiHidden/>
     <w:unhideWhenUsed/>
   </w:style>
   <w:style w:type="table" w:default="1" w:styleId="TableNormal">

--- a/theary/JSintro.docx
+++ b/theary/JSintro.docx
@@ -22,14 +22,12 @@
         <w:pStyle w:val="Subtitle"/>
         <w:ind w:firstLine="360"/>
       </w:pPr>
-      <w:proofErr w:type="spellStart"/>
       <w:r>
         <w:t>Java</w:t>
       </w:r>
       <w:r>
         <w:t>script</w:t>
       </w:r>
-      <w:proofErr w:type="spellEnd"/>
       <w:r>
         <w:t xml:space="preserve"> introduction</w:t>
       </w:r>
@@ -41,14 +39,12 @@
       <w:r>
         <w:t xml:space="preserve">Question </w:t>
       </w:r>
-      <w:proofErr w:type="gramStart"/>
       <w:r>
         <w:rPr>
           <w:rStyle w:val="Emphasis"/>
         </w:rPr>
         <w:t>1 :</w:t>
       </w:r>
-      <w:proofErr w:type="gramEnd"/>
       <w:r>
         <w:t xml:space="preserve"> </w:t>
       </w:r>
@@ -65,46 +61,14 @@
           <w:b/>
           <w:bCs/>
         </w:rPr>
-        <w:t xml:space="preserve">What is </w:t>
-      </w:r>
-      <w:proofErr w:type="gramStart"/>
+        <w:t xml:space="preserve">What is JS </w:t>
+      </w:r>
       <w:r>
         <w:rPr>
           <w:b/>
           <w:bCs/>
         </w:rPr>
-        <w:t xml:space="preserve">JS </w:t>
-      </w:r>
-      <w:r>
-        <w:rPr>
-          <w:b/>
-          <w:bCs/>
-        </w:rPr>
-        <w:t xml:space="preserve"> &amp;</w:t>
-      </w:r>
-      <w:proofErr w:type="gramEnd"/>
-      <w:r>
-        <w:rPr>
-          <w:b/>
-          <w:bCs/>
-        </w:rPr>
-        <w:t xml:space="preserve">  role of JS in web </w:t>
-      </w:r>
-      <w:proofErr w:type="gramStart"/>
-      <w:r>
-        <w:rPr>
-          <w:b/>
-          <w:bCs/>
-        </w:rPr>
-        <w:t>development ?</w:t>
-      </w:r>
-      <w:proofErr w:type="gramEnd"/>
-      <w:r>
-        <w:rPr>
-          <w:b/>
-          <w:bCs/>
-        </w:rPr>
-        <w:t xml:space="preserve"> </w:t>
+        <w:t xml:space="preserve"> &amp;  role of JS in web development ? </w:t>
       </w:r>
       <w:r>
         <w:rPr>
@@ -123,26 +87,10 @@
         </w:numPr>
       </w:pPr>
       <w:r>
-        <w:t xml:space="preserve">java script </w:t>
-      </w:r>
-      <w:proofErr w:type="gramStart"/>
-      <w:r>
-        <w:t xml:space="preserve">is </w:t>
-      </w:r>
-      <w:r>
-        <w:t xml:space="preserve"> a</w:t>
-      </w:r>
-      <w:proofErr w:type="gramEnd"/>
-      <w:r>
-        <w:t xml:space="preserve"> </w:t>
-      </w:r>
-      <w:proofErr w:type="gramStart"/>
-      <w:r>
-        <w:t>lightweight ,</w:t>
-      </w:r>
-      <w:proofErr w:type="gramEnd"/>
-      <w:r>
-        <w:t xml:space="preserve"> object – oriented</w:t>
+        <w:t xml:space="preserve">java script is </w:t>
+      </w:r>
+      <w:r>
+        <w:t xml:space="preserve"> a lightweight , object – oriented</w:t>
       </w:r>
       <w:r>
         <w:t xml:space="preserve"> programming</w:t>
@@ -163,15 +111,7 @@
         </w:numPr>
       </w:pPr>
       <w:r>
-        <w:t xml:space="preserve">It’s scripting language mainly used to make a </w:t>
-      </w:r>
-      <w:proofErr w:type="gramStart"/>
-      <w:r>
-        <w:t>webpages</w:t>
-      </w:r>
-      <w:proofErr w:type="gramEnd"/>
-      <w:r>
-        <w:t xml:space="preserve"> </w:t>
+        <w:t xml:space="preserve">It’s scripting language mainly used to make a webpages </w:t>
       </w:r>
       <w:r>
         <w:t>interactive.</w:t>
@@ -209,7 +149,6 @@
       <w:r>
         <w:t xml:space="preserve">Question </w:t>
       </w:r>
-      <w:proofErr w:type="gramStart"/>
       <w:r>
         <w:rPr>
           <w:rStyle w:val="IntenseQuoteChar"/>
@@ -217,11 +156,7 @@
         <w:t xml:space="preserve">2 </w:t>
       </w:r>
       <w:r>
-        <w:t>:</w:t>
-      </w:r>
-      <w:proofErr w:type="gramEnd"/>
-      <w:r>
-        <w:t xml:space="preserve"> </w:t>
+        <w:t xml:space="preserve">: </w:t>
       </w:r>
     </w:p>
     <w:p>
@@ -236,17 +171,8 @@
           <w:b/>
           <w:bCs/>
         </w:rPr>
-        <w:t xml:space="preserve">How is JavaScript different from other programming </w:t>
-      </w:r>
-      <w:proofErr w:type="gramStart"/>
-      <w:r>
-        <w:rPr>
-          <w:b/>
-          <w:bCs/>
-        </w:rPr>
-        <w:t>languages ?</w:t>
-      </w:r>
-      <w:proofErr w:type="gramEnd"/>
+        <w:t>How is JavaScript different from other programming languages ?</w:t>
+      </w:r>
       <w:r>
         <w:rPr>
           <w:b/>
@@ -286,7 +212,6 @@
       <w:r>
         <w:t xml:space="preserve">Question </w:t>
       </w:r>
-      <w:proofErr w:type="gramStart"/>
       <w:r>
         <w:rPr>
           <w:rStyle w:val="Emphasis"/>
@@ -300,11 +225,7 @@
         <w:t xml:space="preserve"> </w:t>
       </w:r>
       <w:r>
-        <w:t>:</w:t>
-      </w:r>
-      <w:proofErr w:type="gramEnd"/>
-      <w:r>
-        <w:t xml:space="preserve"> </w:t>
+        <w:t xml:space="preserve">: </w:t>
       </w:r>
     </w:p>
     <w:p>
@@ -319,17 +240,8 @@
           <w:b/>
           <w:bCs/>
         </w:rPr>
-        <w:t xml:space="preserve">How to link an external JavaScript file to an </w:t>
-      </w:r>
-      <w:proofErr w:type="gramStart"/>
-      <w:r>
-        <w:rPr>
-          <w:b/>
-          <w:bCs/>
-        </w:rPr>
-        <w:t>HTML ?</w:t>
-      </w:r>
-      <w:proofErr w:type="gramEnd"/>
+        <w:t>How to link an external JavaScript file to an HTML ?</w:t>
+      </w:r>
       <w:r>
         <w:rPr>
           <w:b/>
@@ -347,23 +259,7 @@
         </w:numPr>
       </w:pPr>
       <w:r>
-        <w:t xml:space="preserve">The &lt;script&gt; tag in HTML is used to add JavaScript to a webpage. It can contain internal code or link an external JavaScript file using the </w:t>
-      </w:r>
-      <w:proofErr w:type="spellStart"/>
-      <w:r>
-        <w:t>src</w:t>
-      </w:r>
-      <w:proofErr w:type="spellEnd"/>
-      <w:r>
-        <w:t xml:space="preserve"> attribute, such as &lt;script </w:t>
-      </w:r>
-      <w:proofErr w:type="spellStart"/>
-      <w:r>
-        <w:t>src</w:t>
-      </w:r>
-      <w:proofErr w:type="spellEnd"/>
-      <w:r>
-        <w:t>="script.js"&gt;&lt;/script&gt;.</w:t>
+        <w:t>The &lt;script&gt; tag in HTML is used to add JavaScript to a webpage. It can contain internal code or link an external JavaScript file using the src attribute, such as &lt;script src="script.js"&gt;&lt;/script&gt;.</w:t>
       </w:r>
     </w:p>
     <w:p>
@@ -412,7 +308,6 @@
       <w:r>
         <w:t xml:space="preserve"> </w:t>
       </w:r>
-      <w:proofErr w:type="gramStart"/>
       <w:r>
         <w:rPr>
           <w:rStyle w:val="Emphasis"/>
@@ -427,7 +322,6 @@
         </w:rPr>
         <w:t>:</w:t>
       </w:r>
-      <w:proofErr w:type="gramEnd"/>
     </w:p>
     <w:p>
       <w:pPr>
@@ -444,15 +338,7 @@
           <w:b/>
           <w:bCs/>
         </w:rPr>
-        <w:t xml:space="preserve">What are variable in </w:t>
-      </w:r>
-      <w:proofErr w:type="gramStart"/>
-      <w:r>
-        <w:rPr>
-          <w:b/>
-          <w:bCs/>
-        </w:rPr>
-        <w:t>JS</w:t>
+        <w:t>What are variable in JS</w:t>
       </w:r>
       <w:r>
         <w:rPr>
@@ -461,7 +347,6 @@
         </w:rPr>
         <w:t xml:space="preserve"> ?</w:t>
       </w:r>
-      <w:proofErr w:type="gramEnd"/>
       <w:r>
         <w:rPr>
           <w:b/>
@@ -491,15 +376,7 @@
         </w:numPr>
       </w:pPr>
       <w:r>
-        <w:t xml:space="preserve"> Think of it like a </w:t>
-      </w:r>
-      <w:proofErr w:type="spellStart"/>
-      <w:r>
-        <w:t>labeled</w:t>
-      </w:r>
-      <w:proofErr w:type="spellEnd"/>
-      <w:r>
-        <w:t xml:space="preserve"> box. You can put different items (values) into the box, and you can change the item inside the box whenever you need to.</w:t>
+        <w:t> Think of it like a labeled box. You can put different items (values) into the box, and you can change the item inside the box whenever you need to.</w:t>
       </w:r>
     </w:p>
     <w:p>
@@ -536,19 +413,8 @@
           <w:b/>
           <w:bCs/>
         </w:rPr>
-        <w:t xml:space="preserve">How do you declare a variable using var, </w:t>
-      </w:r>
-      <w:proofErr w:type="spellStart"/>
-      <w:proofErr w:type="gramStart"/>
-      <w:r>
-        <w:rPr>
-          <w:b/>
-          <w:bCs/>
-        </w:rPr>
-        <w:t>let,and</w:t>
-      </w:r>
-      <w:proofErr w:type="spellEnd"/>
-      <w:proofErr w:type="gramEnd"/>
+        <w:t>How do you declare a variable using var, let,and const</w:t>
+      </w:r>
       <w:r>
         <w:rPr>
           <w:b/>
@@ -556,37 +422,12 @@
         </w:rPr>
         <w:t xml:space="preserve"> </w:t>
       </w:r>
-      <w:proofErr w:type="spellStart"/>
-      <w:proofErr w:type="gramStart"/>
       <w:r>
         <w:rPr>
           <w:b/>
           <w:bCs/>
         </w:rPr>
-        <w:t>const</w:t>
-      </w:r>
-      <w:proofErr w:type="spellEnd"/>
-      <w:r>
-        <w:rPr>
-          <w:b/>
-          <w:bCs/>
-        </w:rPr>
-        <w:t xml:space="preserve"> </w:t>
-      </w:r>
-      <w:r>
-        <w:rPr>
-          <w:b/>
-          <w:bCs/>
-        </w:rPr>
-        <w:t>?</w:t>
-      </w:r>
-      <w:proofErr w:type="gramEnd"/>
-      <w:r>
-        <w:rPr>
-          <w:b/>
-          <w:bCs/>
-        </w:rPr>
-        <w:t xml:space="preserve"> </w:t>
+        <w:t xml:space="preserve">? </w:t>
       </w:r>
     </w:p>
     <w:p>
@@ -598,13 +439,8 @@
         </w:numPr>
       </w:pPr>
       <w:r>
-        <w:t>Using a “var</w:t>
-      </w:r>
-      <w:proofErr w:type="gramStart"/>
-      <w:r>
-        <w:t>” :</w:t>
-      </w:r>
-      <w:proofErr w:type="gramEnd"/>
+        <w:t>Using a “var” :</w:t>
+      </w:r>
       <w:r>
         <w:t xml:space="preserve"> </w:t>
       </w:r>
@@ -621,14 +457,12 @@
       <w:r>
         <w:t xml:space="preserve"> way to declare a variable in </w:t>
       </w:r>
-      <w:proofErr w:type="gramStart"/>
       <w:r>
         <w:t xml:space="preserve">JS </w:t>
       </w:r>
       <w:r>
         <w:t>.</w:t>
       </w:r>
-      <w:proofErr w:type="gramEnd"/>
     </w:p>
     <w:p>
       <w:pPr>
@@ -649,45 +483,16 @@
         <w:t xml:space="preserve">Ex: </w:t>
       </w:r>
       <w:r>
-        <w:t xml:space="preserve">var </w:t>
-      </w:r>
-      <w:proofErr w:type="spellStart"/>
-      <w:r>
-        <w:t>favoriteColor</w:t>
-      </w:r>
-      <w:proofErr w:type="spellEnd"/>
-      <w:r>
-        <w:t xml:space="preserve"> = "blue"; </w:t>
-      </w:r>
-    </w:p>
-    <w:p>
-      <w:pPr>
-        <w:pStyle w:val="ListParagraph"/>
-      </w:pPr>
-      <w:proofErr w:type="spellStart"/>
+        <w:t xml:space="preserve">var favoriteColor = "blue"; </w:t>
+      </w:r>
+    </w:p>
+    <w:p>
+      <w:pPr>
+        <w:pStyle w:val="ListParagraph"/>
+      </w:pPr>
       <w:r>
         <w:lastRenderedPageBreak/>
-        <w:t>Document.write</w:t>
-      </w:r>
-      <w:proofErr w:type="spellEnd"/>
-      <w:r>
-        <w:t>(</w:t>
-      </w:r>
-      <w:proofErr w:type="spellStart"/>
-      <w:r>
-        <w:t>favoritecolor</w:t>
-      </w:r>
-      <w:proofErr w:type="spellEnd"/>
-      <w:r>
-        <w:t xml:space="preserve">); // </w:t>
-      </w:r>
-      <w:proofErr w:type="gramStart"/>
-      <w:r>
-        <w:t>output :</w:t>
-      </w:r>
-      <w:proofErr w:type="gramEnd"/>
-      <w:r>
-        <w:t xml:space="preserve"> blue</w:t>
+        <w:t>Document.write(favoritecolor); // output : blue</w:t>
       </w:r>
     </w:p>
     <w:p>
@@ -710,56 +515,22 @@
         </w:sectPr>
       </w:pPr>
       <w:r>
-        <w:t xml:space="preserve">Using a </w:t>
-      </w:r>
-      <w:proofErr w:type="gramStart"/>
-      <w:r>
-        <w:t>‘ let</w:t>
-      </w:r>
-      <w:proofErr w:type="gramEnd"/>
-      <w:r>
-        <w:t xml:space="preserve"> </w:t>
-      </w:r>
-      <w:proofErr w:type="gramStart"/>
-      <w:r>
-        <w:t>‘ :</w:t>
-      </w:r>
-      <w:proofErr w:type="gramEnd"/>
-      <w:r>
-        <w:t xml:space="preserve"> </w:t>
+        <w:t xml:space="preserve">Using a ‘ let ‘ : </w:t>
       </w:r>
       <w:r>
         <w:t>The </w:t>
       </w:r>
-      <w:proofErr w:type="gramStart"/>
       <w:r>
         <w:t xml:space="preserve">‘ </w:t>
       </w:r>
       <w:r>
         <w:t>let</w:t>
       </w:r>
-      <w:proofErr w:type="gramEnd"/>
-      <w:r>
-        <w:t xml:space="preserve"> </w:t>
-      </w:r>
-      <w:proofErr w:type="gramStart"/>
-      <w:r>
-        <w:t>‘</w:t>
-      </w:r>
-      <w:r>
-        <w:t xml:space="preserve"> keyword</w:t>
-      </w:r>
-      <w:proofErr w:type="gramEnd"/>
-      <w:r>
-        <w:t xml:space="preserve"> (</w:t>
-      </w:r>
-      <w:proofErr w:type="gramStart"/>
-      <w:r>
-        <w:t>modern  practice</w:t>
-      </w:r>
-      <w:proofErr w:type="gramEnd"/>
-      <w:r>
-        <w:t>)</w:t>
+      <w:r>
+        <w:t xml:space="preserve"> ‘</w:t>
+      </w:r>
+      <w:r>
+        <w:t xml:space="preserve"> keyword (modern  practice)</w:t>
       </w:r>
       <w:r>
         <w:t> </w:t>
@@ -803,150 +574,75 @@
         <w:t xml:space="preserve">Ex: </w:t>
       </w:r>
       <w:r>
-        <w:t xml:space="preserve"> let </w:t>
-      </w:r>
-      <w:proofErr w:type="spellStart"/>
-      <w:r>
-        <w:t>gameScore</w:t>
-      </w:r>
-      <w:proofErr w:type="spellEnd"/>
-      <w:r>
-        <w:t>; // Declaration</w:t>
-      </w:r>
-    </w:p>
-    <w:p>
-      <w:pPr>
-        <w:pStyle w:val="ListParagraph"/>
-      </w:pPr>
-      <w:proofErr w:type="spellStart"/>
-      <w:r>
-        <w:t>gameScore</w:t>
-      </w:r>
-      <w:proofErr w:type="spellEnd"/>
-      <w:r>
-        <w:t xml:space="preserve"> = 0; // Assignment</w:t>
-      </w:r>
-    </w:p>
-    <w:p>
-      <w:pPr>
-        <w:pStyle w:val="ListParagraph"/>
-      </w:pPr>
-      <w:proofErr w:type="spellStart"/>
-      <w:proofErr w:type="gramStart"/>
+        <w:t xml:space="preserve"> let gameScore; // Declaration</w:t>
+      </w:r>
+    </w:p>
+    <w:p>
+      <w:pPr>
+        <w:pStyle w:val="ListParagraph"/>
+      </w:pPr>
+      <w:r>
+        <w:t>gameScore = 0; // Assignment</w:t>
+      </w:r>
+    </w:p>
+    <w:p>
+      <w:pPr>
+        <w:pStyle w:val="ListParagraph"/>
+      </w:pPr>
       <w:r>
         <w:t>document.write</w:t>
       </w:r>
-      <w:proofErr w:type="spellEnd"/>
-      <w:proofErr w:type="gramEnd"/>
-      <w:r>
-        <w:t>(</w:t>
-      </w:r>
-      <w:proofErr w:type="spellStart"/>
-      <w:r>
-        <w:t>gameScore</w:t>
-      </w:r>
-      <w:proofErr w:type="spellEnd"/>
-      <w:r>
-        <w:t>); // Output: 0</w:t>
-      </w:r>
-    </w:p>
-    <w:p>
-      <w:pPr>
-        <w:pStyle w:val="ListParagraph"/>
-      </w:pPr>
-    </w:p>
-    <w:p>
-      <w:pPr>
-        <w:pStyle w:val="ListParagraph"/>
-      </w:pPr>
-      <w:proofErr w:type="spellStart"/>
-      <w:r>
-        <w:t>gameScore</w:t>
-      </w:r>
-      <w:proofErr w:type="spellEnd"/>
-      <w:r>
-        <w:t xml:space="preserve"> = 100; </w:t>
-      </w:r>
-    </w:p>
-    <w:p>
-      <w:pPr>
-        <w:pStyle w:val="ListParagraph"/>
-      </w:pPr>
-      <w:proofErr w:type="spellStart"/>
-      <w:proofErr w:type="gramStart"/>
+      <w:r>
+        <w:t>(gameScore); // Output: 0</w:t>
+      </w:r>
+    </w:p>
+    <w:p>
+      <w:pPr>
+        <w:pStyle w:val="ListParagraph"/>
+      </w:pPr>
+    </w:p>
+    <w:p>
+      <w:pPr>
+        <w:pStyle w:val="ListParagraph"/>
+      </w:pPr>
+      <w:r>
+        <w:t xml:space="preserve">gameScore = 100; </w:t>
+      </w:r>
+    </w:p>
+    <w:p>
+      <w:pPr>
+        <w:pStyle w:val="ListParagraph"/>
+      </w:pPr>
       <w:r>
         <w:t>document.write</w:t>
       </w:r>
-      <w:proofErr w:type="spellEnd"/>
-      <w:proofErr w:type="gramEnd"/>
-      <w:r>
-        <w:t>(</w:t>
-      </w:r>
-      <w:proofErr w:type="spellStart"/>
-      <w:r>
-        <w:t>gameScore</w:t>
-      </w:r>
-      <w:proofErr w:type="spellEnd"/>
-      <w:r>
-        <w:t>); // Output: 100</w:t>
-      </w:r>
-    </w:p>
-    <w:p>
-      <w:pPr>
-        <w:pStyle w:val="ListParagraph"/>
-      </w:pPr>
-    </w:p>
-    <w:p>
-      <w:pPr>
-        <w:pStyle w:val="ListParagraph"/>
-      </w:pPr>
-      <w:r>
-        <w:t xml:space="preserve">let </w:t>
-      </w:r>
-      <w:proofErr w:type="spellStart"/>
-      <w:r>
-        <w:t>playerName</w:t>
-      </w:r>
-      <w:proofErr w:type="spellEnd"/>
-      <w:r>
-        <w:t xml:space="preserve"> = "</w:t>
-      </w:r>
-      <w:proofErr w:type="spellStart"/>
-      <w:r>
-        <w:t>PlayerOne</w:t>
-      </w:r>
-      <w:proofErr w:type="spellEnd"/>
-      <w:r>
-        <w:t xml:space="preserve">"; </w:t>
-      </w:r>
-    </w:p>
-    <w:p>
-      <w:pPr>
-        <w:pStyle w:val="ListParagraph"/>
-      </w:pPr>
-      <w:proofErr w:type="spellStart"/>
-      <w:proofErr w:type="gramStart"/>
+      <w:r>
+        <w:t>(gameScore); // Output: 100</w:t>
+      </w:r>
+    </w:p>
+    <w:p>
+      <w:pPr>
+        <w:pStyle w:val="ListParagraph"/>
+      </w:pPr>
+    </w:p>
+    <w:p>
+      <w:pPr>
+        <w:pStyle w:val="ListParagraph"/>
+      </w:pPr>
+      <w:r>
+        <w:t xml:space="preserve">let playerName = "PlayerOne"; </w:t>
+      </w:r>
+    </w:p>
+    <w:p>
+      <w:pPr>
+        <w:pStyle w:val="ListParagraph"/>
+      </w:pPr>
       <w:r>
         <w:t>document.write</w:t>
       </w:r>
-      <w:proofErr w:type="spellEnd"/>
-      <w:proofErr w:type="gramEnd"/>
-      <w:r>
-        <w:t>(</w:t>
-      </w:r>
-      <w:proofErr w:type="spellStart"/>
-      <w:r>
-        <w:t>playerName</w:t>
-      </w:r>
-      <w:proofErr w:type="spellEnd"/>
-      <w:r>
-        <w:t xml:space="preserve">); // Output: </w:t>
-      </w:r>
-      <w:proofErr w:type="spellStart"/>
-      <w:r>
-        <w:t>PlayerOne</w:t>
-      </w:r>
-      <w:proofErr w:type="spellEnd"/>
+      <w:r>
+        <w:t>(playerName); // Output: PlayerOne</w:t>
+      </w:r>
     </w:p>
     <w:p>
       <w:pPr>
@@ -962,60 +658,10 @@
         </w:numPr>
       </w:pPr>
       <w:r>
-        <w:t xml:space="preserve">Using a </w:t>
-      </w:r>
-      <w:proofErr w:type="gramStart"/>
-      <w:r>
-        <w:t xml:space="preserve">‘ </w:t>
-      </w:r>
-      <w:proofErr w:type="spellStart"/>
-      <w:r>
-        <w:t>const</w:t>
-      </w:r>
-      <w:proofErr w:type="spellEnd"/>
-      <w:proofErr w:type="gramEnd"/>
-      <w:r>
-        <w:t xml:space="preserve"> </w:t>
-      </w:r>
-      <w:proofErr w:type="gramStart"/>
-      <w:r>
-        <w:t>‘ :</w:t>
-      </w:r>
-      <w:proofErr w:type="gramEnd"/>
-      <w:r>
-        <w:t xml:space="preserve">  the ‘</w:t>
-      </w:r>
-      <w:proofErr w:type="spellStart"/>
-      <w:r>
-        <w:t>const</w:t>
-      </w:r>
-      <w:proofErr w:type="spellEnd"/>
-      <w:proofErr w:type="gramStart"/>
-      <w:r>
-        <w:t xml:space="preserve">’ </w:t>
-      </w:r>
-      <w:r>
-        <w:t xml:space="preserve"> -</w:t>
-      </w:r>
-      <w:proofErr w:type="gramEnd"/>
-      <w:r>
-        <w:t xml:space="preserve"> constant </w:t>
-      </w:r>
-      <w:proofErr w:type="spellStart"/>
-      <w:r>
-        <w:t>redelcare</w:t>
-      </w:r>
-      <w:proofErr w:type="spellEnd"/>
-      <w:r>
-        <w:t xml:space="preserve"> &amp; </w:t>
-      </w:r>
-      <w:proofErr w:type="spellStart"/>
-      <w:r>
-        <w:t>reassiign</w:t>
-      </w:r>
-      <w:proofErr w:type="spellEnd"/>
-      <w:r>
-        <w:t xml:space="preserve"> are not possible</w:t>
+        <w:t xml:space="preserve">Using a ‘ const ‘ :  the ‘const’ </w:t>
+      </w:r>
+      <w:r>
+        <w:t xml:space="preserve"> - constant redelcare &amp; reassiign are not possible</w:t>
       </w:r>
       <w:r>
         <w:t xml:space="preserve"> in this variable.</w:t>
@@ -1029,41 +675,23 @@
         <w:t xml:space="preserve">Ex: </w:t>
       </w:r>
       <w:r>
-        <w:t xml:space="preserve"> </w:t>
-      </w:r>
-      <w:proofErr w:type="spellStart"/>
-      <w:r>
-        <w:t>const</w:t>
-      </w:r>
-      <w:proofErr w:type="spellEnd"/>
-      <w:r>
-        <w:t xml:space="preserve"> pi = 3.14;</w:t>
-      </w:r>
-    </w:p>
-    <w:p>
-      <w:pPr>
-        <w:pStyle w:val="ListParagraph"/>
-      </w:pPr>
-      <w:proofErr w:type="spellStart"/>
-      <w:r>
-        <w:t>Documnent.write</w:t>
-      </w:r>
-      <w:proofErr w:type="spellEnd"/>
-      <w:r>
-        <w:t>(pi); // output: 3.14</w:t>
-      </w:r>
-    </w:p>
-    <w:p>
-      <w:pPr>
-        <w:pStyle w:val="ListParagraph"/>
-      </w:pPr>
-      <w:proofErr w:type="spellStart"/>
-      <w:r>
-        <w:t>const</w:t>
-      </w:r>
-      <w:proofErr w:type="spellEnd"/>
-      <w:r>
-        <w:t xml:space="preserve"> name = "Kartik";</w:t>
+        <w:t xml:space="preserve"> const pi = 3.14;</w:t>
+      </w:r>
+    </w:p>
+    <w:p>
+      <w:pPr>
+        <w:pStyle w:val="ListParagraph"/>
+      </w:pPr>
+      <w:r>
+        <w:t>Documnent.write(pi); // output: 3.14</w:t>
+      </w:r>
+    </w:p>
+    <w:p>
+      <w:pPr>
+        <w:pStyle w:val="ListParagraph"/>
+      </w:pPr>
+      <w:r>
+        <w:t>const name = "Kartik";</w:t>
       </w:r>
     </w:p>
     <w:p>
@@ -1077,23 +705,8 @@
           <w:docGrid w:linePitch="360"/>
         </w:sectPr>
       </w:pPr>
-      <w:proofErr w:type="spellStart"/>
-      <w:proofErr w:type="gramStart"/>
-      <w:r>
-        <w:t>document.write</w:t>
-      </w:r>
-      <w:proofErr w:type="spellEnd"/>
-      <w:proofErr w:type="gramEnd"/>
-      <w:r>
-        <w:t>(name</w:t>
-      </w:r>
-      <w:proofErr w:type="gramStart"/>
-      <w:r>
-        <w:t xml:space="preserve">);   </w:t>
-      </w:r>
-      <w:proofErr w:type="gramEnd"/>
-      <w:r>
-        <w:t>// output: error</w:t>
+      <w:r>
+        <w:t>document.write(name);   // output: error</w:t>
       </w:r>
     </w:p>
     <w:p>
@@ -1134,7 +747,6 @@
         <w:tab/>
         <w:t xml:space="preserve">Question </w:t>
       </w:r>
-      <w:proofErr w:type="gramStart"/>
       <w:r>
         <w:rPr>
           <w:rStyle w:val="Emphasis"/>
@@ -1144,9 +756,829 @@
       <w:r>
         <w:t xml:space="preserve"> :</w:t>
       </w:r>
+    </w:p>
+    <w:p>
+      <w:pPr>
+        <w:rPr>
+          <w:b/>
+          <w:bCs/>
+        </w:rPr>
+      </w:pPr>
+      <w:r>
+        <w:rPr>
+          <w:b/>
+          <w:bCs/>
+        </w:rPr>
+        <w:tab/>
+        <w:t xml:space="preserve">Type of operators in </w:t>
+      </w:r>
+      <w:r>
+        <w:rPr>
+          <w:b/>
+          <w:bCs/>
+        </w:rPr>
+        <w:t xml:space="preserve">JS </w:t>
+      </w:r>
+      <w:r>
+        <w:rPr>
+          <w:b/>
+          <w:bCs/>
+        </w:rPr>
+        <w:t>with examples :</w:t>
+      </w:r>
+    </w:p>
+    <w:p>
+      <w:pPr>
+        <w:pStyle w:val="ListParagraph"/>
+        <w:numPr>
+          <w:ilvl w:val="0"/>
+          <w:numId w:val="22"/>
+        </w:numPr>
+      </w:pPr>
+      <w:r>
+        <w:t>Operators in JavaScript are special symbols used to perform operations on variables and values. They are essential for performing calculations, comparisons, assigning values, and controlling program logic.</w:t>
+      </w:r>
+    </w:p>
+    <w:p>
+      <w:pPr>
+        <w:pStyle w:val="ListParagraph"/>
+        <w:numPr>
+          <w:ilvl w:val="0"/>
+          <w:numId w:val="23"/>
+        </w:numPr>
+        <w:rPr>
+          <w:b/>
+          <w:bCs/>
+        </w:rPr>
+      </w:pPr>
+      <w:r>
+        <w:rPr>
+          <w:b/>
+          <w:bCs/>
+        </w:rPr>
+        <w:t>Arithmetic operators</w:t>
+      </w:r>
+    </w:p>
+    <w:p>
+      <w:pPr>
+        <w:pStyle w:val="ListParagraph"/>
+        <w:ind w:left="1080"/>
+      </w:pPr>
+      <w:r>
+        <w:t>Arithmetic operators are used to perform mathematical calculations such as addition, subtraction, multiplication, division, and modulus. Examples include +, -, *, /, and %</w:t>
+      </w:r>
+      <w:r>
+        <w:t xml:space="preserve"> </w:t>
+      </w:r>
+      <w:r>
+        <w:t>.</w:t>
+      </w:r>
+    </w:p>
+    <w:p>
+      <w:pPr>
+        <w:pStyle w:val="ListParagraph"/>
+        <w:ind w:left="1080"/>
+      </w:pPr>
+      <w:r>
+        <w:t>Ex :</w:t>
+      </w:r>
+    </w:p>
+    <w:p>
+      <w:pPr>
+        <w:pStyle w:val="ListParagraph"/>
+        <w:ind w:left="1080"/>
+      </w:pPr>
+      <w:r>
+        <w:t>let a = 10;</w:t>
+      </w:r>
+    </w:p>
+    <w:p>
+      <w:pPr>
+        <w:pStyle w:val="ListParagraph"/>
+        <w:ind w:left="1080"/>
+      </w:pPr>
+      <w:r>
+        <w:t>let b = 5;</w:t>
+      </w:r>
+    </w:p>
+    <w:p>
+      <w:pPr>
+        <w:pStyle w:val="ListParagraph"/>
+        <w:ind w:left="1080"/>
+      </w:pPr>
+    </w:p>
+    <w:p>
+      <w:pPr>
+        <w:pStyle w:val="ListParagraph"/>
+        <w:ind w:left="1080"/>
+      </w:pPr>
+      <w:r>
+        <w:t>console.log(a + b); // Addition</w:t>
+      </w:r>
+    </w:p>
+    <w:p>
+      <w:pPr>
+        <w:pStyle w:val="ListParagraph"/>
+        <w:ind w:left="1080"/>
+      </w:pPr>
+      <w:r>
+        <w:t>console.log(a - b); // Subtraction</w:t>
+      </w:r>
+    </w:p>
+    <w:p>
+      <w:pPr>
+        <w:pStyle w:val="ListParagraph"/>
+        <w:ind w:left="1080"/>
+      </w:pPr>
+      <w:r>
+        <w:t>console.log(a * b); // Multiplication</w:t>
+      </w:r>
+    </w:p>
+    <w:p>
+      <w:pPr>
+        <w:pStyle w:val="ListParagraph"/>
+        <w:ind w:left="1080"/>
+      </w:pPr>
+      <w:r>
+        <w:t>console.log(a / b); // Division</w:t>
+      </w:r>
+    </w:p>
+    <w:p>
+      <w:pPr>
+        <w:pStyle w:val="ListParagraph"/>
+        <w:ind w:left="1080"/>
+      </w:pPr>
+      <w:r>
+        <w:t>console.log(a % b); // Modulus</w:t>
+      </w:r>
+    </w:p>
+    <w:p>
+      <w:pPr>
+        <w:pStyle w:val="ListParagraph"/>
+        <w:ind w:left="1080"/>
+      </w:pPr>
+    </w:p>
+    <w:p>
+      <w:pPr>
+        <w:pStyle w:val="ListParagraph"/>
+        <w:ind w:left="1080"/>
+      </w:pPr>
+    </w:p>
+    <w:p>
+      <w:pPr>
+        <w:pStyle w:val="ListParagraph"/>
+        <w:ind w:left="1080"/>
+      </w:pPr>
+    </w:p>
+    <w:p>
+      <w:pPr>
+        <w:pStyle w:val="ListParagraph"/>
+        <w:numPr>
+          <w:ilvl w:val="0"/>
+          <w:numId w:val="23"/>
+        </w:numPr>
+        <w:rPr>
+          <w:b/>
+          <w:bCs/>
+        </w:rPr>
+      </w:pPr>
+      <w:r>
+        <w:rPr>
+          <w:b/>
+          <w:bCs/>
+        </w:rPr>
+        <w:lastRenderedPageBreak/>
+        <w:t>Assignment Operators :</w:t>
+      </w:r>
+    </w:p>
+    <w:p>
+      <w:pPr>
+        <w:ind w:left="720"/>
+      </w:pPr>
+      <w:r>
+        <w:t>Assignment operators are used to assign values to variables. The most common assignment operator is =. Other examples include +=, -=, and *=.</w:t>
+      </w:r>
+    </w:p>
+    <w:p>
+      <w:pPr>
+        <w:ind w:left="720"/>
+        <w:rPr>
+          <w:b/>
+          <w:bCs/>
+        </w:rPr>
+      </w:pPr>
+      <w:r>
+        <w:rPr>
+          <w:b/>
+          <w:bCs/>
+        </w:rPr>
+        <w:t>Ex :</w:t>
+      </w:r>
+    </w:p>
+    <w:p>
+      <w:pPr>
+        <w:ind w:left="720"/>
+      </w:pPr>
+      <w:r>
+        <w:t>l</w:t>
+      </w:r>
+      <w:r>
+        <w:t>et a = 10</w:t>
+      </w:r>
+    </w:p>
+    <w:p>
+      <w:pPr>
+        <w:ind w:left="720"/>
+      </w:pPr>
+      <w:r>
+        <w:t>c</w:t>
+      </w:r>
+      <w:r>
+        <w:t>onsole.log(a +=5); // 15</w:t>
+      </w:r>
+    </w:p>
+    <w:p>
+      <w:pPr>
+        <w:ind w:left="720"/>
+      </w:pPr>
+      <w:r>
+        <w:t>c</w:t>
+      </w:r>
+      <w:r>
+        <w:t>onsole.log( a -= 2); // 12</w:t>
+      </w:r>
+    </w:p>
+    <w:p>
+      <w:pPr>
+        <w:ind w:left="720"/>
+      </w:pPr>
+      <w:r>
+        <w:t>c</w:t>
+      </w:r>
+      <w:r>
+        <w:t>onsole.log(a *= 2); // 20</w:t>
+      </w:r>
+    </w:p>
+    <w:p>
+      <w:pPr>
+        <w:ind w:left="720"/>
+      </w:pPr>
+      <w:r>
+        <w:t>c</w:t>
+      </w:r>
+      <w:r>
+        <w:t>onsole.log(a /= 2); // 5</w:t>
+      </w:r>
+    </w:p>
+    <w:p>
+      <w:pPr>
+        <w:ind w:left="720"/>
+      </w:pPr>
+      <w:r>
+        <w:t>c</w:t>
+      </w:r>
+      <w:r>
+        <w:t>onsole.log(a %= 4); //2.25</w:t>
+      </w:r>
+    </w:p>
+    <w:p>
+      <w:pPr>
+        <w:pStyle w:val="ListParagraph"/>
+        <w:numPr>
+          <w:ilvl w:val="0"/>
+          <w:numId w:val="23"/>
+        </w:numPr>
+        <w:rPr>
+          <w:b/>
+          <w:bCs/>
+        </w:rPr>
+      </w:pPr>
+      <w:r>
+        <w:rPr>
+          <w:b/>
+          <w:bCs/>
+        </w:rPr>
+        <w:t xml:space="preserve">Comparison operators : </w:t>
+      </w:r>
+    </w:p>
+    <w:p>
+      <w:pPr>
+        <w:pStyle w:val="ListParagraph"/>
+        <w:ind w:left="927"/>
+      </w:pPr>
+      <w:r>
+        <w:t xml:space="preserve">Comparison operators  </w:t>
+      </w:r>
+      <w:r>
+        <w:t>compare two values and return a boolean (true or false). They are useful for making decisions in conditional statements.</w:t>
+      </w:r>
+    </w:p>
+    <w:p>
+      <w:pPr>
+        <w:pStyle w:val="ListParagraph"/>
+        <w:ind w:left="927"/>
+      </w:pPr>
+      <w:r>
+        <w:t xml:space="preserve">operators include </w:t>
+      </w:r>
+      <w:r>
+        <w:t xml:space="preserve">&gt;, </w:t>
+      </w:r>
+      <w:r>
+        <w:t xml:space="preserve">&lt;, &lt;=, &gt;=, </w:t>
+      </w:r>
+      <w:proofErr w:type="gramStart"/>
+      <w:r>
+        <w:t>and !</w:t>
+      </w:r>
       <w:proofErr w:type="gramEnd"/>
-    </w:p>
-    <w:p/>
+      <w:r>
+        <w:t>==</w:t>
+      </w:r>
+      <w:r>
+        <w:t>, ===</w:t>
+      </w:r>
+      <w:r>
+        <w:t>.</w:t>
+      </w:r>
+    </w:p>
+    <w:p>
+      <w:pPr>
+        <w:pStyle w:val="ListParagraph"/>
+        <w:ind w:left="927"/>
+        <w:rPr>
+          <w:b/>
+          <w:bCs/>
+        </w:rPr>
+      </w:pPr>
+      <w:proofErr w:type="gramStart"/>
+      <w:r>
+        <w:rPr>
+          <w:b/>
+          <w:bCs/>
+        </w:rPr>
+        <w:t>Ex :</w:t>
+      </w:r>
+      <w:proofErr w:type="gramEnd"/>
+      <w:r>
+        <w:rPr>
+          <w:b/>
+          <w:bCs/>
+        </w:rPr>
+        <w:t xml:space="preserve"> </w:t>
+      </w:r>
+    </w:p>
+    <w:p>
+      <w:pPr>
+        <w:pStyle w:val="ListParagraph"/>
+        <w:ind w:left="927"/>
+      </w:pPr>
+      <w:r>
+        <w:t>var a = 35;</w:t>
+      </w:r>
+    </w:p>
+    <w:p>
+      <w:pPr>
+        <w:pStyle w:val="ListParagraph"/>
+        <w:ind w:left="927"/>
+      </w:pPr>
+      <w:r>
+        <w:t>var b = "35";</w:t>
+      </w:r>
+    </w:p>
+    <w:p>
+      <w:pPr>
+        <w:pStyle w:val="ListParagraph"/>
+        <w:ind w:left="927"/>
+      </w:pPr>
+      <w:r>
+        <w:t>console.log</w:t>
+      </w:r>
+      <w:r>
+        <w:t>('&lt;</w:t>
+      </w:r>
+      <w:proofErr w:type="spellStart"/>
+      <w:r>
+        <w:t>br</w:t>
+      </w:r>
+      <w:proofErr w:type="spellEnd"/>
+      <w:r>
+        <w:t>&gt; a &gt; b is '+(a&gt;b))</w:t>
+      </w:r>
+      <w:r>
+        <w:t>;</w:t>
+      </w:r>
+      <w:r>
+        <w:t xml:space="preserve"> //35&gt;35 false</w:t>
+      </w:r>
+    </w:p>
+    <w:p>
+      <w:pPr>
+        <w:pStyle w:val="ListParagraph"/>
+        <w:ind w:left="927"/>
+      </w:pPr>
+      <w:r>
+        <w:t>console.log</w:t>
+      </w:r>
+      <w:r>
+        <w:t>('&lt;</w:t>
+      </w:r>
+      <w:proofErr w:type="spellStart"/>
+      <w:r>
+        <w:t>br</w:t>
+      </w:r>
+      <w:proofErr w:type="spellEnd"/>
+      <w:r>
+        <w:t>&gt; a &lt; b is '+(a&lt;b))</w:t>
+      </w:r>
+      <w:r>
+        <w:t>;</w:t>
+      </w:r>
+      <w:r>
+        <w:t xml:space="preserve"> //35&lt;35 false</w:t>
+      </w:r>
+    </w:p>
+    <w:p>
+      <w:pPr>
+        <w:pStyle w:val="ListParagraph"/>
+        <w:ind w:left="927"/>
+      </w:pPr>
+      <w:r>
+        <w:t>console.log</w:t>
+      </w:r>
+      <w:r>
+        <w:t>('&lt;</w:t>
+      </w:r>
+      <w:proofErr w:type="spellStart"/>
+      <w:r>
+        <w:t>br</w:t>
+      </w:r>
+      <w:proofErr w:type="spellEnd"/>
+      <w:r>
+        <w:t>&gt; a &gt;= b is '+(a&gt;=b))</w:t>
+      </w:r>
+      <w:r>
+        <w:t>;</w:t>
+      </w:r>
+      <w:r>
+        <w:t xml:space="preserve"> //35&gt;=35 </w:t>
+      </w:r>
+    </w:p>
+    <w:p>
+      <w:pPr>
+        <w:pStyle w:val="ListParagraph"/>
+        <w:ind w:left="927"/>
+      </w:pPr>
+      <w:r>
+        <w:t>console.log</w:t>
+      </w:r>
+      <w:r>
+        <w:t>('&lt;</w:t>
+      </w:r>
+      <w:proofErr w:type="spellStart"/>
+      <w:r>
+        <w:t>br</w:t>
+      </w:r>
+      <w:proofErr w:type="spellEnd"/>
+      <w:r>
+        <w:t>&gt; a &lt;= b is '+(a&lt;=b))</w:t>
+      </w:r>
+      <w:r>
+        <w:t>;</w:t>
+      </w:r>
+      <w:r>
+        <w:t xml:space="preserve"> //35&lt;=35 true</w:t>
+      </w:r>
+    </w:p>
+    <w:p>
+      <w:pPr>
+        <w:pStyle w:val="ListParagraph"/>
+        <w:ind w:left="927"/>
+      </w:pPr>
+      <w:r>
+        <w:t>console.log</w:t>
+      </w:r>
+      <w:r>
+        <w:t>('&lt;</w:t>
+      </w:r>
+      <w:proofErr w:type="spellStart"/>
+      <w:r>
+        <w:t>br</w:t>
+      </w:r>
+      <w:proofErr w:type="spellEnd"/>
+      <w:r>
+        <w:t>&gt; a == b is '+(a==b))</w:t>
+      </w:r>
+      <w:r>
+        <w:t>;</w:t>
+      </w:r>
+      <w:r>
+        <w:t xml:space="preserve"> //35=="35" true</w:t>
+      </w:r>
+    </w:p>
+    <w:p>
+      <w:pPr>
+        <w:pStyle w:val="ListParagraph"/>
+        <w:ind w:left="927"/>
+      </w:pPr>
+      <w:r>
+        <w:t>console.log</w:t>
+      </w:r>
+      <w:r>
+        <w:t>('&lt;</w:t>
+      </w:r>
+      <w:proofErr w:type="spellStart"/>
+      <w:r>
+        <w:t>br</w:t>
+      </w:r>
+      <w:proofErr w:type="spellEnd"/>
+      <w:r>
+        <w:t>&gt; a === b is '+(a===b))</w:t>
+      </w:r>
+      <w:r>
+        <w:t>;</w:t>
+      </w:r>
+      <w:r>
+        <w:t xml:space="preserve"> //35==="35" false</w:t>
+      </w:r>
+    </w:p>
+    <w:p>
+      <w:pPr>
+        <w:pStyle w:val="ListParagraph"/>
+        <w:ind w:left="927"/>
+      </w:pPr>
+      <w:r>
+        <w:t>console.log</w:t>
+      </w:r>
+      <w:r>
+        <w:t>('&lt;</w:t>
+      </w:r>
+      <w:proofErr w:type="spellStart"/>
+      <w:r>
+        <w:t>br</w:t>
+      </w:r>
+      <w:proofErr w:type="spellEnd"/>
+      <w:r>
+        <w:t xml:space="preserve">&gt; </w:t>
+      </w:r>
+      <w:proofErr w:type="gramStart"/>
+      <w:r>
+        <w:t>a !</w:t>
+      </w:r>
+      <w:proofErr w:type="gramEnd"/>
+      <w:r>
+        <w:t>= b is '+(</w:t>
+      </w:r>
+      <w:proofErr w:type="gramStart"/>
+      <w:r>
+        <w:t>a!=</w:t>
+      </w:r>
+      <w:proofErr w:type="gramEnd"/>
+      <w:r>
+        <w:t>b))</w:t>
+      </w:r>
+      <w:r>
+        <w:t>;</w:t>
+      </w:r>
+      <w:r>
+        <w:t xml:space="preserve"> //</w:t>
+      </w:r>
+      <w:proofErr w:type="gramStart"/>
+      <w:r>
+        <w:t>35!=</w:t>
+      </w:r>
+      <w:proofErr w:type="gramEnd"/>
+      <w:r>
+        <w:t>="35" false</w:t>
+      </w:r>
+    </w:p>
+    <w:p>
+      <w:pPr>
+        <w:pStyle w:val="ListParagraph"/>
+        <w:numPr>
+          <w:ilvl w:val="0"/>
+          <w:numId w:val="34"/>
+        </w:numPr>
+      </w:pPr>
+      <w:r>
+        <w:t xml:space="preserve">== check for only equality </w:t>
+      </w:r>
+      <w:proofErr w:type="gramStart"/>
+      <w:r>
+        <w:t>( value</w:t>
+      </w:r>
+      <w:proofErr w:type="gramEnd"/>
+      <w:r>
+        <w:t xml:space="preserve"> ).</w:t>
+      </w:r>
+    </w:p>
+    <w:p>
+      <w:pPr>
+        <w:pStyle w:val="ListParagraph"/>
+        <w:numPr>
+          <w:ilvl w:val="0"/>
+          <w:numId w:val="34"/>
+        </w:numPr>
+      </w:pPr>
+      <w:r>
+        <w:t xml:space="preserve">=== check for strictly equality </w:t>
+      </w:r>
+      <w:proofErr w:type="gramStart"/>
+      <w:r>
+        <w:t>( both</w:t>
+      </w:r>
+      <w:proofErr w:type="gramEnd"/>
+      <w:r>
+        <w:t xml:space="preserve"> type &amp; value).</w:t>
+      </w:r>
+    </w:p>
+    <w:p>
+      <w:pPr>
+        <w:pStyle w:val="ListParagraph"/>
+        <w:ind w:left="1069"/>
+      </w:pPr>
+    </w:p>
+    <w:p>
+      <w:pPr>
+        <w:pStyle w:val="ListParagraph"/>
+        <w:ind w:left="1069"/>
+        <w:rPr>
+          <w:b/>
+          <w:bCs/>
+        </w:rPr>
+      </w:pPr>
+    </w:p>
+    <w:p>
+      <w:pPr>
+        <w:pStyle w:val="ListParagraph"/>
+        <w:numPr>
+          <w:ilvl w:val="0"/>
+          <w:numId w:val="23"/>
+        </w:numPr>
+        <w:rPr>
+          <w:b/>
+          <w:bCs/>
+        </w:rPr>
+      </w:pPr>
+      <w:r>
+        <w:rPr>
+          <w:b/>
+          <w:bCs/>
+        </w:rPr>
+        <w:t xml:space="preserve">Logical </w:t>
+      </w:r>
+      <w:proofErr w:type="gramStart"/>
+      <w:r>
+        <w:rPr>
+          <w:b/>
+          <w:bCs/>
+        </w:rPr>
+        <w:t>operators :</w:t>
+      </w:r>
+      <w:proofErr w:type="gramEnd"/>
+      <w:r>
+        <w:rPr>
+          <w:b/>
+          <w:bCs/>
+        </w:rPr>
+        <w:t xml:space="preserve"> </w:t>
+      </w:r>
+    </w:p>
+    <w:p>
+      <w:pPr>
+        <w:pStyle w:val="ListParagraph"/>
+        <w:ind w:left="927"/>
+      </w:pPr>
+      <w:r>
+        <w:t>Logical operators</w:t>
+      </w:r>
+      <w:hyperlink r:id="rId8" w:tgtFrame="_blank" w:history="1">
+        <w:r>
+          <w:rPr>
+            <w:rStyle w:val="Hyperlink"/>
+          </w:rPr>
+          <w:t> </w:t>
+        </w:r>
+      </w:hyperlink>
+      <w:r>
+        <w:t>are mainly used to perform the logical operations that determine the equality or difference between the values.</w:t>
+      </w:r>
+      <w:r>
+        <w:t xml:space="preserve"> ( &amp;&amp; , || , ! )</w:t>
+      </w:r>
+    </w:p>
+    <w:p>
+      <w:pPr>
+        <w:pStyle w:val="ListParagraph"/>
+        <w:ind w:left="927"/>
+        <w:rPr>
+          <w:b/>
+          <w:bCs/>
+        </w:rPr>
+      </w:pPr>
+      <w:proofErr w:type="gramStart"/>
+      <w:r>
+        <w:rPr>
+          <w:b/>
+          <w:bCs/>
+        </w:rPr>
+        <w:t>Ex :</w:t>
+      </w:r>
+      <w:proofErr w:type="gramEnd"/>
+      <w:r>
+        <w:rPr>
+          <w:b/>
+          <w:bCs/>
+        </w:rPr>
+        <w:t xml:space="preserve"> </w:t>
+      </w:r>
+    </w:p>
+    <w:p>
+      <w:pPr>
+        <w:pStyle w:val="ListParagraph"/>
+        <w:ind w:left="927"/>
+      </w:pPr>
+      <w:r>
+        <w:t>let a = true;</w:t>
+      </w:r>
+    </w:p>
+    <w:p>
+      <w:pPr>
+        <w:pStyle w:val="ListParagraph"/>
+        <w:ind w:left="927"/>
+      </w:pPr>
+      <w:r>
+        <w:t>let b = false;</w:t>
+      </w:r>
+    </w:p>
+    <w:p>
+      <w:pPr>
+        <w:pStyle w:val="ListParagraph"/>
+        <w:ind w:left="927"/>
+      </w:pPr>
+    </w:p>
+    <w:p>
+      <w:pPr>
+        <w:pStyle w:val="ListParagraph"/>
+        <w:ind w:left="927"/>
+      </w:pPr>
+      <w:proofErr w:type="gramStart"/>
+      <w:r>
+        <w:t>console.log(</w:t>
+      </w:r>
+      <w:proofErr w:type="gramEnd"/>
+      <w:r>
+        <w:t>a &amp;&amp; b);</w:t>
+      </w:r>
+    </w:p>
+    <w:p>
+      <w:pPr>
+        <w:pStyle w:val="ListParagraph"/>
+        <w:ind w:left="927"/>
+      </w:pPr>
+      <w:proofErr w:type="gramStart"/>
+      <w:r>
+        <w:t>console.log(</w:t>
+      </w:r>
+      <w:proofErr w:type="gramEnd"/>
+      <w:r>
+        <w:t>a || b);</w:t>
+      </w:r>
+    </w:p>
+    <w:p>
+      <w:pPr>
+        <w:pStyle w:val="ListParagraph"/>
+        <w:ind w:left="927"/>
+      </w:pPr>
+      <w:r>
+        <w:t>console.log</w:t>
+      </w:r>
+      <w:proofErr w:type="gramStart"/>
+      <w:r>
+        <w:t>(!a</w:t>
+      </w:r>
+      <w:proofErr w:type="gramEnd"/>
+      <w:r>
+        <w:t>);</w:t>
+      </w:r>
+    </w:p>
+    <w:p>
+      <w:pPr>
+        <w:pStyle w:val="ListParagraph"/>
+        <w:ind w:left="927"/>
+      </w:pPr>
+    </w:p>
+    <w:p>
+      <w:pPr>
+        <w:pStyle w:val="ListParagraph"/>
+        <w:ind w:left="927"/>
+      </w:pPr>
+    </w:p>
+    <w:p>
+      <w:pPr>
+        <w:ind w:left="720"/>
+      </w:pPr>
+    </w:p>
     <w:sectPr>
       <w:type w:val="continuous"/>
       <w:pgSz w:w="11906" w:h="16838"/>
@@ -1386,6 +1818,268 @@
     </w:lvl>
   </w:abstractNum>
   <w:abstractNum w:abstractNumId="2" w15:restartNumberingAfterBreak="0">
+    <w:nsid w:val="09D96997"/>
+    <w:multiLevelType w:val="multilevel"/>
+    <w:tmpl w:val="1166EF22"/>
+    <w:lvl w:ilvl="0">
+      <w:start w:val="1"/>
+      <w:numFmt w:val="bullet"/>
+      <w:lvlText w:val=""/>
+      <w:lvlJc w:val="left"/>
+      <w:pPr>
+        <w:tabs>
+          <w:tab w:val="num" w:pos="1069"/>
+        </w:tabs>
+        <w:ind w:left="1069" w:hanging="360"/>
+      </w:pPr>
+      <w:rPr>
+        <w:rFonts w:ascii="Symbol" w:hAnsi="Symbol" w:hint="default"/>
+        <w:sz w:val="20"/>
+      </w:rPr>
+    </w:lvl>
+    <w:lvl w:ilvl="1">
+      <w:start w:val="1"/>
+      <w:numFmt w:val="bullet"/>
+      <w:lvlText w:val=""/>
+      <w:lvlJc w:val="left"/>
+      <w:pPr>
+        <w:tabs>
+          <w:tab w:val="num" w:pos="1440"/>
+        </w:tabs>
+        <w:ind w:left="1440" w:hanging="360"/>
+      </w:pPr>
+      <w:rPr>
+        <w:rFonts w:ascii="Symbol" w:hAnsi="Symbol" w:hint="default"/>
+        <w:sz w:val="20"/>
+      </w:rPr>
+    </w:lvl>
+    <w:lvl w:ilvl="2" w:tentative="1">
+      <w:start w:val="1"/>
+      <w:numFmt w:val="bullet"/>
+      <w:lvlText w:val=""/>
+      <w:lvlJc w:val="left"/>
+      <w:pPr>
+        <w:tabs>
+          <w:tab w:val="num" w:pos="2160"/>
+        </w:tabs>
+        <w:ind w:left="2160" w:hanging="360"/>
+      </w:pPr>
+      <w:rPr>
+        <w:rFonts w:ascii="Symbol" w:hAnsi="Symbol" w:hint="default"/>
+        <w:sz w:val="20"/>
+      </w:rPr>
+    </w:lvl>
+    <w:lvl w:ilvl="3" w:tentative="1">
+      <w:start w:val="1"/>
+      <w:numFmt w:val="bullet"/>
+      <w:lvlText w:val=""/>
+      <w:lvlJc w:val="left"/>
+      <w:pPr>
+        <w:tabs>
+          <w:tab w:val="num" w:pos="2880"/>
+        </w:tabs>
+        <w:ind w:left="2880" w:hanging="360"/>
+      </w:pPr>
+      <w:rPr>
+        <w:rFonts w:ascii="Symbol" w:hAnsi="Symbol" w:hint="default"/>
+        <w:sz w:val="20"/>
+      </w:rPr>
+    </w:lvl>
+    <w:lvl w:ilvl="4" w:tentative="1">
+      <w:start w:val="1"/>
+      <w:numFmt w:val="bullet"/>
+      <w:lvlText w:val=""/>
+      <w:lvlJc w:val="left"/>
+      <w:pPr>
+        <w:tabs>
+          <w:tab w:val="num" w:pos="3600"/>
+        </w:tabs>
+        <w:ind w:left="3600" w:hanging="360"/>
+      </w:pPr>
+      <w:rPr>
+        <w:rFonts w:ascii="Symbol" w:hAnsi="Symbol" w:hint="default"/>
+        <w:sz w:val="20"/>
+      </w:rPr>
+    </w:lvl>
+    <w:lvl w:ilvl="5" w:tentative="1">
+      <w:start w:val="1"/>
+      <w:numFmt w:val="bullet"/>
+      <w:lvlText w:val=""/>
+      <w:lvlJc w:val="left"/>
+      <w:pPr>
+        <w:tabs>
+          <w:tab w:val="num" w:pos="4320"/>
+        </w:tabs>
+        <w:ind w:left="4320" w:hanging="360"/>
+      </w:pPr>
+      <w:rPr>
+        <w:rFonts w:ascii="Symbol" w:hAnsi="Symbol" w:hint="default"/>
+        <w:sz w:val="20"/>
+      </w:rPr>
+    </w:lvl>
+    <w:lvl w:ilvl="6" w:tentative="1">
+      <w:start w:val="1"/>
+      <w:numFmt w:val="bullet"/>
+      <w:lvlText w:val=""/>
+      <w:lvlJc w:val="left"/>
+      <w:pPr>
+        <w:tabs>
+          <w:tab w:val="num" w:pos="5040"/>
+        </w:tabs>
+        <w:ind w:left="5040" w:hanging="360"/>
+      </w:pPr>
+      <w:rPr>
+        <w:rFonts w:ascii="Symbol" w:hAnsi="Symbol" w:hint="default"/>
+        <w:sz w:val="20"/>
+      </w:rPr>
+    </w:lvl>
+    <w:lvl w:ilvl="7" w:tentative="1">
+      <w:start w:val="1"/>
+      <w:numFmt w:val="bullet"/>
+      <w:lvlText w:val=""/>
+      <w:lvlJc w:val="left"/>
+      <w:pPr>
+        <w:tabs>
+          <w:tab w:val="num" w:pos="5760"/>
+        </w:tabs>
+        <w:ind w:left="5760" w:hanging="360"/>
+      </w:pPr>
+      <w:rPr>
+        <w:rFonts w:ascii="Symbol" w:hAnsi="Symbol" w:hint="default"/>
+        <w:sz w:val="20"/>
+      </w:rPr>
+    </w:lvl>
+    <w:lvl w:ilvl="8" w:tentative="1">
+      <w:start w:val="1"/>
+      <w:numFmt w:val="bullet"/>
+      <w:lvlText w:val=""/>
+      <w:lvlJc w:val="left"/>
+      <w:pPr>
+        <w:tabs>
+          <w:tab w:val="num" w:pos="6480"/>
+        </w:tabs>
+        <w:ind w:left="6480" w:hanging="360"/>
+      </w:pPr>
+      <w:rPr>
+        <w:rFonts w:ascii="Symbol" w:hAnsi="Symbol" w:hint="default"/>
+        <w:sz w:val="20"/>
+      </w:rPr>
+    </w:lvl>
+  </w:abstractNum>
+  <w:abstractNum w:abstractNumId="3" w15:restartNumberingAfterBreak="0">
+    <w:nsid w:val="13293BDF"/>
+    <w:multiLevelType w:val="hybridMultilevel"/>
+    <w:tmpl w:val="0FD229AC"/>
+    <w:lvl w:ilvl="0" w:tplc="40090001">
+      <w:start w:val="1"/>
+      <w:numFmt w:val="bullet"/>
+      <w:lvlText w:val=""/>
+      <w:lvlJc w:val="left"/>
+      <w:pPr>
+        <w:ind w:left="1069" w:hanging="360"/>
+      </w:pPr>
+      <w:rPr>
+        <w:rFonts w:ascii="Symbol" w:hAnsi="Symbol" w:hint="default"/>
+      </w:rPr>
+    </w:lvl>
+    <w:lvl w:ilvl="1" w:tplc="40090003" w:tentative="1">
+      <w:start w:val="1"/>
+      <w:numFmt w:val="bullet"/>
+      <w:lvlText w:val="o"/>
+      <w:lvlJc w:val="left"/>
+      <w:pPr>
+        <w:ind w:left="1789" w:hanging="360"/>
+      </w:pPr>
+      <w:rPr>
+        <w:rFonts w:ascii="Courier New" w:hAnsi="Courier New" w:cs="Courier New" w:hint="default"/>
+      </w:rPr>
+    </w:lvl>
+    <w:lvl w:ilvl="2" w:tplc="40090005" w:tentative="1">
+      <w:start w:val="1"/>
+      <w:numFmt w:val="bullet"/>
+      <w:lvlText w:val=""/>
+      <w:lvlJc w:val="left"/>
+      <w:pPr>
+        <w:ind w:left="2509" w:hanging="360"/>
+      </w:pPr>
+      <w:rPr>
+        <w:rFonts w:ascii="Wingdings" w:hAnsi="Wingdings" w:hint="default"/>
+      </w:rPr>
+    </w:lvl>
+    <w:lvl w:ilvl="3" w:tplc="40090001" w:tentative="1">
+      <w:start w:val="1"/>
+      <w:numFmt w:val="bullet"/>
+      <w:lvlText w:val=""/>
+      <w:lvlJc w:val="left"/>
+      <w:pPr>
+        <w:ind w:left="3229" w:hanging="360"/>
+      </w:pPr>
+      <w:rPr>
+        <w:rFonts w:ascii="Symbol" w:hAnsi="Symbol" w:hint="default"/>
+      </w:rPr>
+    </w:lvl>
+    <w:lvl w:ilvl="4" w:tplc="40090003" w:tentative="1">
+      <w:start w:val="1"/>
+      <w:numFmt w:val="bullet"/>
+      <w:lvlText w:val="o"/>
+      <w:lvlJc w:val="left"/>
+      <w:pPr>
+        <w:ind w:left="3949" w:hanging="360"/>
+      </w:pPr>
+      <w:rPr>
+        <w:rFonts w:ascii="Courier New" w:hAnsi="Courier New" w:cs="Courier New" w:hint="default"/>
+      </w:rPr>
+    </w:lvl>
+    <w:lvl w:ilvl="5" w:tplc="40090005" w:tentative="1">
+      <w:start w:val="1"/>
+      <w:numFmt w:val="bullet"/>
+      <w:lvlText w:val=""/>
+      <w:lvlJc w:val="left"/>
+      <w:pPr>
+        <w:ind w:left="4669" w:hanging="360"/>
+      </w:pPr>
+      <w:rPr>
+        <w:rFonts w:ascii="Wingdings" w:hAnsi="Wingdings" w:hint="default"/>
+      </w:rPr>
+    </w:lvl>
+    <w:lvl w:ilvl="6" w:tplc="40090001" w:tentative="1">
+      <w:start w:val="1"/>
+      <w:numFmt w:val="bullet"/>
+      <w:lvlText w:val=""/>
+      <w:lvlJc w:val="left"/>
+      <w:pPr>
+        <w:ind w:left="5389" w:hanging="360"/>
+      </w:pPr>
+      <w:rPr>
+        <w:rFonts w:ascii="Symbol" w:hAnsi="Symbol" w:hint="default"/>
+      </w:rPr>
+    </w:lvl>
+    <w:lvl w:ilvl="7" w:tplc="40090003" w:tentative="1">
+      <w:start w:val="1"/>
+      <w:numFmt w:val="bullet"/>
+      <w:lvlText w:val="o"/>
+      <w:lvlJc w:val="left"/>
+      <w:pPr>
+        <w:ind w:left="6109" w:hanging="360"/>
+      </w:pPr>
+      <w:rPr>
+        <w:rFonts w:ascii="Courier New" w:hAnsi="Courier New" w:cs="Courier New" w:hint="default"/>
+      </w:rPr>
+    </w:lvl>
+    <w:lvl w:ilvl="8" w:tplc="40090005" w:tentative="1">
+      <w:start w:val="1"/>
+      <w:numFmt w:val="bullet"/>
+      <w:lvlText w:val=""/>
+      <w:lvlJc w:val="left"/>
+      <w:pPr>
+        <w:ind w:left="6829" w:hanging="360"/>
+      </w:pPr>
+      <w:rPr>
+        <w:rFonts w:ascii="Wingdings" w:hAnsi="Wingdings" w:hint="default"/>
+      </w:rPr>
+    </w:lvl>
+  </w:abstractNum>
+  <w:abstractNum w:abstractNumId="4" w15:restartNumberingAfterBreak="0">
     <w:nsid w:val="142B6F7D"/>
     <w:multiLevelType w:val="hybridMultilevel"/>
     <w:tmpl w:val="9DC64552"/>
@@ -1471,7 +2165,7 @@
       </w:pPr>
     </w:lvl>
   </w:abstractNum>
-  <w:abstractNum w:abstractNumId="3" w15:restartNumberingAfterBreak="0">
+  <w:abstractNum w:abstractNumId="5" w15:restartNumberingAfterBreak="0">
     <w:nsid w:val="157A1395"/>
     <w:multiLevelType w:val="hybridMultilevel"/>
     <w:tmpl w:val="A0E62F34"/>
@@ -1584,7 +2278,7 @@
       </w:rPr>
     </w:lvl>
   </w:abstractNum>
-  <w:abstractNum w:abstractNumId="4" w15:restartNumberingAfterBreak="0">
+  <w:abstractNum w:abstractNumId="6" w15:restartNumberingAfterBreak="0">
     <w:nsid w:val="18D678CD"/>
     <w:multiLevelType w:val="hybridMultilevel"/>
     <w:tmpl w:val="35B604F8"/>
@@ -1697,7 +2391,156 @@
       </w:rPr>
     </w:lvl>
   </w:abstractNum>
-  <w:abstractNum w:abstractNumId="5" w15:restartNumberingAfterBreak="0">
+  <w:abstractNum w:abstractNumId="7" w15:restartNumberingAfterBreak="0">
+    <w:nsid w:val="1D6C77D2"/>
+    <w:multiLevelType w:val="multilevel"/>
+    <w:tmpl w:val="E4961548"/>
+    <w:lvl w:ilvl="0">
+      <w:start w:val="1"/>
+      <w:numFmt w:val="bullet"/>
+      <w:lvlText w:val=""/>
+      <w:lvlJc w:val="left"/>
+      <w:pPr>
+        <w:tabs>
+          <w:tab w:val="num" w:pos="720"/>
+        </w:tabs>
+        <w:ind w:left="720" w:hanging="360"/>
+      </w:pPr>
+      <w:rPr>
+        <w:rFonts w:ascii="Symbol" w:hAnsi="Symbol" w:hint="default"/>
+        <w:sz w:val="20"/>
+      </w:rPr>
+    </w:lvl>
+    <w:lvl w:ilvl="1" w:tentative="1">
+      <w:start w:val="1"/>
+      <w:numFmt w:val="bullet"/>
+      <w:lvlText w:val=""/>
+      <w:lvlJc w:val="left"/>
+      <w:pPr>
+        <w:tabs>
+          <w:tab w:val="num" w:pos="1440"/>
+        </w:tabs>
+        <w:ind w:left="1440" w:hanging="360"/>
+      </w:pPr>
+      <w:rPr>
+        <w:rFonts w:ascii="Symbol" w:hAnsi="Symbol" w:hint="default"/>
+        <w:sz w:val="20"/>
+      </w:rPr>
+    </w:lvl>
+    <w:lvl w:ilvl="2" w:tentative="1">
+      <w:start w:val="1"/>
+      <w:numFmt w:val="bullet"/>
+      <w:lvlText w:val=""/>
+      <w:lvlJc w:val="left"/>
+      <w:pPr>
+        <w:tabs>
+          <w:tab w:val="num" w:pos="2160"/>
+        </w:tabs>
+        <w:ind w:left="2160" w:hanging="360"/>
+      </w:pPr>
+      <w:rPr>
+        <w:rFonts w:ascii="Symbol" w:hAnsi="Symbol" w:hint="default"/>
+        <w:sz w:val="20"/>
+      </w:rPr>
+    </w:lvl>
+    <w:lvl w:ilvl="3" w:tentative="1">
+      <w:start w:val="1"/>
+      <w:numFmt w:val="bullet"/>
+      <w:lvlText w:val=""/>
+      <w:lvlJc w:val="left"/>
+      <w:pPr>
+        <w:tabs>
+          <w:tab w:val="num" w:pos="2880"/>
+        </w:tabs>
+        <w:ind w:left="2880" w:hanging="360"/>
+      </w:pPr>
+      <w:rPr>
+        <w:rFonts w:ascii="Symbol" w:hAnsi="Symbol" w:hint="default"/>
+        <w:sz w:val="20"/>
+      </w:rPr>
+    </w:lvl>
+    <w:lvl w:ilvl="4" w:tentative="1">
+      <w:start w:val="1"/>
+      <w:numFmt w:val="bullet"/>
+      <w:lvlText w:val=""/>
+      <w:lvlJc w:val="left"/>
+      <w:pPr>
+        <w:tabs>
+          <w:tab w:val="num" w:pos="3600"/>
+        </w:tabs>
+        <w:ind w:left="3600" w:hanging="360"/>
+      </w:pPr>
+      <w:rPr>
+        <w:rFonts w:ascii="Symbol" w:hAnsi="Symbol" w:hint="default"/>
+        <w:sz w:val="20"/>
+      </w:rPr>
+    </w:lvl>
+    <w:lvl w:ilvl="5" w:tentative="1">
+      <w:start w:val="1"/>
+      <w:numFmt w:val="bullet"/>
+      <w:lvlText w:val=""/>
+      <w:lvlJc w:val="left"/>
+      <w:pPr>
+        <w:tabs>
+          <w:tab w:val="num" w:pos="4320"/>
+        </w:tabs>
+        <w:ind w:left="4320" w:hanging="360"/>
+      </w:pPr>
+      <w:rPr>
+        <w:rFonts w:ascii="Symbol" w:hAnsi="Symbol" w:hint="default"/>
+        <w:sz w:val="20"/>
+      </w:rPr>
+    </w:lvl>
+    <w:lvl w:ilvl="6" w:tentative="1">
+      <w:start w:val="1"/>
+      <w:numFmt w:val="bullet"/>
+      <w:lvlText w:val=""/>
+      <w:lvlJc w:val="left"/>
+      <w:pPr>
+        <w:tabs>
+          <w:tab w:val="num" w:pos="5040"/>
+        </w:tabs>
+        <w:ind w:left="5040" w:hanging="360"/>
+      </w:pPr>
+      <w:rPr>
+        <w:rFonts w:ascii="Symbol" w:hAnsi="Symbol" w:hint="default"/>
+        <w:sz w:val="20"/>
+      </w:rPr>
+    </w:lvl>
+    <w:lvl w:ilvl="7" w:tentative="1">
+      <w:start w:val="1"/>
+      <w:numFmt w:val="bullet"/>
+      <w:lvlText w:val=""/>
+      <w:lvlJc w:val="left"/>
+      <w:pPr>
+        <w:tabs>
+          <w:tab w:val="num" w:pos="5760"/>
+        </w:tabs>
+        <w:ind w:left="5760" w:hanging="360"/>
+      </w:pPr>
+      <w:rPr>
+        <w:rFonts w:ascii="Symbol" w:hAnsi="Symbol" w:hint="default"/>
+        <w:sz w:val="20"/>
+      </w:rPr>
+    </w:lvl>
+    <w:lvl w:ilvl="8" w:tentative="1">
+      <w:start w:val="1"/>
+      <w:numFmt w:val="bullet"/>
+      <w:lvlText w:val=""/>
+      <w:lvlJc w:val="left"/>
+      <w:pPr>
+        <w:tabs>
+          <w:tab w:val="num" w:pos="6480"/>
+        </w:tabs>
+        <w:ind w:left="6480" w:hanging="360"/>
+      </w:pPr>
+      <w:rPr>
+        <w:rFonts w:ascii="Symbol" w:hAnsi="Symbol" w:hint="default"/>
+        <w:sz w:val="20"/>
+      </w:rPr>
+    </w:lvl>
+  </w:abstractNum>
+  <w:abstractNum w:abstractNumId="8" w15:restartNumberingAfterBreak="0">
     <w:nsid w:val="1DFF0229"/>
     <w:multiLevelType w:val="hybridMultilevel"/>
     <w:tmpl w:val="1A56B6B4"/>
@@ -1810,7 +2653,7 @@
       </w:rPr>
     </w:lvl>
   </w:abstractNum>
-  <w:abstractNum w:abstractNumId="6" w15:restartNumberingAfterBreak="0">
+  <w:abstractNum w:abstractNumId="9" w15:restartNumberingAfterBreak="0">
     <w:nsid w:val="218C20B1"/>
     <w:multiLevelType w:val="hybridMultilevel"/>
     <w:tmpl w:val="B47816B8"/>
@@ -1923,7 +2766,7 @@
       </w:rPr>
     </w:lvl>
   </w:abstractNum>
-  <w:abstractNum w:abstractNumId="7" w15:restartNumberingAfterBreak="0">
+  <w:abstractNum w:abstractNumId="10" w15:restartNumberingAfterBreak="0">
     <w:nsid w:val="2CE578B1"/>
     <w:multiLevelType w:val="hybridMultilevel"/>
     <w:tmpl w:val="EAA681C2"/>
@@ -2012,7 +2855,156 @@
       </w:pPr>
     </w:lvl>
   </w:abstractNum>
-  <w:abstractNum w:abstractNumId="8" w15:restartNumberingAfterBreak="0">
+  <w:abstractNum w:abstractNumId="11" w15:restartNumberingAfterBreak="0">
+    <w:nsid w:val="2E093943"/>
+    <w:multiLevelType w:val="multilevel"/>
+    <w:tmpl w:val="E8C447A8"/>
+    <w:lvl w:ilvl="0">
+      <w:start w:val="1"/>
+      <w:numFmt w:val="bullet"/>
+      <w:lvlText w:val=""/>
+      <w:lvlJc w:val="left"/>
+      <w:pPr>
+        <w:tabs>
+          <w:tab w:val="num" w:pos="720"/>
+        </w:tabs>
+        <w:ind w:left="720" w:hanging="360"/>
+      </w:pPr>
+      <w:rPr>
+        <w:rFonts w:ascii="Symbol" w:hAnsi="Symbol" w:hint="default"/>
+        <w:sz w:val="20"/>
+      </w:rPr>
+    </w:lvl>
+    <w:lvl w:ilvl="1" w:tentative="1">
+      <w:start w:val="1"/>
+      <w:numFmt w:val="bullet"/>
+      <w:lvlText w:val=""/>
+      <w:lvlJc w:val="left"/>
+      <w:pPr>
+        <w:tabs>
+          <w:tab w:val="num" w:pos="1440"/>
+        </w:tabs>
+        <w:ind w:left="1440" w:hanging="360"/>
+      </w:pPr>
+      <w:rPr>
+        <w:rFonts w:ascii="Symbol" w:hAnsi="Symbol" w:hint="default"/>
+        <w:sz w:val="20"/>
+      </w:rPr>
+    </w:lvl>
+    <w:lvl w:ilvl="2" w:tentative="1">
+      <w:start w:val="1"/>
+      <w:numFmt w:val="bullet"/>
+      <w:lvlText w:val=""/>
+      <w:lvlJc w:val="left"/>
+      <w:pPr>
+        <w:tabs>
+          <w:tab w:val="num" w:pos="2160"/>
+        </w:tabs>
+        <w:ind w:left="2160" w:hanging="360"/>
+      </w:pPr>
+      <w:rPr>
+        <w:rFonts w:ascii="Symbol" w:hAnsi="Symbol" w:hint="default"/>
+        <w:sz w:val="20"/>
+      </w:rPr>
+    </w:lvl>
+    <w:lvl w:ilvl="3" w:tentative="1">
+      <w:start w:val="1"/>
+      <w:numFmt w:val="bullet"/>
+      <w:lvlText w:val=""/>
+      <w:lvlJc w:val="left"/>
+      <w:pPr>
+        <w:tabs>
+          <w:tab w:val="num" w:pos="2880"/>
+        </w:tabs>
+        <w:ind w:left="2880" w:hanging="360"/>
+      </w:pPr>
+      <w:rPr>
+        <w:rFonts w:ascii="Symbol" w:hAnsi="Symbol" w:hint="default"/>
+        <w:sz w:val="20"/>
+      </w:rPr>
+    </w:lvl>
+    <w:lvl w:ilvl="4" w:tentative="1">
+      <w:start w:val="1"/>
+      <w:numFmt w:val="bullet"/>
+      <w:lvlText w:val=""/>
+      <w:lvlJc w:val="left"/>
+      <w:pPr>
+        <w:tabs>
+          <w:tab w:val="num" w:pos="3600"/>
+        </w:tabs>
+        <w:ind w:left="3600" w:hanging="360"/>
+      </w:pPr>
+      <w:rPr>
+        <w:rFonts w:ascii="Symbol" w:hAnsi="Symbol" w:hint="default"/>
+        <w:sz w:val="20"/>
+      </w:rPr>
+    </w:lvl>
+    <w:lvl w:ilvl="5" w:tentative="1">
+      <w:start w:val="1"/>
+      <w:numFmt w:val="bullet"/>
+      <w:lvlText w:val=""/>
+      <w:lvlJc w:val="left"/>
+      <w:pPr>
+        <w:tabs>
+          <w:tab w:val="num" w:pos="4320"/>
+        </w:tabs>
+        <w:ind w:left="4320" w:hanging="360"/>
+      </w:pPr>
+      <w:rPr>
+        <w:rFonts w:ascii="Symbol" w:hAnsi="Symbol" w:hint="default"/>
+        <w:sz w:val="20"/>
+      </w:rPr>
+    </w:lvl>
+    <w:lvl w:ilvl="6" w:tentative="1">
+      <w:start w:val="1"/>
+      <w:numFmt w:val="bullet"/>
+      <w:lvlText w:val=""/>
+      <w:lvlJc w:val="left"/>
+      <w:pPr>
+        <w:tabs>
+          <w:tab w:val="num" w:pos="5040"/>
+        </w:tabs>
+        <w:ind w:left="5040" w:hanging="360"/>
+      </w:pPr>
+      <w:rPr>
+        <w:rFonts w:ascii="Symbol" w:hAnsi="Symbol" w:hint="default"/>
+        <w:sz w:val="20"/>
+      </w:rPr>
+    </w:lvl>
+    <w:lvl w:ilvl="7" w:tentative="1">
+      <w:start w:val="1"/>
+      <w:numFmt w:val="bullet"/>
+      <w:lvlText w:val=""/>
+      <w:lvlJc w:val="left"/>
+      <w:pPr>
+        <w:tabs>
+          <w:tab w:val="num" w:pos="5760"/>
+        </w:tabs>
+        <w:ind w:left="5760" w:hanging="360"/>
+      </w:pPr>
+      <w:rPr>
+        <w:rFonts w:ascii="Symbol" w:hAnsi="Symbol" w:hint="default"/>
+        <w:sz w:val="20"/>
+      </w:rPr>
+    </w:lvl>
+    <w:lvl w:ilvl="8" w:tentative="1">
+      <w:start w:val="1"/>
+      <w:numFmt w:val="bullet"/>
+      <w:lvlText w:val=""/>
+      <w:lvlJc w:val="left"/>
+      <w:pPr>
+        <w:tabs>
+          <w:tab w:val="num" w:pos="6480"/>
+        </w:tabs>
+        <w:ind w:left="6480" w:hanging="360"/>
+      </w:pPr>
+      <w:rPr>
+        <w:rFonts w:ascii="Symbol" w:hAnsi="Symbol" w:hint="default"/>
+        <w:sz w:val="20"/>
+      </w:rPr>
+    </w:lvl>
+  </w:abstractNum>
+  <w:abstractNum w:abstractNumId="12" w15:restartNumberingAfterBreak="0">
     <w:nsid w:val="37AF72C7"/>
     <w:multiLevelType w:val="hybridMultilevel"/>
     <w:tmpl w:val="647423B4"/>
@@ -2098,10 +3090,159 @@
       </w:pPr>
     </w:lvl>
   </w:abstractNum>
-  <w:abstractNum w:abstractNumId="9" w15:restartNumberingAfterBreak="0">
+  <w:abstractNum w:abstractNumId="13" w15:restartNumberingAfterBreak="0">
+    <w:nsid w:val="38AB2F41"/>
+    <w:multiLevelType w:val="multilevel"/>
+    <w:tmpl w:val="1B46AB1C"/>
+    <w:lvl w:ilvl="0">
+      <w:start w:val="1"/>
+      <w:numFmt w:val="bullet"/>
+      <w:lvlText w:val=""/>
+      <w:lvlJc w:val="left"/>
+      <w:pPr>
+        <w:tabs>
+          <w:tab w:val="num" w:pos="720"/>
+        </w:tabs>
+        <w:ind w:left="720" w:hanging="360"/>
+      </w:pPr>
+      <w:rPr>
+        <w:rFonts w:ascii="Symbol" w:hAnsi="Symbol" w:hint="default"/>
+        <w:sz w:val="20"/>
+      </w:rPr>
+    </w:lvl>
+    <w:lvl w:ilvl="1" w:tentative="1">
+      <w:start w:val="1"/>
+      <w:numFmt w:val="bullet"/>
+      <w:lvlText w:val=""/>
+      <w:lvlJc w:val="left"/>
+      <w:pPr>
+        <w:tabs>
+          <w:tab w:val="num" w:pos="1440"/>
+        </w:tabs>
+        <w:ind w:left="1440" w:hanging="360"/>
+      </w:pPr>
+      <w:rPr>
+        <w:rFonts w:ascii="Symbol" w:hAnsi="Symbol" w:hint="default"/>
+        <w:sz w:val="20"/>
+      </w:rPr>
+    </w:lvl>
+    <w:lvl w:ilvl="2" w:tentative="1">
+      <w:start w:val="1"/>
+      <w:numFmt w:val="bullet"/>
+      <w:lvlText w:val=""/>
+      <w:lvlJc w:val="left"/>
+      <w:pPr>
+        <w:tabs>
+          <w:tab w:val="num" w:pos="2160"/>
+        </w:tabs>
+        <w:ind w:left="2160" w:hanging="360"/>
+      </w:pPr>
+      <w:rPr>
+        <w:rFonts w:ascii="Symbol" w:hAnsi="Symbol" w:hint="default"/>
+        <w:sz w:val="20"/>
+      </w:rPr>
+    </w:lvl>
+    <w:lvl w:ilvl="3" w:tentative="1">
+      <w:start w:val="1"/>
+      <w:numFmt w:val="bullet"/>
+      <w:lvlText w:val=""/>
+      <w:lvlJc w:val="left"/>
+      <w:pPr>
+        <w:tabs>
+          <w:tab w:val="num" w:pos="2880"/>
+        </w:tabs>
+        <w:ind w:left="2880" w:hanging="360"/>
+      </w:pPr>
+      <w:rPr>
+        <w:rFonts w:ascii="Symbol" w:hAnsi="Symbol" w:hint="default"/>
+        <w:sz w:val="20"/>
+      </w:rPr>
+    </w:lvl>
+    <w:lvl w:ilvl="4" w:tentative="1">
+      <w:start w:val="1"/>
+      <w:numFmt w:val="bullet"/>
+      <w:lvlText w:val=""/>
+      <w:lvlJc w:val="left"/>
+      <w:pPr>
+        <w:tabs>
+          <w:tab w:val="num" w:pos="3600"/>
+        </w:tabs>
+        <w:ind w:left="3600" w:hanging="360"/>
+      </w:pPr>
+      <w:rPr>
+        <w:rFonts w:ascii="Symbol" w:hAnsi="Symbol" w:hint="default"/>
+        <w:sz w:val="20"/>
+      </w:rPr>
+    </w:lvl>
+    <w:lvl w:ilvl="5" w:tentative="1">
+      <w:start w:val="1"/>
+      <w:numFmt w:val="bullet"/>
+      <w:lvlText w:val=""/>
+      <w:lvlJc w:val="left"/>
+      <w:pPr>
+        <w:tabs>
+          <w:tab w:val="num" w:pos="4320"/>
+        </w:tabs>
+        <w:ind w:left="4320" w:hanging="360"/>
+      </w:pPr>
+      <w:rPr>
+        <w:rFonts w:ascii="Symbol" w:hAnsi="Symbol" w:hint="default"/>
+        <w:sz w:val="20"/>
+      </w:rPr>
+    </w:lvl>
+    <w:lvl w:ilvl="6" w:tentative="1">
+      <w:start w:val="1"/>
+      <w:numFmt w:val="bullet"/>
+      <w:lvlText w:val=""/>
+      <w:lvlJc w:val="left"/>
+      <w:pPr>
+        <w:tabs>
+          <w:tab w:val="num" w:pos="5040"/>
+        </w:tabs>
+        <w:ind w:left="5040" w:hanging="360"/>
+      </w:pPr>
+      <w:rPr>
+        <w:rFonts w:ascii="Symbol" w:hAnsi="Symbol" w:hint="default"/>
+        <w:sz w:val="20"/>
+      </w:rPr>
+    </w:lvl>
+    <w:lvl w:ilvl="7" w:tentative="1">
+      <w:start w:val="1"/>
+      <w:numFmt w:val="bullet"/>
+      <w:lvlText w:val=""/>
+      <w:lvlJc w:val="left"/>
+      <w:pPr>
+        <w:tabs>
+          <w:tab w:val="num" w:pos="5760"/>
+        </w:tabs>
+        <w:ind w:left="5760" w:hanging="360"/>
+      </w:pPr>
+      <w:rPr>
+        <w:rFonts w:ascii="Symbol" w:hAnsi="Symbol" w:hint="default"/>
+        <w:sz w:val="20"/>
+      </w:rPr>
+    </w:lvl>
+    <w:lvl w:ilvl="8" w:tentative="1">
+      <w:start w:val="1"/>
+      <w:numFmt w:val="bullet"/>
+      <w:lvlText w:val=""/>
+      <w:lvlJc w:val="left"/>
+      <w:pPr>
+        <w:tabs>
+          <w:tab w:val="num" w:pos="6480"/>
+        </w:tabs>
+        <w:ind w:left="6480" w:hanging="360"/>
+      </w:pPr>
+      <w:rPr>
+        <w:rFonts w:ascii="Symbol" w:hAnsi="Symbol" w:hint="default"/>
+        <w:sz w:val="20"/>
+      </w:rPr>
+    </w:lvl>
+  </w:abstractNum>
+  <w:abstractNum w:abstractNumId="14" w15:restartNumberingAfterBreak="0">
     <w:nsid w:val="3A5F1D95"/>
     <w:multiLevelType w:val="hybridMultilevel"/>
-    <w:tmpl w:val="14B0E1F4"/>
+    <w:tmpl w:val="ABE607A2"/>
     <w:lvl w:ilvl="0" w:tplc="40090013">
       <w:start w:val="1"/>
       <w:numFmt w:val="upperRoman"/>
@@ -2184,7 +3325,179 @@
       </w:pPr>
     </w:lvl>
   </w:abstractNum>
-  <w:abstractNum w:abstractNumId="10" w15:restartNumberingAfterBreak="0">
+  <w:abstractNum w:abstractNumId="15" w15:restartNumberingAfterBreak="0">
+    <w:nsid w:val="3DB92691"/>
+    <w:multiLevelType w:val="hybridMultilevel"/>
+    <w:tmpl w:val="727431CE"/>
+    <w:lvl w:ilvl="0" w:tplc="40090013">
+      <w:start w:val="1"/>
+      <w:numFmt w:val="upperRoman"/>
+      <w:lvlText w:val="%1."/>
+      <w:lvlJc w:val="right"/>
+      <w:pPr>
+        <w:ind w:left="720" w:hanging="360"/>
+      </w:pPr>
+    </w:lvl>
+    <w:lvl w:ilvl="1" w:tplc="40090019" w:tentative="1">
+      <w:start w:val="1"/>
+      <w:numFmt w:val="lowerLetter"/>
+      <w:lvlText w:val="%2."/>
+      <w:lvlJc w:val="left"/>
+      <w:pPr>
+        <w:ind w:left="1440" w:hanging="360"/>
+      </w:pPr>
+    </w:lvl>
+    <w:lvl w:ilvl="2" w:tplc="4009001B" w:tentative="1">
+      <w:start w:val="1"/>
+      <w:numFmt w:val="lowerRoman"/>
+      <w:lvlText w:val="%3."/>
+      <w:lvlJc w:val="right"/>
+      <w:pPr>
+        <w:ind w:left="2160" w:hanging="180"/>
+      </w:pPr>
+    </w:lvl>
+    <w:lvl w:ilvl="3" w:tplc="4009000F" w:tentative="1">
+      <w:start w:val="1"/>
+      <w:numFmt w:val="decimal"/>
+      <w:lvlText w:val="%4."/>
+      <w:lvlJc w:val="left"/>
+      <w:pPr>
+        <w:ind w:left="2880" w:hanging="360"/>
+      </w:pPr>
+    </w:lvl>
+    <w:lvl w:ilvl="4" w:tplc="40090019" w:tentative="1">
+      <w:start w:val="1"/>
+      <w:numFmt w:val="lowerLetter"/>
+      <w:lvlText w:val="%5."/>
+      <w:lvlJc w:val="left"/>
+      <w:pPr>
+        <w:ind w:left="3600" w:hanging="360"/>
+      </w:pPr>
+    </w:lvl>
+    <w:lvl w:ilvl="5" w:tplc="4009001B" w:tentative="1">
+      <w:start w:val="1"/>
+      <w:numFmt w:val="lowerRoman"/>
+      <w:lvlText w:val="%6."/>
+      <w:lvlJc w:val="right"/>
+      <w:pPr>
+        <w:ind w:left="4320" w:hanging="180"/>
+      </w:pPr>
+    </w:lvl>
+    <w:lvl w:ilvl="6" w:tplc="4009000F" w:tentative="1">
+      <w:start w:val="1"/>
+      <w:numFmt w:val="decimal"/>
+      <w:lvlText w:val="%7."/>
+      <w:lvlJc w:val="left"/>
+      <w:pPr>
+        <w:ind w:left="5040" w:hanging="360"/>
+      </w:pPr>
+    </w:lvl>
+    <w:lvl w:ilvl="7" w:tplc="40090019" w:tentative="1">
+      <w:start w:val="1"/>
+      <w:numFmt w:val="lowerLetter"/>
+      <w:lvlText w:val="%8."/>
+      <w:lvlJc w:val="left"/>
+      <w:pPr>
+        <w:ind w:left="5760" w:hanging="360"/>
+      </w:pPr>
+    </w:lvl>
+    <w:lvl w:ilvl="8" w:tplc="4009001B" w:tentative="1">
+      <w:start w:val="1"/>
+      <w:numFmt w:val="lowerRoman"/>
+      <w:lvlText w:val="%9."/>
+      <w:lvlJc w:val="right"/>
+      <w:pPr>
+        <w:ind w:left="6480" w:hanging="180"/>
+      </w:pPr>
+    </w:lvl>
+  </w:abstractNum>
+  <w:abstractNum w:abstractNumId="16" w15:restartNumberingAfterBreak="0">
+    <w:nsid w:val="4226642F"/>
+    <w:multiLevelType w:val="multilevel"/>
+    <w:tmpl w:val="40090027"/>
+    <w:lvl w:ilvl="0">
+      <w:start w:val="1"/>
+      <w:numFmt w:val="upperRoman"/>
+      <w:lvlText w:val="%1."/>
+      <w:lvlJc w:val="left"/>
+      <w:pPr>
+        <w:ind w:left="0" w:firstLine="0"/>
+      </w:pPr>
+    </w:lvl>
+    <w:lvl w:ilvl="1">
+      <w:start w:val="1"/>
+      <w:numFmt w:val="upperLetter"/>
+      <w:lvlText w:val="%2."/>
+      <w:lvlJc w:val="left"/>
+      <w:pPr>
+        <w:ind w:left="720" w:firstLine="0"/>
+      </w:pPr>
+    </w:lvl>
+    <w:lvl w:ilvl="2">
+      <w:start w:val="1"/>
+      <w:numFmt w:val="decimal"/>
+      <w:lvlText w:val="%3."/>
+      <w:lvlJc w:val="left"/>
+      <w:pPr>
+        <w:ind w:left="1440" w:firstLine="0"/>
+      </w:pPr>
+    </w:lvl>
+    <w:lvl w:ilvl="3">
+      <w:start w:val="1"/>
+      <w:numFmt w:val="lowerLetter"/>
+      <w:lvlText w:val="%4)"/>
+      <w:lvlJc w:val="left"/>
+      <w:pPr>
+        <w:ind w:left="2160" w:firstLine="0"/>
+      </w:pPr>
+    </w:lvl>
+    <w:lvl w:ilvl="4">
+      <w:start w:val="1"/>
+      <w:numFmt w:val="decimal"/>
+      <w:lvlText w:val="(%5)"/>
+      <w:lvlJc w:val="left"/>
+      <w:pPr>
+        <w:ind w:left="2880" w:firstLine="0"/>
+      </w:pPr>
+    </w:lvl>
+    <w:lvl w:ilvl="5">
+      <w:start w:val="1"/>
+      <w:numFmt w:val="lowerLetter"/>
+      <w:lvlText w:val="(%6)"/>
+      <w:lvlJc w:val="left"/>
+      <w:pPr>
+        <w:ind w:left="3600" w:firstLine="0"/>
+      </w:pPr>
+    </w:lvl>
+    <w:lvl w:ilvl="6">
+      <w:start w:val="1"/>
+      <w:numFmt w:val="lowerRoman"/>
+      <w:lvlText w:val="(%7)"/>
+      <w:lvlJc w:val="left"/>
+      <w:pPr>
+        <w:ind w:left="4320" w:firstLine="0"/>
+      </w:pPr>
+    </w:lvl>
+    <w:lvl w:ilvl="7">
+      <w:start w:val="1"/>
+      <w:numFmt w:val="lowerLetter"/>
+      <w:lvlText w:val="(%8)"/>
+      <w:lvlJc w:val="left"/>
+      <w:pPr>
+        <w:ind w:left="5040" w:firstLine="0"/>
+      </w:pPr>
+    </w:lvl>
+    <w:lvl w:ilvl="8">
+      <w:start w:val="1"/>
+      <w:numFmt w:val="lowerRoman"/>
+      <w:lvlText w:val="(%9)"/>
+      <w:lvlJc w:val="left"/>
+      <w:pPr>
+        <w:ind w:left="5760" w:firstLine="0"/>
+      </w:pPr>
+    </w:lvl>
+  </w:abstractNum>
+  <w:abstractNum w:abstractNumId="17" w15:restartNumberingAfterBreak="0">
     <w:nsid w:val="438E5157"/>
     <w:multiLevelType w:val="hybridMultilevel"/>
     <w:tmpl w:val="63AAD304"/>
@@ -2273,7 +3586,332 @@
       </w:pPr>
     </w:lvl>
   </w:abstractNum>
-  <w:abstractNum w:abstractNumId="11" w15:restartNumberingAfterBreak="0">
+  <w:abstractNum w:abstractNumId="18" w15:restartNumberingAfterBreak="0">
+    <w:nsid w:val="44246466"/>
+    <w:multiLevelType w:val="hybridMultilevel"/>
+    <w:tmpl w:val="C9A20144"/>
+    <w:lvl w:ilvl="0" w:tplc="CBC0404A">
+      <w:start w:val="1"/>
+      <w:numFmt w:val="lowerLetter"/>
+      <w:lvlText w:val="%1."/>
+      <w:lvlJc w:val="left"/>
+      <w:pPr>
+        <w:ind w:left="927" w:hanging="360"/>
+      </w:pPr>
+      <w:rPr>
+        <w:b/>
+        <w:bCs/>
+      </w:rPr>
+    </w:lvl>
+    <w:lvl w:ilvl="1" w:tplc="40090019" w:tentative="1">
+      <w:start w:val="1"/>
+      <w:numFmt w:val="lowerLetter"/>
+      <w:lvlText w:val="%2."/>
+      <w:lvlJc w:val="left"/>
+      <w:pPr>
+        <w:ind w:left="1800" w:hanging="360"/>
+      </w:pPr>
+    </w:lvl>
+    <w:lvl w:ilvl="2" w:tplc="4009001B" w:tentative="1">
+      <w:start w:val="1"/>
+      <w:numFmt w:val="lowerRoman"/>
+      <w:lvlText w:val="%3."/>
+      <w:lvlJc w:val="right"/>
+      <w:pPr>
+        <w:ind w:left="2520" w:hanging="180"/>
+      </w:pPr>
+    </w:lvl>
+    <w:lvl w:ilvl="3" w:tplc="4009000F" w:tentative="1">
+      <w:start w:val="1"/>
+      <w:numFmt w:val="decimal"/>
+      <w:lvlText w:val="%4."/>
+      <w:lvlJc w:val="left"/>
+      <w:pPr>
+        <w:ind w:left="3240" w:hanging="360"/>
+      </w:pPr>
+    </w:lvl>
+    <w:lvl w:ilvl="4" w:tplc="40090019" w:tentative="1">
+      <w:start w:val="1"/>
+      <w:numFmt w:val="lowerLetter"/>
+      <w:lvlText w:val="%5."/>
+      <w:lvlJc w:val="left"/>
+      <w:pPr>
+        <w:ind w:left="3960" w:hanging="360"/>
+      </w:pPr>
+    </w:lvl>
+    <w:lvl w:ilvl="5" w:tplc="4009001B" w:tentative="1">
+      <w:start w:val="1"/>
+      <w:numFmt w:val="lowerRoman"/>
+      <w:lvlText w:val="%6."/>
+      <w:lvlJc w:val="right"/>
+      <w:pPr>
+        <w:ind w:left="4680" w:hanging="180"/>
+      </w:pPr>
+    </w:lvl>
+    <w:lvl w:ilvl="6" w:tplc="4009000F" w:tentative="1">
+      <w:start w:val="1"/>
+      <w:numFmt w:val="decimal"/>
+      <w:lvlText w:val="%7."/>
+      <w:lvlJc w:val="left"/>
+      <w:pPr>
+        <w:ind w:left="5400" w:hanging="360"/>
+      </w:pPr>
+    </w:lvl>
+    <w:lvl w:ilvl="7" w:tplc="40090019" w:tentative="1">
+      <w:start w:val="1"/>
+      <w:numFmt w:val="lowerLetter"/>
+      <w:lvlText w:val="%8."/>
+      <w:lvlJc w:val="left"/>
+      <w:pPr>
+        <w:ind w:left="6120" w:hanging="360"/>
+      </w:pPr>
+    </w:lvl>
+    <w:lvl w:ilvl="8" w:tplc="4009001B" w:tentative="1">
+      <w:start w:val="1"/>
+      <w:numFmt w:val="lowerRoman"/>
+      <w:lvlText w:val="%9."/>
+      <w:lvlJc w:val="right"/>
+      <w:pPr>
+        <w:ind w:left="6840" w:hanging="180"/>
+      </w:pPr>
+    </w:lvl>
+  </w:abstractNum>
+  <w:abstractNum w:abstractNumId="19" w15:restartNumberingAfterBreak="0">
+    <w:nsid w:val="497725D6"/>
+    <w:multiLevelType w:val="multilevel"/>
+    <w:tmpl w:val="9E20C97C"/>
+    <w:lvl w:ilvl="0">
+      <w:start w:val="1"/>
+      <w:numFmt w:val="bullet"/>
+      <w:lvlText w:val=""/>
+      <w:lvlJc w:val="left"/>
+      <w:pPr>
+        <w:tabs>
+          <w:tab w:val="num" w:pos="720"/>
+        </w:tabs>
+        <w:ind w:left="720" w:hanging="360"/>
+      </w:pPr>
+      <w:rPr>
+        <w:rFonts w:ascii="Symbol" w:hAnsi="Symbol" w:hint="default"/>
+        <w:sz w:val="20"/>
+      </w:rPr>
+    </w:lvl>
+    <w:lvl w:ilvl="1" w:tentative="1">
+      <w:start w:val="1"/>
+      <w:numFmt w:val="bullet"/>
+      <w:lvlText w:val=""/>
+      <w:lvlJc w:val="left"/>
+      <w:pPr>
+        <w:tabs>
+          <w:tab w:val="num" w:pos="1440"/>
+        </w:tabs>
+        <w:ind w:left="1440" w:hanging="360"/>
+      </w:pPr>
+      <w:rPr>
+        <w:rFonts w:ascii="Symbol" w:hAnsi="Symbol" w:hint="default"/>
+        <w:sz w:val="20"/>
+      </w:rPr>
+    </w:lvl>
+    <w:lvl w:ilvl="2" w:tentative="1">
+      <w:start w:val="1"/>
+      <w:numFmt w:val="bullet"/>
+      <w:lvlText w:val=""/>
+      <w:lvlJc w:val="left"/>
+      <w:pPr>
+        <w:tabs>
+          <w:tab w:val="num" w:pos="2160"/>
+        </w:tabs>
+        <w:ind w:left="2160" w:hanging="360"/>
+      </w:pPr>
+      <w:rPr>
+        <w:rFonts w:ascii="Symbol" w:hAnsi="Symbol" w:hint="default"/>
+        <w:sz w:val="20"/>
+      </w:rPr>
+    </w:lvl>
+    <w:lvl w:ilvl="3" w:tentative="1">
+      <w:start w:val="1"/>
+      <w:numFmt w:val="bullet"/>
+      <w:lvlText w:val=""/>
+      <w:lvlJc w:val="left"/>
+      <w:pPr>
+        <w:tabs>
+          <w:tab w:val="num" w:pos="2880"/>
+        </w:tabs>
+        <w:ind w:left="2880" w:hanging="360"/>
+      </w:pPr>
+      <w:rPr>
+        <w:rFonts w:ascii="Symbol" w:hAnsi="Symbol" w:hint="default"/>
+        <w:sz w:val="20"/>
+      </w:rPr>
+    </w:lvl>
+    <w:lvl w:ilvl="4" w:tentative="1">
+      <w:start w:val="1"/>
+      <w:numFmt w:val="bullet"/>
+      <w:lvlText w:val=""/>
+      <w:lvlJc w:val="left"/>
+      <w:pPr>
+        <w:tabs>
+          <w:tab w:val="num" w:pos="3600"/>
+        </w:tabs>
+        <w:ind w:left="3600" w:hanging="360"/>
+      </w:pPr>
+      <w:rPr>
+        <w:rFonts w:ascii="Symbol" w:hAnsi="Symbol" w:hint="default"/>
+        <w:sz w:val="20"/>
+      </w:rPr>
+    </w:lvl>
+    <w:lvl w:ilvl="5" w:tentative="1">
+      <w:start w:val="1"/>
+      <w:numFmt w:val="bullet"/>
+      <w:lvlText w:val=""/>
+      <w:lvlJc w:val="left"/>
+      <w:pPr>
+        <w:tabs>
+          <w:tab w:val="num" w:pos="4320"/>
+        </w:tabs>
+        <w:ind w:left="4320" w:hanging="360"/>
+      </w:pPr>
+      <w:rPr>
+        <w:rFonts w:ascii="Symbol" w:hAnsi="Symbol" w:hint="default"/>
+        <w:sz w:val="20"/>
+      </w:rPr>
+    </w:lvl>
+    <w:lvl w:ilvl="6" w:tentative="1">
+      <w:start w:val="1"/>
+      <w:numFmt w:val="bullet"/>
+      <w:lvlText w:val=""/>
+      <w:lvlJc w:val="left"/>
+      <w:pPr>
+        <w:tabs>
+          <w:tab w:val="num" w:pos="5040"/>
+        </w:tabs>
+        <w:ind w:left="5040" w:hanging="360"/>
+      </w:pPr>
+      <w:rPr>
+        <w:rFonts w:ascii="Symbol" w:hAnsi="Symbol" w:hint="default"/>
+        <w:sz w:val="20"/>
+      </w:rPr>
+    </w:lvl>
+    <w:lvl w:ilvl="7" w:tentative="1">
+      <w:start w:val="1"/>
+      <w:numFmt w:val="bullet"/>
+      <w:lvlText w:val=""/>
+      <w:lvlJc w:val="left"/>
+      <w:pPr>
+        <w:tabs>
+          <w:tab w:val="num" w:pos="5760"/>
+        </w:tabs>
+        <w:ind w:left="5760" w:hanging="360"/>
+      </w:pPr>
+      <w:rPr>
+        <w:rFonts w:ascii="Symbol" w:hAnsi="Symbol" w:hint="default"/>
+        <w:sz w:val="20"/>
+      </w:rPr>
+    </w:lvl>
+    <w:lvl w:ilvl="8" w:tentative="1">
+      <w:start w:val="1"/>
+      <w:numFmt w:val="bullet"/>
+      <w:lvlText w:val=""/>
+      <w:lvlJc w:val="left"/>
+      <w:pPr>
+        <w:tabs>
+          <w:tab w:val="num" w:pos="6480"/>
+        </w:tabs>
+        <w:ind w:left="6480" w:hanging="360"/>
+      </w:pPr>
+      <w:rPr>
+        <w:rFonts w:ascii="Symbol" w:hAnsi="Symbol" w:hint="default"/>
+        <w:sz w:val="20"/>
+      </w:rPr>
+    </w:lvl>
+  </w:abstractNum>
+  <w:abstractNum w:abstractNumId="20" w15:restartNumberingAfterBreak="0">
+    <w:nsid w:val="52B36F1D"/>
+    <w:multiLevelType w:val="hybridMultilevel"/>
+    <w:tmpl w:val="0DC46EAE"/>
+    <w:lvl w:ilvl="0" w:tplc="40090017">
+      <w:start w:val="1"/>
+      <w:numFmt w:val="lowerLetter"/>
+      <w:lvlText w:val="%1)"/>
+      <w:lvlJc w:val="left"/>
+      <w:pPr>
+        <w:ind w:left="1440" w:hanging="360"/>
+      </w:pPr>
+    </w:lvl>
+    <w:lvl w:ilvl="1" w:tplc="40090019" w:tentative="1">
+      <w:start w:val="1"/>
+      <w:numFmt w:val="lowerLetter"/>
+      <w:lvlText w:val="%2."/>
+      <w:lvlJc w:val="left"/>
+      <w:pPr>
+        <w:ind w:left="2160" w:hanging="360"/>
+      </w:pPr>
+    </w:lvl>
+    <w:lvl w:ilvl="2" w:tplc="4009001B" w:tentative="1">
+      <w:start w:val="1"/>
+      <w:numFmt w:val="lowerRoman"/>
+      <w:lvlText w:val="%3."/>
+      <w:lvlJc w:val="right"/>
+      <w:pPr>
+        <w:ind w:left="2880" w:hanging="180"/>
+      </w:pPr>
+    </w:lvl>
+    <w:lvl w:ilvl="3" w:tplc="4009000F" w:tentative="1">
+      <w:start w:val="1"/>
+      <w:numFmt w:val="decimal"/>
+      <w:lvlText w:val="%4."/>
+      <w:lvlJc w:val="left"/>
+      <w:pPr>
+        <w:ind w:left="3600" w:hanging="360"/>
+      </w:pPr>
+    </w:lvl>
+    <w:lvl w:ilvl="4" w:tplc="40090019" w:tentative="1">
+      <w:start w:val="1"/>
+      <w:numFmt w:val="lowerLetter"/>
+      <w:lvlText w:val="%5."/>
+      <w:lvlJc w:val="left"/>
+      <w:pPr>
+        <w:ind w:left="4320" w:hanging="360"/>
+      </w:pPr>
+    </w:lvl>
+    <w:lvl w:ilvl="5" w:tplc="4009001B" w:tentative="1">
+      <w:start w:val="1"/>
+      <w:numFmt w:val="lowerRoman"/>
+      <w:lvlText w:val="%6."/>
+      <w:lvlJc w:val="right"/>
+      <w:pPr>
+        <w:ind w:left="5040" w:hanging="180"/>
+      </w:pPr>
+    </w:lvl>
+    <w:lvl w:ilvl="6" w:tplc="4009000F" w:tentative="1">
+      <w:start w:val="1"/>
+      <w:numFmt w:val="decimal"/>
+      <w:lvlText w:val="%7."/>
+      <w:lvlJc w:val="left"/>
+      <w:pPr>
+        <w:ind w:left="5760" w:hanging="360"/>
+      </w:pPr>
+    </w:lvl>
+    <w:lvl w:ilvl="7" w:tplc="40090019" w:tentative="1">
+      <w:start w:val="1"/>
+      <w:numFmt w:val="lowerLetter"/>
+      <w:lvlText w:val="%8."/>
+      <w:lvlJc w:val="left"/>
+      <w:pPr>
+        <w:ind w:left="6480" w:hanging="360"/>
+      </w:pPr>
+    </w:lvl>
+    <w:lvl w:ilvl="8" w:tplc="4009001B" w:tentative="1">
+      <w:start w:val="1"/>
+      <w:numFmt w:val="lowerRoman"/>
+      <w:lvlText w:val="%9."/>
+      <w:lvlJc w:val="right"/>
+      <w:pPr>
+        <w:ind w:left="7200" w:hanging="180"/>
+      </w:pPr>
+    </w:lvl>
+  </w:abstractNum>
+  <w:abstractNum w:abstractNumId="21" w15:restartNumberingAfterBreak="0">
     <w:nsid w:val="56345A04"/>
     <w:multiLevelType w:val="hybridMultilevel"/>
     <w:tmpl w:val="3CE80142"/>
@@ -2362,7 +4000,7 @@
       </w:pPr>
     </w:lvl>
   </w:abstractNum>
-  <w:abstractNum w:abstractNumId="12" w15:restartNumberingAfterBreak="0">
+  <w:abstractNum w:abstractNumId="22" w15:restartNumberingAfterBreak="0">
     <w:nsid w:val="566A6D09"/>
     <w:multiLevelType w:val="hybridMultilevel"/>
     <w:tmpl w:val="719A9FEA"/>
@@ -2475,7 +4113,7 @@
       </w:rPr>
     </w:lvl>
   </w:abstractNum>
-  <w:abstractNum w:abstractNumId="13" w15:restartNumberingAfterBreak="0">
+  <w:abstractNum w:abstractNumId="23" w15:restartNumberingAfterBreak="0">
     <w:nsid w:val="5875524D"/>
     <w:multiLevelType w:val="hybridMultilevel"/>
     <w:tmpl w:val="B42A3306"/>
@@ -2588,7 +4226,120 @@
       </w:rPr>
     </w:lvl>
   </w:abstractNum>
-  <w:abstractNum w:abstractNumId="14" w15:restartNumberingAfterBreak="0">
+  <w:abstractNum w:abstractNumId="24" w15:restartNumberingAfterBreak="0">
+    <w:nsid w:val="58E874D9"/>
+    <w:multiLevelType w:val="hybridMultilevel"/>
+    <w:tmpl w:val="ED2EA3E0"/>
+    <w:lvl w:ilvl="0" w:tplc="40090001">
+      <w:start w:val="1"/>
+      <w:numFmt w:val="bullet"/>
+      <w:lvlText w:val=""/>
+      <w:lvlJc w:val="left"/>
+      <w:pPr>
+        <w:ind w:left="1080" w:hanging="360"/>
+      </w:pPr>
+      <w:rPr>
+        <w:rFonts w:ascii="Symbol" w:hAnsi="Symbol" w:hint="default"/>
+      </w:rPr>
+    </w:lvl>
+    <w:lvl w:ilvl="1" w:tplc="40090003" w:tentative="1">
+      <w:start w:val="1"/>
+      <w:numFmt w:val="bullet"/>
+      <w:lvlText w:val="o"/>
+      <w:lvlJc w:val="left"/>
+      <w:pPr>
+        <w:ind w:left="1800" w:hanging="360"/>
+      </w:pPr>
+      <w:rPr>
+        <w:rFonts w:ascii="Courier New" w:hAnsi="Courier New" w:cs="Courier New" w:hint="default"/>
+      </w:rPr>
+    </w:lvl>
+    <w:lvl w:ilvl="2" w:tplc="40090005" w:tentative="1">
+      <w:start w:val="1"/>
+      <w:numFmt w:val="bullet"/>
+      <w:lvlText w:val=""/>
+      <w:lvlJc w:val="left"/>
+      <w:pPr>
+        <w:ind w:left="2520" w:hanging="360"/>
+      </w:pPr>
+      <w:rPr>
+        <w:rFonts w:ascii="Wingdings" w:hAnsi="Wingdings" w:hint="default"/>
+      </w:rPr>
+    </w:lvl>
+    <w:lvl w:ilvl="3" w:tplc="40090001" w:tentative="1">
+      <w:start w:val="1"/>
+      <w:numFmt w:val="bullet"/>
+      <w:lvlText w:val=""/>
+      <w:lvlJc w:val="left"/>
+      <w:pPr>
+        <w:ind w:left="3240" w:hanging="360"/>
+      </w:pPr>
+      <w:rPr>
+        <w:rFonts w:ascii="Symbol" w:hAnsi="Symbol" w:hint="default"/>
+      </w:rPr>
+    </w:lvl>
+    <w:lvl w:ilvl="4" w:tplc="40090003" w:tentative="1">
+      <w:start w:val="1"/>
+      <w:numFmt w:val="bullet"/>
+      <w:lvlText w:val="o"/>
+      <w:lvlJc w:val="left"/>
+      <w:pPr>
+        <w:ind w:left="3960" w:hanging="360"/>
+      </w:pPr>
+      <w:rPr>
+        <w:rFonts w:ascii="Courier New" w:hAnsi="Courier New" w:cs="Courier New" w:hint="default"/>
+      </w:rPr>
+    </w:lvl>
+    <w:lvl w:ilvl="5" w:tplc="40090005" w:tentative="1">
+      <w:start w:val="1"/>
+      <w:numFmt w:val="bullet"/>
+      <w:lvlText w:val=""/>
+      <w:lvlJc w:val="left"/>
+      <w:pPr>
+        <w:ind w:left="4680" w:hanging="360"/>
+      </w:pPr>
+      <w:rPr>
+        <w:rFonts w:ascii="Wingdings" w:hAnsi="Wingdings" w:hint="default"/>
+      </w:rPr>
+    </w:lvl>
+    <w:lvl w:ilvl="6" w:tplc="40090001" w:tentative="1">
+      <w:start w:val="1"/>
+      <w:numFmt w:val="bullet"/>
+      <w:lvlText w:val=""/>
+      <w:lvlJc w:val="left"/>
+      <w:pPr>
+        <w:ind w:left="5400" w:hanging="360"/>
+      </w:pPr>
+      <w:rPr>
+        <w:rFonts w:ascii="Symbol" w:hAnsi="Symbol" w:hint="default"/>
+      </w:rPr>
+    </w:lvl>
+    <w:lvl w:ilvl="7" w:tplc="40090003" w:tentative="1">
+      <w:start w:val="1"/>
+      <w:numFmt w:val="bullet"/>
+      <w:lvlText w:val="o"/>
+      <w:lvlJc w:val="left"/>
+      <w:pPr>
+        <w:ind w:left="6120" w:hanging="360"/>
+      </w:pPr>
+      <w:rPr>
+        <w:rFonts w:ascii="Courier New" w:hAnsi="Courier New" w:cs="Courier New" w:hint="default"/>
+      </w:rPr>
+    </w:lvl>
+    <w:lvl w:ilvl="8" w:tplc="40090005" w:tentative="1">
+      <w:start w:val="1"/>
+      <w:numFmt w:val="bullet"/>
+      <w:lvlText w:val=""/>
+      <w:lvlJc w:val="left"/>
+      <w:pPr>
+        <w:ind w:left="6840" w:hanging="360"/>
+      </w:pPr>
+      <w:rPr>
+        <w:rFonts w:ascii="Wingdings" w:hAnsi="Wingdings" w:hint="default"/>
+      </w:rPr>
+    </w:lvl>
+  </w:abstractNum>
+  <w:abstractNum w:abstractNumId="25" w15:restartNumberingAfterBreak="0">
     <w:nsid w:val="60B8405E"/>
     <w:multiLevelType w:val="hybridMultilevel"/>
     <w:tmpl w:val="40BA7E5C"/>
@@ -2701,7 +4452,7 @@
       </w:rPr>
     </w:lvl>
   </w:abstractNum>
-  <w:abstractNum w:abstractNumId="15" w15:restartNumberingAfterBreak="0">
+  <w:abstractNum w:abstractNumId="26" w15:restartNumberingAfterBreak="0">
     <w:nsid w:val="6265091F"/>
     <w:multiLevelType w:val="hybridMultilevel"/>
     <w:tmpl w:val="55D8A4AA"/>
@@ -2814,7 +4565,156 @@
       </w:rPr>
     </w:lvl>
   </w:abstractNum>
-  <w:abstractNum w:abstractNumId="16" w15:restartNumberingAfterBreak="0">
+  <w:abstractNum w:abstractNumId="27" w15:restartNumberingAfterBreak="0">
+    <w:nsid w:val="6EBF5C40"/>
+    <w:multiLevelType w:val="multilevel"/>
+    <w:tmpl w:val="A8A40506"/>
+    <w:lvl w:ilvl="0">
+      <w:start w:val="1"/>
+      <w:numFmt w:val="bullet"/>
+      <w:lvlText w:val=""/>
+      <w:lvlJc w:val="left"/>
+      <w:pPr>
+        <w:tabs>
+          <w:tab w:val="num" w:pos="720"/>
+        </w:tabs>
+        <w:ind w:left="720" w:hanging="360"/>
+      </w:pPr>
+      <w:rPr>
+        <w:rFonts w:ascii="Symbol" w:hAnsi="Symbol" w:hint="default"/>
+        <w:sz w:val="20"/>
+      </w:rPr>
+    </w:lvl>
+    <w:lvl w:ilvl="1" w:tentative="1">
+      <w:start w:val="1"/>
+      <w:numFmt w:val="bullet"/>
+      <w:lvlText w:val=""/>
+      <w:lvlJc w:val="left"/>
+      <w:pPr>
+        <w:tabs>
+          <w:tab w:val="num" w:pos="1440"/>
+        </w:tabs>
+        <w:ind w:left="1440" w:hanging="360"/>
+      </w:pPr>
+      <w:rPr>
+        <w:rFonts w:ascii="Symbol" w:hAnsi="Symbol" w:hint="default"/>
+        <w:sz w:val="20"/>
+      </w:rPr>
+    </w:lvl>
+    <w:lvl w:ilvl="2" w:tentative="1">
+      <w:start w:val="1"/>
+      <w:numFmt w:val="bullet"/>
+      <w:lvlText w:val=""/>
+      <w:lvlJc w:val="left"/>
+      <w:pPr>
+        <w:tabs>
+          <w:tab w:val="num" w:pos="2160"/>
+        </w:tabs>
+        <w:ind w:left="2160" w:hanging="360"/>
+      </w:pPr>
+      <w:rPr>
+        <w:rFonts w:ascii="Symbol" w:hAnsi="Symbol" w:hint="default"/>
+        <w:sz w:val="20"/>
+      </w:rPr>
+    </w:lvl>
+    <w:lvl w:ilvl="3" w:tentative="1">
+      <w:start w:val="1"/>
+      <w:numFmt w:val="bullet"/>
+      <w:lvlText w:val=""/>
+      <w:lvlJc w:val="left"/>
+      <w:pPr>
+        <w:tabs>
+          <w:tab w:val="num" w:pos="2880"/>
+        </w:tabs>
+        <w:ind w:left="2880" w:hanging="360"/>
+      </w:pPr>
+      <w:rPr>
+        <w:rFonts w:ascii="Symbol" w:hAnsi="Symbol" w:hint="default"/>
+        <w:sz w:val="20"/>
+      </w:rPr>
+    </w:lvl>
+    <w:lvl w:ilvl="4" w:tentative="1">
+      <w:start w:val="1"/>
+      <w:numFmt w:val="bullet"/>
+      <w:lvlText w:val=""/>
+      <w:lvlJc w:val="left"/>
+      <w:pPr>
+        <w:tabs>
+          <w:tab w:val="num" w:pos="3600"/>
+        </w:tabs>
+        <w:ind w:left="3600" w:hanging="360"/>
+      </w:pPr>
+      <w:rPr>
+        <w:rFonts w:ascii="Symbol" w:hAnsi="Symbol" w:hint="default"/>
+        <w:sz w:val="20"/>
+      </w:rPr>
+    </w:lvl>
+    <w:lvl w:ilvl="5" w:tentative="1">
+      <w:start w:val="1"/>
+      <w:numFmt w:val="bullet"/>
+      <w:lvlText w:val=""/>
+      <w:lvlJc w:val="left"/>
+      <w:pPr>
+        <w:tabs>
+          <w:tab w:val="num" w:pos="4320"/>
+        </w:tabs>
+        <w:ind w:left="4320" w:hanging="360"/>
+      </w:pPr>
+      <w:rPr>
+        <w:rFonts w:ascii="Symbol" w:hAnsi="Symbol" w:hint="default"/>
+        <w:sz w:val="20"/>
+      </w:rPr>
+    </w:lvl>
+    <w:lvl w:ilvl="6" w:tentative="1">
+      <w:start w:val="1"/>
+      <w:numFmt w:val="bullet"/>
+      <w:lvlText w:val=""/>
+      <w:lvlJc w:val="left"/>
+      <w:pPr>
+        <w:tabs>
+          <w:tab w:val="num" w:pos="5040"/>
+        </w:tabs>
+        <w:ind w:left="5040" w:hanging="360"/>
+      </w:pPr>
+      <w:rPr>
+        <w:rFonts w:ascii="Symbol" w:hAnsi="Symbol" w:hint="default"/>
+        <w:sz w:val="20"/>
+      </w:rPr>
+    </w:lvl>
+    <w:lvl w:ilvl="7" w:tentative="1">
+      <w:start w:val="1"/>
+      <w:numFmt w:val="bullet"/>
+      <w:lvlText w:val=""/>
+      <w:lvlJc w:val="left"/>
+      <w:pPr>
+        <w:tabs>
+          <w:tab w:val="num" w:pos="5760"/>
+        </w:tabs>
+        <w:ind w:left="5760" w:hanging="360"/>
+      </w:pPr>
+      <w:rPr>
+        <w:rFonts w:ascii="Symbol" w:hAnsi="Symbol" w:hint="default"/>
+        <w:sz w:val="20"/>
+      </w:rPr>
+    </w:lvl>
+    <w:lvl w:ilvl="8" w:tentative="1">
+      <w:start w:val="1"/>
+      <w:numFmt w:val="bullet"/>
+      <w:lvlText w:val=""/>
+      <w:lvlJc w:val="left"/>
+      <w:pPr>
+        <w:tabs>
+          <w:tab w:val="num" w:pos="6480"/>
+        </w:tabs>
+        <w:ind w:left="6480" w:hanging="360"/>
+      </w:pPr>
+      <w:rPr>
+        <w:rFonts w:ascii="Symbol" w:hAnsi="Symbol" w:hint="default"/>
+        <w:sz w:val="20"/>
+      </w:rPr>
+    </w:lvl>
+  </w:abstractNum>
+  <w:abstractNum w:abstractNumId="28" w15:restartNumberingAfterBreak="0">
     <w:nsid w:val="73CD4E78"/>
     <w:multiLevelType w:val="hybridMultilevel"/>
     <w:tmpl w:val="46B2AFF6"/>
@@ -2927,7 +4827,328 @@
       </w:rPr>
     </w:lvl>
   </w:abstractNum>
-  <w:abstractNum w:abstractNumId="17" w15:restartNumberingAfterBreak="0">
+  <w:abstractNum w:abstractNumId="29" w15:restartNumberingAfterBreak="0">
+    <w:nsid w:val="78063E63"/>
+    <w:multiLevelType w:val="multilevel"/>
+    <w:tmpl w:val="40090027"/>
+    <w:lvl w:ilvl="0">
+      <w:start w:val="1"/>
+      <w:numFmt w:val="upperRoman"/>
+      <w:pStyle w:val="Heading1"/>
+      <w:lvlText w:val="%1."/>
+      <w:lvlJc w:val="left"/>
+      <w:pPr>
+        <w:ind w:left="1276" w:firstLine="0"/>
+      </w:pPr>
+    </w:lvl>
+    <w:lvl w:ilvl="1">
+      <w:start w:val="1"/>
+      <w:numFmt w:val="upperLetter"/>
+      <w:pStyle w:val="Heading2"/>
+      <w:lvlText w:val="%2."/>
+      <w:lvlJc w:val="left"/>
+      <w:pPr>
+        <w:ind w:left="1996" w:firstLine="0"/>
+      </w:pPr>
+    </w:lvl>
+    <w:lvl w:ilvl="2">
+      <w:start w:val="1"/>
+      <w:numFmt w:val="decimal"/>
+      <w:pStyle w:val="Heading3"/>
+      <w:lvlText w:val="%3."/>
+      <w:lvlJc w:val="left"/>
+      <w:pPr>
+        <w:ind w:left="2716" w:firstLine="0"/>
+      </w:pPr>
+    </w:lvl>
+    <w:lvl w:ilvl="3">
+      <w:start w:val="1"/>
+      <w:numFmt w:val="lowerLetter"/>
+      <w:pStyle w:val="Heading4"/>
+      <w:lvlText w:val="%4)"/>
+      <w:lvlJc w:val="left"/>
+      <w:pPr>
+        <w:ind w:left="3436" w:firstLine="0"/>
+      </w:pPr>
+    </w:lvl>
+    <w:lvl w:ilvl="4">
+      <w:start w:val="1"/>
+      <w:numFmt w:val="decimal"/>
+      <w:pStyle w:val="Heading5"/>
+      <w:lvlText w:val="(%5)"/>
+      <w:lvlJc w:val="left"/>
+      <w:pPr>
+        <w:ind w:left="4156" w:firstLine="0"/>
+      </w:pPr>
+    </w:lvl>
+    <w:lvl w:ilvl="5">
+      <w:start w:val="1"/>
+      <w:numFmt w:val="lowerLetter"/>
+      <w:pStyle w:val="Heading6"/>
+      <w:lvlText w:val="(%6)"/>
+      <w:lvlJc w:val="left"/>
+      <w:pPr>
+        <w:ind w:left="4876" w:firstLine="0"/>
+      </w:pPr>
+    </w:lvl>
+    <w:lvl w:ilvl="6">
+      <w:start w:val="1"/>
+      <w:numFmt w:val="lowerRoman"/>
+      <w:pStyle w:val="Heading7"/>
+      <w:lvlText w:val="(%7)"/>
+      <w:lvlJc w:val="left"/>
+      <w:pPr>
+        <w:ind w:left="5596" w:firstLine="0"/>
+      </w:pPr>
+    </w:lvl>
+    <w:lvl w:ilvl="7">
+      <w:start w:val="1"/>
+      <w:numFmt w:val="lowerLetter"/>
+      <w:pStyle w:val="Heading8"/>
+      <w:lvlText w:val="(%8)"/>
+      <w:lvlJc w:val="left"/>
+      <w:pPr>
+        <w:ind w:left="6316" w:firstLine="0"/>
+      </w:pPr>
+    </w:lvl>
+    <w:lvl w:ilvl="8">
+      <w:start w:val="1"/>
+      <w:numFmt w:val="lowerRoman"/>
+      <w:pStyle w:val="Heading9"/>
+      <w:lvlText w:val="(%9)"/>
+      <w:lvlJc w:val="left"/>
+      <w:pPr>
+        <w:ind w:left="7036" w:firstLine="0"/>
+      </w:pPr>
+    </w:lvl>
+  </w:abstractNum>
+  <w:abstractNum w:abstractNumId="30" w15:restartNumberingAfterBreak="0">
+    <w:nsid w:val="7A282157"/>
+    <w:multiLevelType w:val="hybridMultilevel"/>
+    <w:tmpl w:val="801C461C"/>
+    <w:lvl w:ilvl="0" w:tplc="40090001">
+      <w:start w:val="1"/>
+      <w:numFmt w:val="bullet"/>
+      <w:lvlText w:val=""/>
+      <w:lvlJc w:val="left"/>
+      <w:pPr>
+        <w:ind w:left="1647" w:hanging="360"/>
+      </w:pPr>
+      <w:rPr>
+        <w:rFonts w:ascii="Symbol" w:hAnsi="Symbol" w:hint="default"/>
+      </w:rPr>
+    </w:lvl>
+    <w:lvl w:ilvl="1" w:tplc="40090003" w:tentative="1">
+      <w:start w:val="1"/>
+      <w:numFmt w:val="bullet"/>
+      <w:lvlText w:val="o"/>
+      <w:lvlJc w:val="left"/>
+      <w:pPr>
+        <w:ind w:left="2367" w:hanging="360"/>
+      </w:pPr>
+      <w:rPr>
+        <w:rFonts w:ascii="Courier New" w:hAnsi="Courier New" w:cs="Courier New" w:hint="default"/>
+      </w:rPr>
+    </w:lvl>
+    <w:lvl w:ilvl="2" w:tplc="40090005" w:tentative="1">
+      <w:start w:val="1"/>
+      <w:numFmt w:val="bullet"/>
+      <w:lvlText w:val=""/>
+      <w:lvlJc w:val="left"/>
+      <w:pPr>
+        <w:ind w:left="3087" w:hanging="360"/>
+      </w:pPr>
+      <w:rPr>
+        <w:rFonts w:ascii="Wingdings" w:hAnsi="Wingdings" w:hint="default"/>
+      </w:rPr>
+    </w:lvl>
+    <w:lvl w:ilvl="3" w:tplc="40090001" w:tentative="1">
+      <w:start w:val="1"/>
+      <w:numFmt w:val="bullet"/>
+      <w:lvlText w:val=""/>
+      <w:lvlJc w:val="left"/>
+      <w:pPr>
+        <w:ind w:left="3807" w:hanging="360"/>
+      </w:pPr>
+      <w:rPr>
+        <w:rFonts w:ascii="Symbol" w:hAnsi="Symbol" w:hint="default"/>
+      </w:rPr>
+    </w:lvl>
+    <w:lvl w:ilvl="4" w:tplc="40090003" w:tentative="1">
+      <w:start w:val="1"/>
+      <w:numFmt w:val="bullet"/>
+      <w:lvlText w:val="o"/>
+      <w:lvlJc w:val="left"/>
+      <w:pPr>
+        <w:ind w:left="4527" w:hanging="360"/>
+      </w:pPr>
+      <w:rPr>
+        <w:rFonts w:ascii="Courier New" w:hAnsi="Courier New" w:cs="Courier New" w:hint="default"/>
+      </w:rPr>
+    </w:lvl>
+    <w:lvl w:ilvl="5" w:tplc="40090005" w:tentative="1">
+      <w:start w:val="1"/>
+      <w:numFmt w:val="bullet"/>
+      <w:lvlText w:val=""/>
+      <w:lvlJc w:val="left"/>
+      <w:pPr>
+        <w:ind w:left="5247" w:hanging="360"/>
+      </w:pPr>
+      <w:rPr>
+        <w:rFonts w:ascii="Wingdings" w:hAnsi="Wingdings" w:hint="default"/>
+      </w:rPr>
+    </w:lvl>
+    <w:lvl w:ilvl="6" w:tplc="40090001" w:tentative="1">
+      <w:start w:val="1"/>
+      <w:numFmt w:val="bullet"/>
+      <w:lvlText w:val=""/>
+      <w:lvlJc w:val="left"/>
+      <w:pPr>
+        <w:ind w:left="5967" w:hanging="360"/>
+      </w:pPr>
+      <w:rPr>
+        <w:rFonts w:ascii="Symbol" w:hAnsi="Symbol" w:hint="default"/>
+      </w:rPr>
+    </w:lvl>
+    <w:lvl w:ilvl="7" w:tplc="40090003" w:tentative="1">
+      <w:start w:val="1"/>
+      <w:numFmt w:val="bullet"/>
+      <w:lvlText w:val="o"/>
+      <w:lvlJc w:val="left"/>
+      <w:pPr>
+        <w:ind w:left="6687" w:hanging="360"/>
+      </w:pPr>
+      <w:rPr>
+        <w:rFonts w:ascii="Courier New" w:hAnsi="Courier New" w:cs="Courier New" w:hint="default"/>
+      </w:rPr>
+    </w:lvl>
+    <w:lvl w:ilvl="8" w:tplc="40090005" w:tentative="1">
+      <w:start w:val="1"/>
+      <w:numFmt w:val="bullet"/>
+      <w:lvlText w:val=""/>
+      <w:lvlJc w:val="left"/>
+      <w:pPr>
+        <w:ind w:left="7407" w:hanging="360"/>
+      </w:pPr>
+      <w:rPr>
+        <w:rFonts w:ascii="Wingdings" w:hAnsi="Wingdings" w:hint="default"/>
+      </w:rPr>
+    </w:lvl>
+  </w:abstractNum>
+  <w:abstractNum w:abstractNumId="31" w15:restartNumberingAfterBreak="0">
+    <w:nsid w:val="7D25423D"/>
+    <w:multiLevelType w:val="hybridMultilevel"/>
+    <w:tmpl w:val="A06AAF5C"/>
+    <w:lvl w:ilvl="0" w:tplc="40090001">
+      <w:start w:val="1"/>
+      <w:numFmt w:val="bullet"/>
+      <w:lvlText w:val=""/>
+      <w:lvlJc w:val="left"/>
+      <w:pPr>
+        <w:ind w:left="1647" w:hanging="360"/>
+      </w:pPr>
+      <w:rPr>
+        <w:rFonts w:ascii="Symbol" w:hAnsi="Symbol" w:hint="default"/>
+      </w:rPr>
+    </w:lvl>
+    <w:lvl w:ilvl="1" w:tplc="40090003" w:tentative="1">
+      <w:start w:val="1"/>
+      <w:numFmt w:val="bullet"/>
+      <w:lvlText w:val="o"/>
+      <w:lvlJc w:val="left"/>
+      <w:pPr>
+        <w:ind w:left="2367" w:hanging="360"/>
+      </w:pPr>
+      <w:rPr>
+        <w:rFonts w:ascii="Courier New" w:hAnsi="Courier New" w:cs="Courier New" w:hint="default"/>
+      </w:rPr>
+    </w:lvl>
+    <w:lvl w:ilvl="2" w:tplc="40090005" w:tentative="1">
+      <w:start w:val="1"/>
+      <w:numFmt w:val="bullet"/>
+      <w:lvlText w:val=""/>
+      <w:lvlJc w:val="left"/>
+      <w:pPr>
+        <w:ind w:left="3087" w:hanging="360"/>
+      </w:pPr>
+      <w:rPr>
+        <w:rFonts w:ascii="Wingdings" w:hAnsi="Wingdings" w:hint="default"/>
+      </w:rPr>
+    </w:lvl>
+    <w:lvl w:ilvl="3" w:tplc="40090001" w:tentative="1">
+      <w:start w:val="1"/>
+      <w:numFmt w:val="bullet"/>
+      <w:lvlText w:val=""/>
+      <w:lvlJc w:val="left"/>
+      <w:pPr>
+        <w:ind w:left="3807" w:hanging="360"/>
+      </w:pPr>
+      <w:rPr>
+        <w:rFonts w:ascii="Symbol" w:hAnsi="Symbol" w:hint="default"/>
+      </w:rPr>
+    </w:lvl>
+    <w:lvl w:ilvl="4" w:tplc="40090003" w:tentative="1">
+      <w:start w:val="1"/>
+      <w:numFmt w:val="bullet"/>
+      <w:lvlText w:val="o"/>
+      <w:lvlJc w:val="left"/>
+      <w:pPr>
+        <w:ind w:left="4527" w:hanging="360"/>
+      </w:pPr>
+      <w:rPr>
+        <w:rFonts w:ascii="Courier New" w:hAnsi="Courier New" w:cs="Courier New" w:hint="default"/>
+      </w:rPr>
+    </w:lvl>
+    <w:lvl w:ilvl="5" w:tplc="40090005" w:tentative="1">
+      <w:start w:val="1"/>
+      <w:numFmt w:val="bullet"/>
+      <w:lvlText w:val=""/>
+      <w:lvlJc w:val="left"/>
+      <w:pPr>
+        <w:ind w:left="5247" w:hanging="360"/>
+      </w:pPr>
+      <w:rPr>
+        <w:rFonts w:ascii="Wingdings" w:hAnsi="Wingdings" w:hint="default"/>
+      </w:rPr>
+    </w:lvl>
+    <w:lvl w:ilvl="6" w:tplc="40090001" w:tentative="1">
+      <w:start w:val="1"/>
+      <w:numFmt w:val="bullet"/>
+      <w:lvlText w:val=""/>
+      <w:lvlJc w:val="left"/>
+      <w:pPr>
+        <w:ind w:left="5967" w:hanging="360"/>
+      </w:pPr>
+      <w:rPr>
+        <w:rFonts w:ascii="Symbol" w:hAnsi="Symbol" w:hint="default"/>
+      </w:rPr>
+    </w:lvl>
+    <w:lvl w:ilvl="7" w:tplc="40090003" w:tentative="1">
+      <w:start w:val="1"/>
+      <w:numFmt w:val="bullet"/>
+      <w:lvlText w:val="o"/>
+      <w:lvlJc w:val="left"/>
+      <w:pPr>
+        <w:ind w:left="6687" w:hanging="360"/>
+      </w:pPr>
+      <w:rPr>
+        <w:rFonts w:ascii="Courier New" w:hAnsi="Courier New" w:cs="Courier New" w:hint="default"/>
+      </w:rPr>
+    </w:lvl>
+    <w:lvl w:ilvl="8" w:tplc="40090005" w:tentative="1">
+      <w:start w:val="1"/>
+      <w:numFmt w:val="bullet"/>
+      <w:lvlText w:val=""/>
+      <w:lvlJc w:val="left"/>
+      <w:pPr>
+        <w:ind w:left="7407" w:hanging="360"/>
+      </w:pPr>
+      <w:rPr>
+        <w:rFonts w:ascii="Wingdings" w:hAnsi="Wingdings" w:hint="default"/>
+      </w:rPr>
+    </w:lvl>
+  </w:abstractNum>
+  <w:abstractNum w:abstractNumId="32" w15:restartNumberingAfterBreak="0">
     <w:nsid w:val="7F320518"/>
     <w:multiLevelType w:val="hybridMultilevel"/>
     <w:tmpl w:val="38384278"/>
@@ -3040,59 +5261,211 @@
       </w:rPr>
     </w:lvl>
   </w:abstractNum>
+  <w:abstractNum w:abstractNumId="33" w15:restartNumberingAfterBreak="0">
+    <w:nsid w:val="7FC87059"/>
+    <w:multiLevelType w:val="hybridMultilevel"/>
+    <w:tmpl w:val="CFA6B556"/>
+    <w:lvl w:ilvl="0" w:tplc="40090013">
+      <w:start w:val="1"/>
+      <w:numFmt w:val="upperRoman"/>
+      <w:lvlText w:val="%1."/>
+      <w:lvlJc w:val="right"/>
+      <w:pPr>
+        <w:ind w:left="720" w:hanging="360"/>
+      </w:pPr>
+    </w:lvl>
+    <w:lvl w:ilvl="1" w:tplc="40090019" w:tentative="1">
+      <w:start w:val="1"/>
+      <w:numFmt w:val="lowerLetter"/>
+      <w:lvlText w:val="%2."/>
+      <w:lvlJc w:val="left"/>
+      <w:pPr>
+        <w:ind w:left="1440" w:hanging="360"/>
+      </w:pPr>
+    </w:lvl>
+    <w:lvl w:ilvl="2" w:tplc="4009001B" w:tentative="1">
+      <w:start w:val="1"/>
+      <w:numFmt w:val="lowerRoman"/>
+      <w:lvlText w:val="%3."/>
+      <w:lvlJc w:val="right"/>
+      <w:pPr>
+        <w:ind w:left="2160" w:hanging="180"/>
+      </w:pPr>
+    </w:lvl>
+    <w:lvl w:ilvl="3" w:tplc="4009000F" w:tentative="1">
+      <w:start w:val="1"/>
+      <w:numFmt w:val="decimal"/>
+      <w:lvlText w:val="%4."/>
+      <w:lvlJc w:val="left"/>
+      <w:pPr>
+        <w:ind w:left="2880" w:hanging="360"/>
+      </w:pPr>
+    </w:lvl>
+    <w:lvl w:ilvl="4" w:tplc="40090019" w:tentative="1">
+      <w:start w:val="1"/>
+      <w:numFmt w:val="lowerLetter"/>
+      <w:lvlText w:val="%5."/>
+      <w:lvlJc w:val="left"/>
+      <w:pPr>
+        <w:ind w:left="3600" w:hanging="360"/>
+      </w:pPr>
+    </w:lvl>
+    <w:lvl w:ilvl="5" w:tplc="4009001B" w:tentative="1">
+      <w:start w:val="1"/>
+      <w:numFmt w:val="lowerRoman"/>
+      <w:lvlText w:val="%6."/>
+      <w:lvlJc w:val="right"/>
+      <w:pPr>
+        <w:ind w:left="4320" w:hanging="180"/>
+      </w:pPr>
+    </w:lvl>
+    <w:lvl w:ilvl="6" w:tplc="4009000F" w:tentative="1">
+      <w:start w:val="1"/>
+      <w:numFmt w:val="decimal"/>
+      <w:lvlText w:val="%7."/>
+      <w:lvlJc w:val="left"/>
+      <w:pPr>
+        <w:ind w:left="5040" w:hanging="360"/>
+      </w:pPr>
+    </w:lvl>
+    <w:lvl w:ilvl="7" w:tplc="40090019" w:tentative="1">
+      <w:start w:val="1"/>
+      <w:numFmt w:val="lowerLetter"/>
+      <w:lvlText w:val="%8."/>
+      <w:lvlJc w:val="left"/>
+      <w:pPr>
+        <w:ind w:left="5760" w:hanging="360"/>
+      </w:pPr>
+    </w:lvl>
+    <w:lvl w:ilvl="8" w:tplc="4009001B" w:tentative="1">
+      <w:start w:val="1"/>
+      <w:numFmt w:val="lowerRoman"/>
+      <w:lvlText w:val="%9."/>
+      <w:lvlJc w:val="right"/>
+      <w:pPr>
+        <w:ind w:left="6480" w:hanging="180"/>
+      </w:pPr>
+    </w:lvl>
+  </w:abstractNum>
   <w:num w:numId="1" w16cid:durableId="358241699">
+    <w:abstractNumId w:val="8"/>
+  </w:num>
+  <w:num w:numId="2" w16cid:durableId="1346203277">
+    <w:abstractNumId w:val="26"/>
+  </w:num>
+  <w:num w:numId="3" w16cid:durableId="1778791851">
+    <w:abstractNumId w:val="6"/>
+  </w:num>
+  <w:num w:numId="4" w16cid:durableId="1296178174">
+    <w:abstractNumId w:val="9"/>
+  </w:num>
+  <w:num w:numId="5" w16cid:durableId="916212213">
+    <w:abstractNumId w:val="28"/>
+  </w:num>
+  <w:num w:numId="6" w16cid:durableId="943727925">
+    <w:abstractNumId w:val="4"/>
+  </w:num>
+  <w:num w:numId="7" w16cid:durableId="398753094">
+    <w:abstractNumId w:val="14"/>
+  </w:num>
+  <w:num w:numId="8" w16cid:durableId="2044087369">
     <w:abstractNumId w:val="5"/>
   </w:num>
-  <w:num w:numId="2" w16cid:durableId="1346203277">
-    <w:abstractNumId w:val="15"/>
-  </w:num>
-  <w:num w:numId="3" w16cid:durableId="1778791851">
-    <w:abstractNumId w:val="4"/>
-  </w:num>
-  <w:num w:numId="4" w16cid:durableId="1296178174">
-    <w:abstractNumId w:val="6"/>
-  </w:num>
-  <w:num w:numId="5" w16cid:durableId="916212213">
-    <w:abstractNumId w:val="16"/>
-  </w:num>
-  <w:num w:numId="6" w16cid:durableId="943727925">
-    <w:abstractNumId w:val="2"/>
-  </w:num>
-  <w:num w:numId="7" w16cid:durableId="398753094">
-    <w:abstractNumId w:val="9"/>
-  </w:num>
-  <w:num w:numId="8" w16cid:durableId="2044087369">
-    <w:abstractNumId w:val="3"/>
-  </w:num>
   <w:num w:numId="9" w16cid:durableId="363748029">
-    <w:abstractNumId w:val="13"/>
+    <w:abstractNumId w:val="23"/>
   </w:num>
   <w:num w:numId="10" w16cid:durableId="597565461">
-    <w:abstractNumId w:val="17"/>
+    <w:abstractNumId w:val="32"/>
   </w:num>
   <w:num w:numId="11" w16cid:durableId="783770652">
+    <w:abstractNumId w:val="22"/>
+  </w:num>
+  <w:num w:numId="12" w16cid:durableId="2038962142">
+    <w:abstractNumId w:val="25"/>
+  </w:num>
+  <w:num w:numId="13" w16cid:durableId="588200154">
     <w:abstractNumId w:val="12"/>
   </w:num>
-  <w:num w:numId="12" w16cid:durableId="2038962142">
-    <w:abstractNumId w:val="14"/>
-  </w:num>
-  <w:num w:numId="13" w16cid:durableId="588200154">
-    <w:abstractNumId w:val="8"/>
-  </w:num>
   <w:num w:numId="14" w16cid:durableId="1635669952">
-    <w:abstractNumId w:val="7"/>
+    <w:abstractNumId w:val="10"/>
   </w:num>
   <w:num w:numId="15" w16cid:durableId="2056806656">
     <w:abstractNumId w:val="1"/>
   </w:num>
   <w:num w:numId="16" w16cid:durableId="433597594">
-    <w:abstractNumId w:val="10"/>
+    <w:abstractNumId w:val="17"/>
   </w:num>
   <w:num w:numId="17" w16cid:durableId="1941795000">
     <w:abstractNumId w:val="0"/>
   </w:num>
   <w:num w:numId="18" w16cid:durableId="1844053434">
+    <w:abstractNumId w:val="21"/>
+  </w:num>
+  <w:num w:numId="19" w16cid:durableId="632977617">
+    <w:abstractNumId w:val="29"/>
+  </w:num>
+  <w:num w:numId="20" w16cid:durableId="1125584027">
+    <w:abstractNumId w:val="16"/>
+  </w:num>
+  <w:num w:numId="21" w16cid:durableId="2079788961">
+    <w:abstractNumId w:val="15"/>
+  </w:num>
+  <w:num w:numId="22" w16cid:durableId="1609509143">
+    <w:abstractNumId w:val="33"/>
+  </w:num>
+  <w:num w:numId="23" w16cid:durableId="1439713923">
+    <w:abstractNumId w:val="18"/>
+  </w:num>
+  <w:num w:numId="24" w16cid:durableId="106507181">
+    <w:abstractNumId w:val="20"/>
+  </w:num>
+  <w:num w:numId="25" w16cid:durableId="1628125429">
+    <w:abstractNumId w:val="24"/>
+  </w:num>
+  <w:num w:numId="26" w16cid:durableId="323777690">
     <w:abstractNumId w:val="11"/>
+    <w:lvlOverride w:ilvl="0">
+      <w:startOverride w:val="2"/>
+    </w:lvlOverride>
+  </w:num>
+  <w:num w:numId="27" w16cid:durableId="670643327">
+    <w:abstractNumId w:val="7"/>
+    <w:lvlOverride w:ilvl="0">
+      <w:startOverride w:val="2"/>
+    </w:lvlOverride>
+  </w:num>
+  <w:num w:numId="28" w16cid:durableId="794909371">
+    <w:abstractNumId w:val="31"/>
+  </w:num>
+  <w:num w:numId="29" w16cid:durableId="705183147">
+    <w:abstractNumId w:val="30"/>
+  </w:num>
+  <w:num w:numId="30" w16cid:durableId="1366980041">
+    <w:abstractNumId w:val="2"/>
+    <w:lvlOverride w:ilvl="0">
+      <w:startOverride w:val="2"/>
+    </w:lvlOverride>
+  </w:num>
+  <w:num w:numId="31" w16cid:durableId="1988051615">
+    <w:abstractNumId w:val="13"/>
+    <w:lvlOverride w:ilvl="0">
+      <w:startOverride w:val="2"/>
+    </w:lvlOverride>
+  </w:num>
+  <w:num w:numId="32" w16cid:durableId="1895778087">
+    <w:abstractNumId w:val="27"/>
+    <w:lvlOverride w:ilvl="0">
+      <w:startOverride w:val="2"/>
+    </w:lvlOverride>
+  </w:num>
+  <w:num w:numId="33" w16cid:durableId="666592031">
+    <w:abstractNumId w:val="19"/>
+    <w:lvlOverride w:ilvl="0">
+      <w:startOverride w:val="2"/>
+    </w:lvlOverride>
+  </w:num>
+  <w:num w:numId="34" w16cid:durableId="715352017">
+    <w:abstractNumId w:val="3"/>
   </w:num>
 </w:numbering>
 </file>
@@ -3508,6 +5881,9 @@
     <w:pPr>
       <w:keepNext/>
       <w:keepLines/>
+      <w:numPr>
+        <w:numId w:val="19"/>
+      </w:numPr>
       <w:spacing w:before="360" w:after="40" w:line="240" w:lineRule="auto"/>
       <w:outlineLvl w:val="0"/>
     </w:pPr>
@@ -3530,6 +5906,10 @@
     <w:pPr>
       <w:keepNext/>
       <w:keepLines/>
+      <w:numPr>
+        <w:ilvl w:val="1"/>
+        <w:numId w:val="19"/>
+      </w:numPr>
       <w:spacing w:before="80" w:after="0" w:line="240" w:lineRule="auto"/>
       <w:outlineLvl w:val="1"/>
     </w:pPr>
@@ -3553,6 +5933,10 @@
     <w:pPr>
       <w:keepNext/>
       <w:keepLines/>
+      <w:numPr>
+        <w:ilvl w:val="2"/>
+        <w:numId w:val="19"/>
+      </w:numPr>
       <w:spacing w:before="80" w:after="0" w:line="240" w:lineRule="auto"/>
       <w:outlineLvl w:val="2"/>
     </w:pPr>
@@ -3576,6 +5960,10 @@
     <w:pPr>
       <w:keepNext/>
       <w:keepLines/>
+      <w:numPr>
+        <w:ilvl w:val="3"/>
+        <w:numId w:val="19"/>
+      </w:numPr>
       <w:spacing w:before="80" w:after="0"/>
       <w:outlineLvl w:val="3"/>
     </w:pPr>
@@ -3599,6 +5987,10 @@
     <w:pPr>
       <w:keepNext/>
       <w:keepLines/>
+      <w:numPr>
+        <w:ilvl w:val="4"/>
+        <w:numId w:val="19"/>
+      </w:numPr>
       <w:spacing w:before="40" w:after="0"/>
       <w:outlineLvl w:val="4"/>
     </w:pPr>
@@ -3624,6 +6016,10 @@
     <w:pPr>
       <w:keepNext/>
       <w:keepLines/>
+      <w:numPr>
+        <w:ilvl w:val="5"/>
+        <w:numId w:val="19"/>
+      </w:numPr>
       <w:spacing w:before="40" w:after="0"/>
       <w:outlineLvl w:val="5"/>
     </w:pPr>
@@ -3645,6 +6041,10 @@
     <w:pPr>
       <w:keepNext/>
       <w:keepLines/>
+      <w:numPr>
+        <w:ilvl w:val="6"/>
+        <w:numId w:val="19"/>
+      </w:numPr>
       <w:spacing w:before="40" w:after="0"/>
       <w:outlineLvl w:val="6"/>
     </w:pPr>
@@ -3668,6 +6068,10 @@
     <w:pPr>
       <w:keepNext/>
       <w:keepLines/>
+      <w:numPr>
+        <w:ilvl w:val="7"/>
+        <w:numId w:val="19"/>
+      </w:numPr>
       <w:spacing w:before="40" w:after="0"/>
       <w:outlineLvl w:val="7"/>
     </w:pPr>
@@ -3695,6 +6099,10 @@
     <w:pPr>
       <w:keepNext/>
       <w:keepLines/>
+      <w:numPr>
+        <w:ilvl w:val="8"/>
+        <w:numId w:val="19"/>
+      </w:numPr>
       <w:spacing w:before="40" w:after="0"/>
       <w:outlineLvl w:val="8"/>
     </w:pPr>
@@ -4181,6 +6589,29 @@
     <w:uiPriority w:val="99"/>
     <w:rsid w:val="00135792"/>
   </w:style>
+  <w:style w:type="character" w:styleId="Hyperlink">
+    <w:name w:val="Hyperlink"/>
+    <w:basedOn w:val="DefaultParagraphFont"/>
+    <w:uiPriority w:val="99"/>
+    <w:unhideWhenUsed/>
+    <w:rsid w:val="000A6CE4"/>
+    <w:rPr>
+      <w:color w:val="0563C1" w:themeColor="hyperlink"/>
+      <w:u w:val="single"/>
+    </w:rPr>
+  </w:style>
+  <w:style w:type="character" w:styleId="UnresolvedMention">
+    <w:name w:val="Unresolved Mention"/>
+    <w:basedOn w:val="DefaultParagraphFont"/>
+    <w:uiPriority w:val="99"/>
+    <w:semiHidden/>
+    <w:unhideWhenUsed/>
+    <w:rsid w:val="000A6CE4"/>
+    <w:rPr>
+      <w:color w:val="605E5C"/>
+      <w:shd w:val="clear" w:color="auto" w:fill="E1DFDD"/>
+    </w:rPr>
+  </w:style>
 </w:styles>
 </file>
 

--- a/theary/JSintro.docx
+++ b/theary/JSintro.docx
@@ -14,7 +14,19 @@
         <w:rPr>
           <w:color w:val="2F5496" w:themeColor="accent1" w:themeShade="BF"/>
         </w:rPr>
-        <w:t>THEARY ASSIGNMENT</w:t>
+        <w:t>THE</w:t>
+      </w:r>
+      <w:r>
+        <w:rPr>
+          <w:color w:val="2F5496" w:themeColor="accent1" w:themeShade="BF"/>
+        </w:rPr>
+        <w:t>O</w:t>
+      </w:r>
+      <w:r>
+        <w:rPr>
+          <w:color w:val="2F5496" w:themeColor="accent1" w:themeShade="BF"/>
+        </w:rPr>
+        <w:t>RY ASSIGNMENT</w:t>
       </w:r>
     </w:p>
     <w:p>
@@ -274,7 +286,19 @@
         <w:rPr>
           <w:color w:val="2F5496" w:themeColor="accent1" w:themeShade="BF"/>
         </w:rPr>
-        <w:t>THEARY ASSIGNMENT</w:t>
+        <w:t>THE</w:t>
+      </w:r>
+      <w:r>
+        <w:rPr>
+          <w:color w:val="2F5496" w:themeColor="accent1" w:themeShade="BF"/>
+        </w:rPr>
+        <w:t>O</w:t>
+      </w:r>
+      <w:r>
+        <w:rPr>
+          <w:color w:val="2F5496" w:themeColor="accent1" w:themeShade="BF"/>
+        </w:rPr>
+        <w:t>RY ASSIGNMENT</w:t>
       </w:r>
     </w:p>
     <w:p>
@@ -721,7 +745,19 @@
         <w:rPr>
           <w:color w:val="2F5496" w:themeColor="accent1" w:themeShade="BF"/>
         </w:rPr>
-        <w:t>THEARY ASSIGNMEN</w:t>
+        <w:t>THE</w:t>
+      </w:r>
+      <w:r>
+        <w:rPr>
+          <w:color w:val="2F5496" w:themeColor="accent1" w:themeShade="BF"/>
+        </w:rPr>
+        <w:t>O</w:t>
+      </w:r>
+      <w:r>
+        <w:rPr>
+          <w:color w:val="2F5496" w:themeColor="accent1" w:themeShade="BF"/>
+        </w:rPr>
+        <w:t>RY ASSIGNMEN</w:t>
       </w:r>
       <w:r>
         <w:rPr>
@@ -1163,7 +1199,19 @@
       </w:r>
       <w:proofErr w:type="spellEnd"/>
       <w:r>
-        <w:t>&gt; a &gt; b is '+(a&gt;b))</w:t>
+        <w:t xml:space="preserve">&gt; a &gt; b is </w:t>
+      </w:r>
+      <w:r>
+        <w:t>'</w:t>
+      </w:r>
+      <w:r>
+        <w:t xml:space="preserve"> </w:t>
+      </w:r>
+      <w:r>
+        <w:t>+(a&gt;b)</w:t>
+      </w:r>
+      <w:r>
+        <w:t>)</w:t>
       </w:r>
       <w:r>
         <w:t>;</w:t>
@@ -1189,7 +1237,13 @@
       </w:r>
       <w:proofErr w:type="spellEnd"/>
       <w:r>
-        <w:t>&gt; a &lt; b is '+(a&lt;b))</w:t>
+        <w:t>&gt; a &lt; b is '</w:t>
+      </w:r>
+      <w:r>
+        <w:t xml:space="preserve"> </w:t>
+      </w:r>
+      <w:r>
+        <w:t>+(a&lt;b))</w:t>
       </w:r>
       <w:r>
         <w:t>;</w:t>
@@ -1215,7 +1269,13 @@
       </w:r>
       <w:proofErr w:type="spellEnd"/>
       <w:r>
-        <w:t>&gt; a &gt;= b is '+(a&gt;=b))</w:t>
+        <w:t>&gt; a &gt;= b is '</w:t>
+      </w:r>
+      <w:r>
+        <w:t xml:space="preserve"> </w:t>
+      </w:r>
+      <w:r>
+        <w:t>+(a&gt;=b))</w:t>
       </w:r>
       <w:r>
         <w:t>;</w:t>
@@ -1241,7 +1301,13 @@
       </w:r>
       <w:proofErr w:type="spellEnd"/>
       <w:r>
-        <w:t>&gt; a &lt;= b is '+(a&lt;=b))</w:t>
+        <w:t>&gt; a &lt;= b is '</w:t>
+      </w:r>
+      <w:r>
+        <w:t xml:space="preserve"> </w:t>
+      </w:r>
+      <w:r>
+        <w:t>+(a&lt;=b))</w:t>
       </w:r>
       <w:r>
         <w:t>;</w:t>
@@ -1267,7 +1333,13 @@
       </w:r>
       <w:proofErr w:type="spellEnd"/>
       <w:r>
-        <w:t>&gt; a == b is '+(a==b))</w:t>
+        <w:t>&gt; a == b is '</w:t>
+      </w:r>
+      <w:r>
+        <w:t xml:space="preserve"> </w:t>
+      </w:r>
+      <w:r>
+        <w:t>+(a==b))</w:t>
       </w:r>
       <w:r>
         <w:t>;</w:t>
@@ -1293,7 +1365,19 @@
       </w:r>
       <w:proofErr w:type="spellEnd"/>
       <w:r>
-        <w:t>&gt; a === b is '+(a===b))</w:t>
+        <w:t>&gt; a === b is</w:t>
+      </w:r>
+      <w:r>
+        <w:t xml:space="preserve"> </w:t>
+      </w:r>
+      <w:r>
+        <w:t>'</w:t>
+      </w:r>
+      <w:r>
+        <w:t xml:space="preserve"> </w:t>
+      </w:r>
+      <w:r>
+        <w:t>+(a===b))</w:t>
       </w:r>
       <w:r>
         <w:t>;</w:t>
@@ -1327,7 +1411,13 @@
       </w:r>
       <w:proofErr w:type="gramEnd"/>
       <w:r>
-        <w:t>= b is '+(</w:t>
+        <w:t>= b is '</w:t>
+      </w:r>
+      <w:r>
+        <w:t xml:space="preserve"> </w:t>
+      </w:r>
+      <w:r>
+        <w:t>+(</w:t>
       </w:r>
       <w:proofErr w:type="gramStart"/>
       <w:r>
@@ -1570,13 +1660,302 @@
     </w:p>
     <w:p>
       <w:pPr>
-        <w:pStyle w:val="ListParagraph"/>
-        <w:ind w:left="927"/>
-      </w:pPr>
+        <w:pStyle w:val="Heading1"/>
+        <w:rPr>
+          <w:color w:val="2F5496" w:themeColor="accent1" w:themeShade="BF"/>
+        </w:rPr>
+      </w:pPr>
+      <w:r>
+        <w:rPr>
+          <w:color w:val="2F5496" w:themeColor="accent1" w:themeShade="BF"/>
+        </w:rPr>
+        <w:lastRenderedPageBreak/>
+        <w:t>THEORY ASSIGNMENT</w:t>
+      </w:r>
+    </w:p>
+    <w:p>
+      <w:pPr>
+        <w:pStyle w:val="Subtitle"/>
+        <w:ind w:firstLine="720"/>
+      </w:pPr>
+      <w:r>
+        <w:t xml:space="preserve">Control flow </w:t>
+      </w:r>
+      <w:proofErr w:type="gramStart"/>
+      <w:r>
+        <w:t>( if</w:t>
+      </w:r>
+      <w:proofErr w:type="gramEnd"/>
+      <w:r>
+        <w:t xml:space="preserve">-else </w:t>
+      </w:r>
+      <w:proofErr w:type="gramStart"/>
+      <w:r>
+        <w:t>flow ,</w:t>
+      </w:r>
+      <w:proofErr w:type="gramEnd"/>
+      <w:r>
+        <w:t xml:space="preserve"> </w:t>
+      </w:r>
+      <w:proofErr w:type="gramStart"/>
+      <w:r>
+        <w:t>switch )</w:t>
+      </w:r>
+      <w:proofErr w:type="gramEnd"/>
+    </w:p>
+    <w:p>
+      <w:pPr>
+        <w:pStyle w:val="Subtitle"/>
+      </w:pPr>
+      <w:r>
+        <w:tab/>
+        <w:t xml:space="preserve">Question </w:t>
+      </w:r>
+      <w:proofErr w:type="gramStart"/>
+      <w:r>
+        <w:rPr>
+          <w:rStyle w:val="Emphasis"/>
+        </w:rPr>
+        <w:t>1</w:t>
+      </w:r>
+      <w:r>
+        <w:t xml:space="preserve"> :</w:t>
+      </w:r>
+      <w:proofErr w:type="gramEnd"/>
+      <w:r>
+        <w:t xml:space="preserve"> </w:t>
+      </w:r>
     </w:p>
     <w:p>
       <w:pPr>
         <w:ind w:left="720"/>
+      </w:pPr>
+      <w:r>
+        <w:rPr>
+          <w:b/>
+          <w:bCs/>
+        </w:rPr>
+        <w:t>Control</w:t>
+      </w:r>
+      <w:r>
+        <w:rPr>
+          <w:b/>
+          <w:bCs/>
+        </w:rPr>
+        <w:t xml:space="preserve"> flow</w:t>
+      </w:r>
+      <w:r>
+        <w:rPr>
+          <w:b/>
+          <w:bCs/>
+        </w:rPr>
+        <w:t xml:space="preserve"> in </w:t>
+      </w:r>
+      <w:proofErr w:type="gramStart"/>
+      <w:r>
+        <w:rPr>
+          <w:b/>
+          <w:bCs/>
+        </w:rPr>
+        <w:t xml:space="preserve">JS </w:t>
+      </w:r>
+      <w:r>
+        <w:t>:</w:t>
+      </w:r>
+      <w:proofErr w:type="gramEnd"/>
+    </w:p>
+    <w:p>
+      <w:pPr>
+        <w:ind w:left="720"/>
+      </w:pPr>
+      <w:r>
+        <w:t xml:space="preserve"> Control flow statement in </w:t>
+      </w:r>
+      <w:proofErr w:type="spellStart"/>
+      <w:r>
+        <w:t>J</w:t>
+      </w:r>
+      <w:r>
+        <w:t>avascript</w:t>
+      </w:r>
+      <w:proofErr w:type="spellEnd"/>
+      <w:r>
+        <w:t> control the order in which code is executed. These statements allow you to make decisions, repeat tasks, and jump between parts of a program based on specific conditions.</w:t>
+      </w:r>
+    </w:p>
+    <w:p>
+      <w:pPr>
+        <w:ind w:left="720"/>
+        <w:rPr>
+          <w:b/>
+          <w:bCs/>
+        </w:rPr>
+      </w:pPr>
+      <w:r>
+        <w:rPr>
+          <w:b/>
+          <w:bCs/>
+        </w:rPr>
+        <w:t xml:space="preserve">How If-else statements </w:t>
+      </w:r>
+      <w:proofErr w:type="gramStart"/>
+      <w:r>
+        <w:rPr>
+          <w:b/>
+          <w:bCs/>
+        </w:rPr>
+        <w:t>works :</w:t>
+      </w:r>
+      <w:proofErr w:type="gramEnd"/>
+      <w:r>
+        <w:rPr>
+          <w:b/>
+          <w:bCs/>
+        </w:rPr>
+        <w:t xml:space="preserve"> </w:t>
+      </w:r>
+    </w:p>
+    <w:p>
+      <w:pPr>
+        <w:ind w:left="720"/>
+      </w:pPr>
+      <w:r>
+        <w:t xml:space="preserve">The if…else statement provides an alternate block of code to execute if the condition is false. </w:t>
+      </w:r>
+    </w:p>
+    <w:p>
+      <w:pPr>
+        <w:pStyle w:val="Subtitle"/>
+        <w:ind w:firstLine="720"/>
+      </w:pPr>
+      <w:r>
+        <w:t xml:space="preserve">Question </w:t>
+      </w:r>
+      <w:proofErr w:type="gramStart"/>
+      <w:r>
+        <w:rPr>
+          <w:rStyle w:val="Emphasis"/>
+        </w:rPr>
+        <w:t>1</w:t>
+      </w:r>
+      <w:r>
+        <w:t xml:space="preserve"> :</w:t>
+      </w:r>
+      <w:proofErr w:type="gramEnd"/>
+    </w:p>
+    <w:p>
+      <w:pPr>
+        <w:rPr>
+          <w:b/>
+          <w:bCs/>
+        </w:rPr>
+      </w:pPr>
+      <w:r>
+        <w:t xml:space="preserve"> </w:t>
+      </w:r>
+      <w:r>
+        <w:t xml:space="preserve"> </w:t>
+      </w:r>
+      <w:r>
+        <w:tab/>
+      </w:r>
+      <w:r>
+        <w:rPr>
+          <w:b/>
+          <w:bCs/>
+        </w:rPr>
+        <w:t xml:space="preserve">how switch statements work in </w:t>
+      </w:r>
+      <w:proofErr w:type="gramStart"/>
+      <w:r>
+        <w:rPr>
+          <w:b/>
+          <w:bCs/>
+        </w:rPr>
+        <w:t>JavaScript</w:t>
+      </w:r>
+      <w:r>
+        <w:rPr>
+          <w:b/>
+          <w:bCs/>
+        </w:rPr>
+        <w:t xml:space="preserve"> :</w:t>
+      </w:r>
+      <w:proofErr w:type="gramEnd"/>
+      <w:r>
+        <w:rPr>
+          <w:b/>
+          <w:bCs/>
+        </w:rPr>
+        <w:t xml:space="preserve"> </w:t>
+      </w:r>
+    </w:p>
+    <w:p>
+      <w:pPr>
+        <w:ind w:left="720"/>
+      </w:pPr>
+      <w:r>
+        <w:t xml:space="preserve">The switch elements </w:t>
+      </w:r>
+      <w:proofErr w:type="gramStart"/>
+      <w:r>
+        <w:t>evaluates</w:t>
+      </w:r>
+      <w:proofErr w:type="gramEnd"/>
+      <w:r>
+        <w:t xml:space="preserve"> an expression and executes a block of code based on matching cases. It provides an alternative to long if-else chain.</w:t>
+      </w:r>
+    </w:p>
+    <w:p>
+      <w:r>
+        <w:tab/>
+      </w:r>
+      <w:r>
+        <w:t>Use a switch statement instead of if-</w:t>
+      </w:r>
+      <w:proofErr w:type="gramStart"/>
+      <w:r>
+        <w:t>else ?</w:t>
+      </w:r>
+      <w:proofErr w:type="gramEnd"/>
+      <w:r>
+        <w:t xml:space="preserve"> : </w:t>
+      </w:r>
+    </w:p>
+    <w:p>
+      <w:pPr>
+        <w:pStyle w:val="ListParagraph"/>
+        <w:numPr>
+          <w:ilvl w:val="0"/>
+          <w:numId w:val="35"/>
+        </w:numPr>
+      </w:pPr>
+      <w:r>
+        <w:t xml:space="preserve">A switch statement is used when one variable needs to be compared with multiple fixed values. </w:t>
+      </w:r>
+    </w:p>
+    <w:p>
+      <w:pPr>
+        <w:pStyle w:val="ListParagraph"/>
+        <w:numPr>
+          <w:ilvl w:val="0"/>
+          <w:numId w:val="35"/>
+        </w:numPr>
+        <w:rPr>
+          <w:color w:val="2F5496" w:themeColor="accent1" w:themeShade="BF"/>
+        </w:rPr>
+      </w:pPr>
+      <w:r>
+        <w:t>It makes the code cleaner, more readable, and easier to manage than multiple if-else statements. It is commonly used for menus, days, months, and option-based programs.</w:t>
+      </w:r>
+    </w:p>
+    <w:p>
+      <w:pPr>
+        <w:pStyle w:val="ListParagraph"/>
+        <w:ind w:left="785"/>
+        <w:rPr>
+          <w:color w:val="2F5496" w:themeColor="accent1" w:themeShade="BF"/>
+        </w:rPr>
       </w:pPr>
     </w:p>
     <w:sectPr>
@@ -3826,6 +4205,92 @@
     </w:lvl>
   </w:abstractNum>
   <w:abstractNum w:abstractNumId="20" w15:restartNumberingAfterBreak="0">
+    <w:nsid w:val="4E9313E7"/>
+    <w:multiLevelType w:val="hybridMultilevel"/>
+    <w:tmpl w:val="577ED0B4"/>
+    <w:lvl w:ilvl="0" w:tplc="40090013">
+      <w:start w:val="1"/>
+      <w:numFmt w:val="upperRoman"/>
+      <w:lvlText w:val="%1."/>
+      <w:lvlJc w:val="right"/>
+      <w:pPr>
+        <w:ind w:left="1440" w:hanging="360"/>
+      </w:pPr>
+    </w:lvl>
+    <w:lvl w:ilvl="1" w:tplc="40090019" w:tentative="1">
+      <w:start w:val="1"/>
+      <w:numFmt w:val="lowerLetter"/>
+      <w:lvlText w:val="%2."/>
+      <w:lvlJc w:val="left"/>
+      <w:pPr>
+        <w:ind w:left="2160" w:hanging="360"/>
+      </w:pPr>
+    </w:lvl>
+    <w:lvl w:ilvl="2" w:tplc="4009001B" w:tentative="1">
+      <w:start w:val="1"/>
+      <w:numFmt w:val="lowerRoman"/>
+      <w:lvlText w:val="%3."/>
+      <w:lvlJc w:val="right"/>
+      <w:pPr>
+        <w:ind w:left="2880" w:hanging="180"/>
+      </w:pPr>
+    </w:lvl>
+    <w:lvl w:ilvl="3" w:tplc="4009000F" w:tentative="1">
+      <w:start w:val="1"/>
+      <w:numFmt w:val="decimal"/>
+      <w:lvlText w:val="%4."/>
+      <w:lvlJc w:val="left"/>
+      <w:pPr>
+        <w:ind w:left="3600" w:hanging="360"/>
+      </w:pPr>
+    </w:lvl>
+    <w:lvl w:ilvl="4" w:tplc="40090019" w:tentative="1">
+      <w:start w:val="1"/>
+      <w:numFmt w:val="lowerLetter"/>
+      <w:lvlText w:val="%5."/>
+      <w:lvlJc w:val="left"/>
+      <w:pPr>
+        <w:ind w:left="4320" w:hanging="360"/>
+      </w:pPr>
+    </w:lvl>
+    <w:lvl w:ilvl="5" w:tplc="4009001B" w:tentative="1">
+      <w:start w:val="1"/>
+      <w:numFmt w:val="lowerRoman"/>
+      <w:lvlText w:val="%6."/>
+      <w:lvlJc w:val="right"/>
+      <w:pPr>
+        <w:ind w:left="5040" w:hanging="180"/>
+      </w:pPr>
+    </w:lvl>
+    <w:lvl w:ilvl="6" w:tplc="4009000F" w:tentative="1">
+      <w:start w:val="1"/>
+      <w:numFmt w:val="decimal"/>
+      <w:lvlText w:val="%7."/>
+      <w:lvlJc w:val="left"/>
+      <w:pPr>
+        <w:ind w:left="5760" w:hanging="360"/>
+      </w:pPr>
+    </w:lvl>
+    <w:lvl w:ilvl="7" w:tplc="40090019" w:tentative="1">
+      <w:start w:val="1"/>
+      <w:numFmt w:val="lowerLetter"/>
+      <w:lvlText w:val="%8."/>
+      <w:lvlJc w:val="left"/>
+      <w:pPr>
+        <w:ind w:left="6480" w:hanging="360"/>
+      </w:pPr>
+    </w:lvl>
+    <w:lvl w:ilvl="8" w:tplc="4009001B" w:tentative="1">
+      <w:start w:val="1"/>
+      <w:numFmt w:val="lowerRoman"/>
+      <w:lvlText w:val="%9."/>
+      <w:lvlJc w:val="right"/>
+      <w:pPr>
+        <w:ind w:left="7200" w:hanging="180"/>
+      </w:pPr>
+    </w:lvl>
+  </w:abstractNum>
+  <w:abstractNum w:abstractNumId="21" w15:restartNumberingAfterBreak="0">
     <w:nsid w:val="52B36F1D"/>
     <w:multiLevelType w:val="hybridMultilevel"/>
     <w:tmpl w:val="0DC46EAE"/>
@@ -3911,7 +4376,7 @@
       </w:pPr>
     </w:lvl>
   </w:abstractNum>
-  <w:abstractNum w:abstractNumId="21" w15:restartNumberingAfterBreak="0">
+  <w:abstractNum w:abstractNumId="22" w15:restartNumberingAfterBreak="0">
     <w:nsid w:val="56345A04"/>
     <w:multiLevelType w:val="hybridMultilevel"/>
     <w:tmpl w:val="3CE80142"/>
@@ -4000,7 +4465,7 @@
       </w:pPr>
     </w:lvl>
   </w:abstractNum>
-  <w:abstractNum w:abstractNumId="22" w15:restartNumberingAfterBreak="0">
+  <w:abstractNum w:abstractNumId="23" w15:restartNumberingAfterBreak="0">
     <w:nsid w:val="566A6D09"/>
     <w:multiLevelType w:val="hybridMultilevel"/>
     <w:tmpl w:val="719A9FEA"/>
@@ -4113,7 +4578,7 @@
       </w:rPr>
     </w:lvl>
   </w:abstractNum>
-  <w:abstractNum w:abstractNumId="23" w15:restartNumberingAfterBreak="0">
+  <w:abstractNum w:abstractNumId="24" w15:restartNumberingAfterBreak="0">
     <w:nsid w:val="5875524D"/>
     <w:multiLevelType w:val="hybridMultilevel"/>
     <w:tmpl w:val="B42A3306"/>
@@ -4226,7 +4691,7 @@
       </w:rPr>
     </w:lvl>
   </w:abstractNum>
-  <w:abstractNum w:abstractNumId="24" w15:restartNumberingAfterBreak="0">
+  <w:abstractNum w:abstractNumId="25" w15:restartNumberingAfterBreak="0">
     <w:nsid w:val="58E874D9"/>
     <w:multiLevelType w:val="hybridMultilevel"/>
     <w:tmpl w:val="ED2EA3E0"/>
@@ -4339,7 +4804,96 @@
       </w:rPr>
     </w:lvl>
   </w:abstractNum>
-  <w:abstractNum w:abstractNumId="25" w15:restartNumberingAfterBreak="0">
+  <w:abstractNum w:abstractNumId="26" w15:restartNumberingAfterBreak="0">
+    <w:nsid w:val="609D3690"/>
+    <w:multiLevelType w:val="hybridMultilevel"/>
+    <w:tmpl w:val="286ACD52"/>
+    <w:lvl w:ilvl="0" w:tplc="57908AC4">
+      <w:start w:val="1"/>
+      <w:numFmt w:val="upperRoman"/>
+      <w:lvlText w:val="%1."/>
+      <w:lvlJc w:val="right"/>
+      <w:pPr>
+        <w:ind w:left="785" w:hanging="360"/>
+      </w:pPr>
+      <w:rPr>
+        <w:color w:val="0D0D0D" w:themeColor="text1" w:themeTint="F2"/>
+      </w:rPr>
+    </w:lvl>
+    <w:lvl w:ilvl="1" w:tplc="40090019" w:tentative="1">
+      <w:start w:val="1"/>
+      <w:numFmt w:val="lowerLetter"/>
+      <w:lvlText w:val="%2."/>
+      <w:lvlJc w:val="left"/>
+      <w:pPr>
+        <w:ind w:left="1505" w:hanging="360"/>
+      </w:pPr>
+    </w:lvl>
+    <w:lvl w:ilvl="2" w:tplc="4009001B" w:tentative="1">
+      <w:start w:val="1"/>
+      <w:numFmt w:val="lowerRoman"/>
+      <w:lvlText w:val="%3."/>
+      <w:lvlJc w:val="right"/>
+      <w:pPr>
+        <w:ind w:left="2225" w:hanging="180"/>
+      </w:pPr>
+    </w:lvl>
+    <w:lvl w:ilvl="3" w:tplc="4009000F" w:tentative="1">
+      <w:start w:val="1"/>
+      <w:numFmt w:val="decimal"/>
+      <w:lvlText w:val="%4."/>
+      <w:lvlJc w:val="left"/>
+      <w:pPr>
+        <w:ind w:left="2945" w:hanging="360"/>
+      </w:pPr>
+    </w:lvl>
+    <w:lvl w:ilvl="4" w:tplc="40090019" w:tentative="1">
+      <w:start w:val="1"/>
+      <w:numFmt w:val="lowerLetter"/>
+      <w:lvlText w:val="%5."/>
+      <w:lvlJc w:val="left"/>
+      <w:pPr>
+        <w:ind w:left="3665" w:hanging="360"/>
+      </w:pPr>
+    </w:lvl>
+    <w:lvl w:ilvl="5" w:tplc="4009001B" w:tentative="1">
+      <w:start w:val="1"/>
+      <w:numFmt w:val="lowerRoman"/>
+      <w:lvlText w:val="%6."/>
+      <w:lvlJc w:val="right"/>
+      <w:pPr>
+        <w:ind w:left="4385" w:hanging="180"/>
+      </w:pPr>
+    </w:lvl>
+    <w:lvl w:ilvl="6" w:tplc="4009000F" w:tentative="1">
+      <w:start w:val="1"/>
+      <w:numFmt w:val="decimal"/>
+      <w:lvlText w:val="%7."/>
+      <w:lvlJc w:val="left"/>
+      <w:pPr>
+        <w:ind w:left="5105" w:hanging="360"/>
+      </w:pPr>
+    </w:lvl>
+    <w:lvl w:ilvl="7" w:tplc="40090019" w:tentative="1">
+      <w:start w:val="1"/>
+      <w:numFmt w:val="lowerLetter"/>
+      <w:lvlText w:val="%8."/>
+      <w:lvlJc w:val="left"/>
+      <w:pPr>
+        <w:ind w:left="5825" w:hanging="360"/>
+      </w:pPr>
+    </w:lvl>
+    <w:lvl w:ilvl="8" w:tplc="4009001B" w:tentative="1">
+      <w:start w:val="1"/>
+      <w:numFmt w:val="lowerRoman"/>
+      <w:lvlText w:val="%9."/>
+      <w:lvlJc w:val="right"/>
+      <w:pPr>
+        <w:ind w:left="6545" w:hanging="180"/>
+      </w:pPr>
+    </w:lvl>
+  </w:abstractNum>
+  <w:abstractNum w:abstractNumId="27" w15:restartNumberingAfterBreak="0">
     <w:nsid w:val="60B8405E"/>
     <w:multiLevelType w:val="hybridMultilevel"/>
     <w:tmpl w:val="40BA7E5C"/>
@@ -4452,7 +5006,7 @@
       </w:rPr>
     </w:lvl>
   </w:abstractNum>
-  <w:abstractNum w:abstractNumId="26" w15:restartNumberingAfterBreak="0">
+  <w:abstractNum w:abstractNumId="28" w15:restartNumberingAfterBreak="0">
     <w:nsid w:val="6265091F"/>
     <w:multiLevelType w:val="hybridMultilevel"/>
     <w:tmpl w:val="55D8A4AA"/>
@@ -4565,7 +5119,7 @@
       </w:rPr>
     </w:lvl>
   </w:abstractNum>
-  <w:abstractNum w:abstractNumId="27" w15:restartNumberingAfterBreak="0">
+  <w:abstractNum w:abstractNumId="29" w15:restartNumberingAfterBreak="0">
     <w:nsid w:val="6EBF5C40"/>
     <w:multiLevelType w:val="multilevel"/>
     <w:tmpl w:val="A8A40506"/>
@@ -4714,7 +5268,7 @@
       </w:rPr>
     </w:lvl>
   </w:abstractNum>
-  <w:abstractNum w:abstractNumId="28" w15:restartNumberingAfterBreak="0">
+  <w:abstractNum w:abstractNumId="30" w15:restartNumberingAfterBreak="0">
     <w:nsid w:val="73CD4E78"/>
     <w:multiLevelType w:val="hybridMultilevel"/>
     <w:tmpl w:val="46B2AFF6"/>
@@ -4827,7 +5381,7 @@
       </w:rPr>
     </w:lvl>
   </w:abstractNum>
-  <w:abstractNum w:abstractNumId="29" w15:restartNumberingAfterBreak="0">
+  <w:abstractNum w:abstractNumId="31" w15:restartNumberingAfterBreak="0">
     <w:nsid w:val="78063E63"/>
     <w:multiLevelType w:val="multilevel"/>
     <w:tmpl w:val="40090027"/>
@@ -4922,7 +5476,7 @@
       </w:pPr>
     </w:lvl>
   </w:abstractNum>
-  <w:abstractNum w:abstractNumId="30" w15:restartNumberingAfterBreak="0">
+  <w:abstractNum w:abstractNumId="32" w15:restartNumberingAfterBreak="0">
     <w:nsid w:val="7A282157"/>
     <w:multiLevelType w:val="hybridMultilevel"/>
     <w:tmpl w:val="801C461C"/>
@@ -5035,7 +5589,7 @@
       </w:rPr>
     </w:lvl>
   </w:abstractNum>
-  <w:abstractNum w:abstractNumId="31" w15:restartNumberingAfterBreak="0">
+  <w:abstractNum w:abstractNumId="33" w15:restartNumberingAfterBreak="0">
     <w:nsid w:val="7D25423D"/>
     <w:multiLevelType w:val="hybridMultilevel"/>
     <w:tmpl w:val="A06AAF5C"/>
@@ -5148,7 +5702,7 @@
       </w:rPr>
     </w:lvl>
   </w:abstractNum>
-  <w:abstractNum w:abstractNumId="32" w15:restartNumberingAfterBreak="0">
+  <w:abstractNum w:abstractNumId="34" w15:restartNumberingAfterBreak="0">
     <w:nsid w:val="7F320518"/>
     <w:multiLevelType w:val="hybridMultilevel"/>
     <w:tmpl w:val="38384278"/>
@@ -5261,7 +5815,7 @@
       </w:rPr>
     </w:lvl>
   </w:abstractNum>
-  <w:abstractNum w:abstractNumId="33" w15:restartNumberingAfterBreak="0">
+  <w:abstractNum w:abstractNumId="35" w15:restartNumberingAfterBreak="0">
     <w:nsid w:val="7FC87059"/>
     <w:multiLevelType w:val="hybridMultilevel"/>
     <w:tmpl w:val="CFA6B556"/>
@@ -5351,7 +5905,7 @@
     <w:abstractNumId w:val="8"/>
   </w:num>
   <w:num w:numId="2" w16cid:durableId="1346203277">
-    <w:abstractNumId w:val="26"/>
+    <w:abstractNumId w:val="28"/>
   </w:num>
   <w:num w:numId="3" w16cid:durableId="1778791851">
     <w:abstractNumId w:val="6"/>
@@ -5360,7 +5914,7 @@
     <w:abstractNumId w:val="9"/>
   </w:num>
   <w:num w:numId="5" w16cid:durableId="916212213">
-    <w:abstractNumId w:val="28"/>
+    <w:abstractNumId w:val="30"/>
   </w:num>
   <w:num w:numId="6" w16cid:durableId="943727925">
     <w:abstractNumId w:val="4"/>
@@ -5372,16 +5926,16 @@
     <w:abstractNumId w:val="5"/>
   </w:num>
   <w:num w:numId="9" w16cid:durableId="363748029">
+    <w:abstractNumId w:val="24"/>
+  </w:num>
+  <w:num w:numId="10" w16cid:durableId="597565461">
+    <w:abstractNumId w:val="34"/>
+  </w:num>
+  <w:num w:numId="11" w16cid:durableId="783770652">
     <w:abstractNumId w:val="23"/>
   </w:num>
-  <w:num w:numId="10" w16cid:durableId="597565461">
-    <w:abstractNumId w:val="32"/>
-  </w:num>
-  <w:num w:numId="11" w16cid:durableId="783770652">
-    <w:abstractNumId w:val="22"/>
-  </w:num>
   <w:num w:numId="12" w16cid:durableId="2038962142">
-    <w:abstractNumId w:val="25"/>
+    <w:abstractNumId w:val="27"/>
   </w:num>
   <w:num w:numId="13" w16cid:durableId="588200154">
     <w:abstractNumId w:val="12"/>
@@ -5399,10 +5953,10 @@
     <w:abstractNumId w:val="0"/>
   </w:num>
   <w:num w:numId="18" w16cid:durableId="1844053434">
-    <w:abstractNumId w:val="21"/>
+    <w:abstractNumId w:val="22"/>
   </w:num>
   <w:num w:numId="19" w16cid:durableId="632977617">
-    <w:abstractNumId w:val="29"/>
+    <w:abstractNumId w:val="31"/>
   </w:num>
   <w:num w:numId="20" w16cid:durableId="1125584027">
     <w:abstractNumId w:val="16"/>
@@ -5411,16 +5965,16 @@
     <w:abstractNumId w:val="15"/>
   </w:num>
   <w:num w:numId="22" w16cid:durableId="1609509143">
-    <w:abstractNumId w:val="33"/>
+    <w:abstractNumId w:val="35"/>
   </w:num>
   <w:num w:numId="23" w16cid:durableId="1439713923">
     <w:abstractNumId w:val="18"/>
   </w:num>
   <w:num w:numId="24" w16cid:durableId="106507181">
-    <w:abstractNumId w:val="20"/>
+    <w:abstractNumId w:val="21"/>
   </w:num>
   <w:num w:numId="25" w16cid:durableId="1628125429">
-    <w:abstractNumId w:val="24"/>
+    <w:abstractNumId w:val="25"/>
   </w:num>
   <w:num w:numId="26" w16cid:durableId="323777690">
     <w:abstractNumId w:val="11"/>
@@ -5435,10 +5989,10 @@
     </w:lvlOverride>
   </w:num>
   <w:num w:numId="28" w16cid:durableId="794909371">
-    <w:abstractNumId w:val="31"/>
+    <w:abstractNumId w:val="33"/>
   </w:num>
   <w:num w:numId="29" w16cid:durableId="705183147">
-    <w:abstractNumId w:val="30"/>
+    <w:abstractNumId w:val="32"/>
   </w:num>
   <w:num w:numId="30" w16cid:durableId="1366980041">
     <w:abstractNumId w:val="2"/>
@@ -5453,7 +6007,7 @@
     </w:lvlOverride>
   </w:num>
   <w:num w:numId="32" w16cid:durableId="1895778087">
-    <w:abstractNumId w:val="27"/>
+    <w:abstractNumId w:val="29"/>
     <w:lvlOverride w:ilvl="0">
       <w:startOverride w:val="2"/>
     </w:lvlOverride>
@@ -5466,6 +6020,12 @@
   </w:num>
   <w:num w:numId="34" w16cid:durableId="715352017">
     <w:abstractNumId w:val="3"/>
+  </w:num>
+  <w:num w:numId="35" w16cid:durableId="182477859">
+    <w:abstractNumId w:val="26"/>
+  </w:num>
+  <w:num w:numId="36" w16cid:durableId="1154682241">
+    <w:abstractNumId w:val="20"/>
   </w:num>
 </w:numbering>
 </file>
